--- a/09-通信电路/05-其他通信电路/混频器电路/混频器电路.docx
+++ b/09-通信电路/05-其他通信电路/混频器电路/混频器电路.docx
@@ -2345,6 +2345,20 @@
     </w:p>
     <w:bookmarkEnd w:id="26"/>
     <w:bookmarkEnd w:id="27"/>
+    <w:p>
+      <w:pPr>
+        <w:spacing w:before="360"/>
+        <w:jc w:val="center"/>
+      </w:pPr>
+      <w:r>
+        <w:rPr>
+          <w:rFonts w:ascii="Times New Roman" w:hAnsi="Times New Roman"/>
+          <w:color w:val="555555"/>
+          <w:sz w:val="21"/>
+        </w:rPr>
+        <w:t>材料收集者：杜文杰</w:t>
+      </w:r>
+    </w:p>
     <w:sectPr>
       <w:headerReference r:id="rId9" w:type="default"/>
       <w:footerReference r:id="rId10" w:type="default"/>

--- a/09-通信电路/05-其他通信电路/混频器电路/混频器电路.docx
+++ b/09-通信电路/05-其他通信电路/混频器电路/混频器电路.docx
@@ -1,6 +1,6 @@
 
 <file path=word/document.xml><?xml version="1.0" encoding="utf-8"?>
-<w:document xmlns:w="http://schemas.openxmlformats.org/wordprocessingml/2006/main" xmlns:m="http://schemas.openxmlformats.org/officeDocument/2006/math" xmlns:r="http://schemas.openxmlformats.org/officeDocument/2006/relationships" xmlns:o="urn:schemas-microsoft-com:office:office" xmlns:v="urn:schemas-microsoft-com:vml" xmlns:w10="urn:schemas-microsoft-com:office:word" xmlns:a="http://schemas.openxmlformats.org/drawingml/2006/main" xmlns:pic="http://schemas.openxmlformats.org/drawingml/2006/picture" xmlns:wp="http://schemas.openxmlformats.org/drawingml/2006/wordprocessingDrawing">
+<w:document xmlns:m="http://schemas.openxmlformats.org/officeDocument/2006/math" xmlns:r="http://schemas.openxmlformats.org/officeDocument/2006/relationships" xmlns:w="http://schemas.openxmlformats.org/wordprocessingml/2006/main" xmlns:o="urn:schemas-microsoft-com:office:office" xmlns:v="urn:schemas-microsoft-com:vml" xmlns:w10="urn:schemas-microsoft-com:office:word" xmlns:a="http://schemas.openxmlformats.org/drawingml/2006/main" xmlns:pic="http://schemas.openxmlformats.org/drawingml/2006/picture" xmlns:wp="http://schemas.openxmlformats.org/drawingml/2006/wordprocessingDrawing">
   <w:body>
     <w:bookmarkStart w:id="27" w:name="混频器电路"/>
     <w:p>
@@ -9,7 +9,7 @@
       </w:pPr>
       <w:r>
         <w:rPr>
-          <w:rFonts w:hint="eastAsia"/>
+          <w:rFonts w:hint="eastAsia" w:eastAsia="黑体"/>
         </w:rPr>
         <w:t xml:space="preserve">混频器电路</w:t>
       </w:r>
@@ -21,7 +21,7 @@
       </w:pPr>
       <w:r>
         <w:rPr>
-          <w:rFonts w:hint="eastAsia"/>
+          <w:rFonts w:hint="eastAsia" w:eastAsia="黑体"/>
         </w:rPr>
         <w:t xml:space="preserve">拓扑描述</w:t>
       </w:r>
@@ -32,16 +32,19 @@
       </w:pPr>
       <w:r>
         <w:rPr>
-          <w:rFonts w:hint="eastAsia"/>
+          <w:rFonts w:hint="eastAsia" w:eastAsia="黑体"/>
         </w:rPr>
         <w:t xml:space="preserve">混频器由</w:t>
       </w:r>
       <w:r>
+        <w:rPr>
+          <w:rFonts w:eastAsia="黑体"/>
+        </w:rPr>
         <w:t xml:space="preserve"> </w:t>
       </w:r>
       <w:r>
         <w:rPr>
-          <w:rFonts w:hint="eastAsia"/>
+          <w:rFonts w:hint="eastAsia" w:eastAsia="黑体"/>
           <w:b/>
           <w:bCs/>
         </w:rPr>
@@ -49,26 +52,33 @@
       </w:r>
       <w:r>
         <w:rPr>
+          <w:rFonts w:eastAsia="黑体"/>
           <w:b/>
           <w:bCs/>
         </w:rPr>
         <w:t xml:space="preserve"> LO</w:t>
       </w:r>
       <w:r>
+        <w:rPr>
+          <w:rFonts w:eastAsia="黑体"/>
+        </w:rPr>
         <w:t xml:space="preserve"> </w:t>
       </w:r>
       <w:r>
         <w:rPr>
-          <w:rFonts w:hint="eastAsia"/>
+          <w:rFonts w:hint="eastAsia" w:eastAsia="黑体"/>
         </w:rPr>
         <w:t xml:space="preserve">与</w:t>
       </w:r>
       <w:r>
+        <w:rPr>
+          <w:rFonts w:eastAsia="黑体"/>
+        </w:rPr>
         <w:t xml:space="preserve"> </w:t>
       </w:r>
       <w:r>
         <w:rPr>
-          <w:rFonts w:hint="eastAsia"/>
+          <w:rFonts w:hint="eastAsia" w:eastAsia="黑体"/>
           <w:b/>
           <w:bCs/>
         </w:rPr>
@@ -76,26 +86,33 @@
       </w:r>
       <w:r>
         <w:rPr>
+          <w:rFonts w:eastAsia="黑体"/>
           <w:b/>
           <w:bCs/>
         </w:rPr>
         <w:t xml:space="preserve"> RF</w:t>
       </w:r>
       <w:r>
+        <w:rPr>
+          <w:rFonts w:eastAsia="黑体"/>
+        </w:rPr>
         <w:t xml:space="preserve"> </w:t>
       </w:r>
       <w:r>
         <w:rPr>
-          <w:rFonts w:hint="eastAsia"/>
+          <w:rFonts w:hint="eastAsia" w:eastAsia="黑体"/>
         </w:rPr>
         <w:t xml:space="preserve">在</w:t>
       </w:r>
       <w:r>
+        <w:rPr>
+          <w:rFonts w:eastAsia="黑体"/>
+        </w:rPr>
         <w:t xml:space="preserve"> </w:t>
       </w:r>
       <w:r>
         <w:rPr>
-          <w:rFonts w:hint="eastAsia"/>
+          <w:rFonts w:hint="eastAsia" w:eastAsia="黑体"/>
           <w:b/>
           <w:bCs/>
         </w:rPr>
@@ -103,6 +120,7 @@
       </w:r>
       <w:r>
         <w:rPr>
+          <w:rFonts w:eastAsia="黑体"/>
           <w:b/>
           <w:bCs/>
         </w:rPr>
@@ -110,36 +128,45 @@
       </w:r>
       <w:r>
         <w:rPr>
-          <w:rFonts w:hint="eastAsia"/>
+          <w:rFonts w:hint="eastAsia" w:eastAsia="黑体"/>
         </w:rPr>
         <w:t xml:space="preserve">（二极管、三极管、FET）或</w:t>
       </w:r>
       <w:r>
+        <w:rPr>
+          <w:rFonts w:eastAsia="黑体"/>
+        </w:rPr>
         <w:t xml:space="preserve"> </w:t>
       </w:r>
       <w:r>
         <w:rPr>
-          <w:rFonts w:hint="eastAsia"/>
+          <w:rFonts w:hint="eastAsia" w:eastAsia="黑体"/>
           <w:b/>
           <w:bCs/>
         </w:rPr>
         <w:t xml:space="preserve">吉尔伯特单元乘法器</w:t>
       </w:r>
       <w:r>
+        <w:rPr>
+          <w:rFonts w:eastAsia="黑体"/>
+        </w:rPr>
         <w:t xml:space="preserve"> </w:t>
       </w:r>
       <w:r>
         <w:rPr>
-          <w:rFonts w:hint="eastAsia"/>
+          <w:rFonts w:hint="eastAsia" w:eastAsia="黑体"/>
         </w:rPr>
         <w:t xml:space="preserve">中相乘，输出</w:t>
       </w:r>
       <w:r>
+        <w:rPr>
+          <w:rFonts w:eastAsia="黑体"/>
+        </w:rPr>
         <w:t xml:space="preserve"> </w:t>
       </w:r>
       <w:r>
         <w:rPr>
-          <w:rFonts w:hint="eastAsia"/>
+          <w:rFonts w:hint="eastAsia" w:eastAsia="黑体"/>
           <w:b/>
           <w:bCs/>
         </w:rPr>
@@ -147,6 +174,7 @@
       </w:r>
       <w:r>
         <w:rPr>
+          <w:rFonts w:eastAsia="黑体"/>
           <w:b/>
           <w:bCs/>
         </w:rPr>
@@ -154,7 +182,7 @@
       </w:r>
       <w:r>
         <w:rPr>
-          <w:rFonts w:hint="eastAsia"/>
+          <w:rFonts w:hint="eastAsia" w:eastAsia="黑体"/>
           <w:b/>
           <w:bCs/>
         </w:rPr>
@@ -162,6 +190,7 @@
       </w:r>
       <w:r>
         <w:rPr>
+          <w:rFonts w:eastAsia="黑体"/>
           <w:b/>
           <w:bCs/>
         </w:rPr>
@@ -169,7 +198,7 @@
       </w:r>
       <w:r>
         <w:rPr>
-          <w:rFonts w:hint="eastAsia"/>
+          <w:rFonts w:hint="eastAsia" w:eastAsia="黑体"/>
           <w:b/>
           <w:bCs/>
         </w:rPr>
@@ -177,42 +206,51 @@
       </w:r>
       <w:r>
         <w:rPr>
-          <w:rFonts w:hint="eastAsia"/>
+          <w:rFonts w:hint="eastAsia" w:eastAsia="黑体"/>
         </w:rPr>
         <w:t xml:space="preserve">，配合</w:t>
       </w:r>
       <w:r>
+        <w:rPr>
+          <w:rFonts w:eastAsia="黑体"/>
+        </w:rPr>
         <w:t xml:space="preserve"> </w:t>
       </w:r>
       <w:r>
         <w:rPr>
-          <w:rFonts w:hint="eastAsia"/>
+          <w:rFonts w:hint="eastAsia" w:eastAsia="黑体"/>
           <w:b/>
           <w:bCs/>
         </w:rPr>
         <w:t xml:space="preserve">滤波网络</w:t>
       </w:r>
       <w:r>
+        <w:rPr>
+          <w:rFonts w:eastAsia="黑体"/>
+        </w:rPr>
         <w:t xml:space="preserve"> </w:t>
       </w:r>
       <w:r>
         <w:rPr>
-          <w:rFonts w:hint="eastAsia"/>
+          <w:rFonts w:hint="eastAsia" w:eastAsia="黑体"/>
         </w:rPr>
         <w:t xml:space="preserve">选出差频/和频。电路共有</w:t>
       </w:r>
       <w:r>
+        <w:rPr>
+          <w:rFonts w:eastAsia="黑体"/>
+        </w:rPr>
         <w:t xml:space="preserve"> 6 </w:t>
       </w:r>
       <w:r>
         <w:rPr>
-          <w:rFonts w:hint="eastAsia"/>
+          <w:rFonts w:hint="eastAsia" w:eastAsia="黑体"/>
         </w:rPr>
         <w:t xml:space="preserve">个关键节点：</w:t>
       </w:r>
       <w:r>
         <w:rPr>
-          <w:rFonts w:hint="eastAsia"/>
+          <w:rFonts w:hint="eastAsia" w:eastAsia="黑体"/>
           <w:b/>
           <w:bCs/>
         </w:rPr>
@@ -220,6 +258,7 @@
       </w:r>
       <w:r>
         <w:rPr>
+          <w:rFonts w:eastAsia="黑体"/>
           <w:b/>
           <w:bCs/>
         </w:rPr>
@@ -227,7 +266,7 @@
       </w:r>
       <w:r>
         <w:rPr>
-          <w:rFonts w:hint="eastAsia"/>
+          <w:rFonts w:hint="eastAsia" w:eastAsia="黑体"/>
           <w:b/>
           <w:bCs/>
         </w:rPr>
@@ -235,13 +274,13 @@
       </w:r>
       <w:r>
         <w:rPr>
-          <w:rFonts w:hint="eastAsia"/>
+          <w:rFonts w:hint="eastAsia" w:eastAsia="黑体"/>
         </w:rPr>
         <w:t xml:space="preserve">；</w:t>
       </w:r>
       <w:r>
         <w:rPr>
-          <w:rFonts w:hint="eastAsia"/>
+          <w:rFonts w:hint="eastAsia" w:eastAsia="黑体"/>
           <w:b/>
           <w:bCs/>
         </w:rPr>
@@ -249,6 +288,7 @@
       </w:r>
       <w:r>
         <w:rPr>
+          <w:rFonts w:eastAsia="黑体"/>
           <w:b/>
           <w:bCs/>
         </w:rPr>
@@ -256,7 +296,7 @@
       </w:r>
       <w:r>
         <w:rPr>
-          <w:rFonts w:hint="eastAsia"/>
+          <w:rFonts w:hint="eastAsia" w:eastAsia="黑体"/>
           <w:b/>
           <w:bCs/>
         </w:rPr>
@@ -264,13 +304,13 @@
       </w:r>
       <w:r>
         <w:rPr>
-          <w:rFonts w:hint="eastAsia"/>
+          <w:rFonts w:hint="eastAsia" w:eastAsia="黑体"/>
         </w:rPr>
         <w:t xml:space="preserve">；</w:t>
       </w:r>
       <w:r>
         <w:rPr>
-          <w:rFonts w:hint="eastAsia"/>
+          <w:rFonts w:hint="eastAsia" w:eastAsia="黑体"/>
           <w:b/>
           <w:bCs/>
         </w:rPr>
@@ -278,6 +318,7 @@
       </w:r>
       <w:r>
         <w:rPr>
+          <w:rFonts w:eastAsia="黑体"/>
           <w:b/>
           <w:bCs/>
         </w:rPr>
@@ -285,7 +326,7 @@
       </w:r>
       <w:r>
         <w:rPr>
-          <w:rFonts w:hint="eastAsia"/>
+          <w:rFonts w:hint="eastAsia" w:eastAsia="黑体"/>
           <w:b/>
           <w:bCs/>
         </w:rPr>
@@ -293,13 +334,13 @@
       </w:r>
       <w:r>
         <w:rPr>
-          <w:rFonts w:hint="eastAsia"/>
+          <w:rFonts w:hint="eastAsia" w:eastAsia="黑体"/>
         </w:rPr>
         <w:t xml:space="preserve">（非线性器件端口/乘法器输入）；</w:t>
       </w:r>
       <w:r>
         <w:rPr>
-          <w:rFonts w:hint="eastAsia"/>
+          <w:rFonts w:hint="eastAsia" w:eastAsia="黑体"/>
           <w:b/>
           <w:bCs/>
         </w:rPr>
@@ -307,6 +348,7 @@
       </w:r>
       <w:r>
         <w:rPr>
+          <w:rFonts w:eastAsia="黑体"/>
           <w:b/>
           <w:bCs/>
         </w:rPr>
@@ -314,7 +356,7 @@
       </w:r>
       <w:r>
         <w:rPr>
-          <w:rFonts w:hint="eastAsia"/>
+          <w:rFonts w:hint="eastAsia" w:eastAsia="黑体"/>
           <w:b/>
           <w:bCs/>
         </w:rPr>
@@ -322,13 +364,13 @@
       </w:r>
       <w:r>
         <w:rPr>
-          <w:rFonts w:hint="eastAsia"/>
+          <w:rFonts w:hint="eastAsia" w:eastAsia="黑体"/>
         </w:rPr>
         <w:t xml:space="preserve">；</w:t>
       </w:r>
       <w:r>
         <w:rPr>
-          <w:rFonts w:hint="eastAsia"/>
+          <w:rFonts w:hint="eastAsia" w:eastAsia="黑体"/>
           <w:b/>
           <w:bCs/>
         </w:rPr>
@@ -336,6 +378,7 @@
       </w:r>
       <w:r>
         <w:rPr>
+          <w:rFonts w:eastAsia="黑体"/>
           <w:b/>
           <w:bCs/>
         </w:rPr>
@@ -343,7 +386,7 @@
       </w:r>
       <w:r>
         <w:rPr>
-          <w:rFonts w:hint="eastAsia"/>
+          <w:rFonts w:hint="eastAsia" w:eastAsia="黑体"/>
           <w:b/>
           <w:bCs/>
         </w:rPr>
@@ -351,22 +394,25 @@
       </w:r>
       <w:r>
         <w:rPr>
-          <w:rFonts w:hint="eastAsia"/>
+          <w:rFonts w:hint="eastAsia" w:eastAsia="黑体"/>
         </w:rPr>
         <w:t xml:space="preserve">（VCC</w:t>
       </w:r>
       <w:r>
+        <w:rPr>
+          <w:rFonts w:eastAsia="黑体"/>
+        </w:rPr>
         <w:t xml:space="preserve"> </w:t>
       </w:r>
       <w:r>
         <w:rPr>
-          <w:rFonts w:hint="eastAsia"/>
+          <w:rFonts w:hint="eastAsia" w:eastAsia="黑体"/>
         </w:rPr>
         <w:t xml:space="preserve">或尾电流）；</w:t>
       </w:r>
       <w:r>
         <w:rPr>
-          <w:rFonts w:hint="eastAsia"/>
+          <w:rFonts w:hint="eastAsia" w:eastAsia="黑体"/>
           <w:b/>
           <w:bCs/>
         </w:rPr>
@@ -374,6 +420,7 @@
       </w:r>
       <w:r>
         <w:rPr>
+          <w:rFonts w:eastAsia="黑体"/>
           <w:b/>
           <w:bCs/>
         </w:rPr>
@@ -381,7 +428,7 @@
       </w:r>
       <w:r>
         <w:rPr>
-          <w:rFonts w:hint="eastAsia"/>
+          <w:rFonts w:hint="eastAsia" w:eastAsia="黑体"/>
           <w:b/>
           <w:bCs/>
         </w:rPr>
@@ -389,7 +436,7 @@
       </w:r>
       <w:r>
         <w:rPr>
-          <w:rFonts w:hint="eastAsia"/>
+          <w:rFonts w:hint="eastAsia" w:eastAsia="黑体"/>
         </w:rPr>
         <w:t xml:space="preserve">（GND）。</w:t>
       </w:r>
@@ -398,12 +445,13 @@
       <w:pPr/>
       <w:r>
         <w:rPr>
-          <w:rFonts w:hint="eastAsia"/>
+          <w:rFonts w:hint="eastAsia" w:eastAsia="黑体"/>
         </w:rPr>
         <w:t xml:space="preserve">各器件管脚连接：</w:t>
       </w:r>
       <w:r>
         <w:rPr>
+          <w:rFonts w:eastAsia="黑体"/>
           <w:b/>
           <w:bCs/>
         </w:rPr>
@@ -411,23 +459,27 @@
       </w:r>
       <w:r>
         <w:rPr>
-          <w:rFonts w:hint="eastAsia"/>
+          <w:rFonts w:hint="eastAsia" w:eastAsia="黑体"/>
           <w:b/>
           <w:bCs/>
         </w:rPr>
         <w:t xml:space="preserve">信号</w:t>
       </w:r>
       <w:r>
+        <w:rPr>
+          <w:rFonts w:eastAsia="黑体"/>
+        </w:rPr>
         <w:t xml:space="preserve"> </w:t>
       </w:r>
       <w:r>
         <w:rPr>
-          <w:rFonts w:hint="eastAsia"/>
+          <w:rFonts w:hint="eastAsia" w:eastAsia="黑体"/>
         </w:rPr>
         <w:t xml:space="preserve">经匹配/隔直进入节点①，接混频器件的一输入端口；</w:t>
       </w:r>
       <w:r>
         <w:rPr>
+          <w:rFonts w:eastAsia="黑体"/>
           <w:b/>
           <w:bCs/>
         </w:rPr>
@@ -435,42 +487,51 @@
       </w:r>
       <w:r>
         <w:rPr>
-          <w:rFonts w:hint="eastAsia"/>
+          <w:rFonts w:hint="eastAsia" w:eastAsia="黑体"/>
           <w:b/>
           <w:bCs/>
         </w:rPr>
         <w:t xml:space="preserve">信号</w:t>
       </w:r>
       <w:r>
+        <w:rPr>
+          <w:rFonts w:eastAsia="黑体"/>
+        </w:rPr>
         <w:t xml:space="preserve"> </w:t>
       </w:r>
       <w:r>
         <w:rPr>
-          <w:rFonts w:hint="eastAsia"/>
+          <w:rFonts w:hint="eastAsia" w:eastAsia="黑体"/>
         </w:rPr>
         <w:t xml:space="preserve">接节点②，作为本振激励器件非线性或开关；混频器件把</w:t>
       </w:r>
       <w:r>
+        <w:rPr>
+          <w:rFonts w:eastAsia="黑体"/>
+        </w:rPr>
         <w:t xml:space="preserve"> RF </w:t>
       </w:r>
       <w:r>
         <w:rPr>
-          <w:rFonts w:hint="eastAsia"/>
+          <w:rFonts w:hint="eastAsia" w:eastAsia="黑体"/>
         </w:rPr>
         <w:t xml:space="preserve">与</w:t>
       </w:r>
       <w:r>
+        <w:rPr>
+          <w:rFonts w:eastAsia="黑体"/>
+        </w:rPr>
         <w:t xml:space="preserve"> LO </w:t>
       </w:r>
       <w:r>
         <w:rPr>
-          <w:rFonts w:hint="eastAsia"/>
+          <w:rFonts w:hint="eastAsia" w:eastAsia="黑体"/>
         </w:rPr>
         <w:t xml:space="preserve">相乘，在和频/差频端口（节点④）输出中频分量；</w:t>
       </w:r>
       <w:r>
         <w:rPr>
-          <w:rFonts w:hint="eastAsia"/>
+          <w:rFonts w:hint="eastAsia" w:eastAsia="黑体"/>
           <w:b/>
           <w:bCs/>
         </w:rPr>
@@ -478,20 +539,26 @@
       </w:r>
       <w:r>
         <w:rPr>
-          <w:rFonts w:hint="eastAsia"/>
+          <w:rFonts w:hint="eastAsia" w:eastAsia="黑体"/>
         </w:rPr>
         <w:t xml:space="preserve">（带通/低通滤波器）接在节点④</w:t>
       </w:r>
       <w:r>
+        <w:rPr>
+          <w:rFonts w:eastAsia="黑体"/>
+        </w:rPr>
         <w:t xml:space="preserve"> </w:t>
       </w:r>
       <w:r>
         <w:rPr>
-          <w:rFonts w:hint="eastAsia"/>
+          <w:rFonts w:hint="eastAsia" w:eastAsia="黑体"/>
         </w:rPr>
         <w:t xml:space="preserve">之后，选出所需</w:t>
       </w:r>
       <w:r>
+        <w:rPr>
+          <w:rFonts w:eastAsia="黑体"/>
+        </w:rPr>
         <w:t xml:space="preserve"> </w:t>
       </w:r>
       <m:oMath>
@@ -566,83 +633,110 @@
         </m:r>
       </m:oMath>
       <w:r>
+        <w:rPr>
+          <w:rFonts w:eastAsia="黑体"/>
+        </w:rPr>
         <w:t xml:space="preserve"> </w:t>
       </w:r>
       <w:r>
         <w:rPr>
-          <w:rFonts w:hint="eastAsia"/>
+          <w:rFonts w:hint="eastAsia" w:eastAsia="黑体"/>
         </w:rPr>
         <w:t xml:space="preserve">分量。二极管环混频器由四个</w:t>
       </w:r>
       <w:r>
+        <w:rPr>
+          <w:rFonts w:eastAsia="黑体"/>
+        </w:rPr>
         <w:t xml:space="preserve"> Schottky </w:t>
       </w:r>
       <w:r>
         <w:rPr>
-          <w:rFonts w:hint="eastAsia"/>
+          <w:rFonts w:hint="eastAsia" w:eastAsia="黑体"/>
         </w:rPr>
         <w:t xml:space="preserve">二极管构成，相对角分别接</w:t>
       </w:r>
       <w:r>
+        <w:rPr>
+          <w:rFonts w:eastAsia="黑体"/>
+        </w:rPr>
         <w:t xml:space="preserve"> LO </w:t>
       </w:r>
       <w:r>
         <w:rPr>
-          <w:rFonts w:hint="eastAsia"/>
+          <w:rFonts w:hint="eastAsia" w:eastAsia="黑体"/>
         </w:rPr>
         <w:t xml:space="preserve">与</w:t>
       </w:r>
       <w:r>
+        <w:rPr>
+          <w:rFonts w:eastAsia="黑体"/>
+        </w:rPr>
         <w:t xml:space="preserve"> </w:t>
       </w:r>
       <w:r>
         <w:rPr>
-          <w:rFonts w:hint="eastAsia"/>
+          <w:rFonts w:hint="eastAsia" w:eastAsia="黑体"/>
         </w:rPr>
         <w:t xml:space="preserve">RF、另一对对角经变压器输出</w:t>
       </w:r>
       <w:r>
+        <w:rPr>
+          <w:rFonts w:eastAsia="黑体"/>
+        </w:rPr>
         <w:t xml:space="preserve"> </w:t>
       </w:r>
       <w:r>
         <w:rPr>
-          <w:rFonts w:hint="eastAsia"/>
+          <w:rFonts w:hint="eastAsia" w:eastAsia="黑体"/>
         </w:rPr>
         <w:t xml:space="preserve">IF；有源吉尔伯特乘法器由双差分对（BJT/FET）构成，RF/LO</w:t>
       </w:r>
       <w:r>
+        <w:rPr>
+          <w:rFonts w:eastAsia="黑体"/>
+        </w:rPr>
         <w:t xml:space="preserve"> </w:t>
       </w:r>
       <w:r>
         <w:rPr>
-          <w:rFonts w:hint="eastAsia"/>
+          <w:rFonts w:hint="eastAsia" w:eastAsia="黑体"/>
         </w:rPr>
         <w:t xml:space="preserve">接基极/栅极输入，尾电流如恒流源偏置（节点⑤），集电极/漏极输出</w:t>
       </w:r>
       <w:r>
+        <w:rPr>
+          <w:rFonts w:eastAsia="黑体"/>
+        </w:rPr>
         <w:t xml:space="preserve"> </w:t>
       </w:r>
       <w:r>
         <w:rPr>
-          <w:rFonts w:hint="eastAsia"/>
+          <w:rFonts w:hint="eastAsia" w:eastAsia="黑体"/>
         </w:rPr>
         <w:t xml:space="preserve">IF。电源</w:t>
       </w:r>
       <w:r>
+        <w:rPr>
+          <w:rFonts w:eastAsia="黑体"/>
+        </w:rPr>
         <w:t xml:space="preserve"> VCC </w:t>
       </w:r>
       <w:r>
         <w:rPr>
-          <w:rFonts w:hint="eastAsia"/>
+          <w:rFonts w:hint="eastAsia" w:eastAsia="黑体"/>
         </w:rPr>
         <w:t xml:space="preserve">与地</w:t>
       </w:r>
       <w:r>
+        <w:rPr>
+          <w:rFonts w:eastAsia="黑体"/>
+        </w:rPr>
         <w:t xml:space="preserve"> </w:t>
       </w:r>
       <w:r>
         <w:rPr>
-          <w:rFonts w:hint="eastAsia"/>
+          <w:rFonts w:hint="eastAsia" w:eastAsia="黑体"/>
         </w:rPr>
         <w:t xml:space="preserve">GND（节点⑤/⑥）按各自连接并去耦。</w:t>
       </w:r>
@@ -651,25 +745,31 @@
       <w:pPr/>
       <w:r>
         <w:rPr>
-          <w:rFonts w:hint="eastAsia"/>
+          <w:rFonts w:hint="eastAsia" w:eastAsia="黑体"/>
         </w:rPr>
         <w:t xml:space="preserve">由此构成”RF</w:t>
       </w:r>
       <w:r>
+        <w:rPr>
+          <w:rFonts w:eastAsia="黑体"/>
+        </w:rPr>
         <w:t xml:space="preserve"> </w:t>
       </w:r>
       <w:r>
         <w:rPr>
-          <w:rFonts w:hint="eastAsia"/>
+          <w:rFonts w:hint="eastAsia" w:eastAsia="黑体"/>
         </w:rPr>
         <w:t xml:space="preserve">与</w:t>
       </w:r>
       <w:r>
+        <w:rPr>
+          <w:rFonts w:eastAsia="黑体"/>
+        </w:rPr>
         <w:t xml:space="preserve"> LO </w:t>
       </w:r>
       <w:r>
         <w:rPr>
-          <w:rFonts w:hint="eastAsia"/>
+          <w:rFonts w:hint="eastAsia" w:eastAsia="黑体"/>
         </w:rPr>
         <w:t xml:space="preserve">在非线性器件或吉尔伯特单元中相乘、滤波器选出差频或和频”的变频组态，用于超外差收发机中把射频信号搬移到中频，配合输出滤波器抑制镜像与杂散。</w:t>
       </w:r>
@@ -682,7 +782,7 @@
       </w:pPr>
       <w:r>
         <w:rPr>
-          <w:rFonts w:hint="eastAsia"/>
+          <w:rFonts w:hint="eastAsia" w:eastAsia="黑体"/>
         </w:rPr>
         <w:t xml:space="preserve">工作原理</w:t>
       </w:r>
@@ -693,16 +793,19 @@
       </w:pPr>
       <w:r>
         <w:rPr>
-          <w:rFonts w:hint="eastAsia"/>
+          <w:rFonts w:hint="eastAsia" w:eastAsia="黑体"/>
         </w:rPr>
         <w:t xml:space="preserve">输入与本振相乘时，利用器件非线性(平方律)或开关特性产生</w:t>
       </w:r>
       <w:r>
+        <w:rPr>
+          <w:rFonts w:eastAsia="黑体"/>
+        </w:rPr>
         <w:t xml:space="preserve"> RF±LO </w:t>
       </w:r>
       <w:r>
         <w:rPr>
-          <w:rFonts w:hint="eastAsia"/>
+          <w:rFonts w:hint="eastAsia" w:eastAsia="黑体"/>
         </w:rPr>
         <w:t xml:space="preserve">的频率分量，输出端滤波器选出所需分量。理想的混频器就是乘法器，工程上常以开关混频（本振驱动开关）实现近似乘法的变频。</w:t>
       </w:r>
@@ -715,7 +818,7 @@
       </w:pPr>
       <w:r>
         <w:rPr>
-          <w:rFonts w:hint="eastAsia"/>
+          <w:rFonts w:hint="eastAsia" w:eastAsia="黑体"/>
         </w:rPr>
         <w:t xml:space="preserve">关键计算公式</w:t>
       </w:r>
@@ -729,7 +832,7 @@
       </w:pPr>
       <w:r>
         <w:rPr>
-          <w:rFonts w:hint="eastAsia"/>
+          <w:rFonts w:hint="eastAsia" w:eastAsia="黑体"/>
         </w:rPr>
         <w:t xml:space="preserve">理想混频输出：</w:t>
       </w:r>
@@ -1014,7 +1117,7 @@
       </w:pPr>
       <w:r>
         <w:rPr>
-          <w:rFonts w:hint="eastAsia"/>
+          <w:rFonts w:hint="eastAsia" w:eastAsia="黑体"/>
         </w:rPr>
         <w:t xml:space="preserve">中频频率：</w:t>
       </w:r>
@@ -1110,7 +1213,7 @@
       </w:pPr>
       <w:r>
         <w:rPr>
-          <w:rFonts w:hint="eastAsia"/>
+          <w:rFonts w:hint="eastAsia" w:eastAsia="黑体"/>
         </w:rPr>
         <w:t xml:space="preserve">变频增益：</w:t>
       </w:r>
@@ -1194,16 +1297,19 @@
       </w:pPr>
       <w:r>
         <w:rPr>
-          <w:rFonts w:hint="eastAsia"/>
+          <w:rFonts w:hint="eastAsia" w:eastAsia="黑体"/>
         </w:rPr>
         <w:t xml:space="preserve">噪声系数级联（Friis</w:t>
       </w:r>
       <w:r>
+        <w:rPr>
+          <w:rFonts w:eastAsia="黑体"/>
+        </w:rPr>
         <w:t xml:space="preserve"> </w:t>
       </w:r>
       <w:r>
         <w:rPr>
-          <w:rFonts w:hint="eastAsia"/>
+          <w:rFonts w:hint="eastAsia" w:eastAsia="黑体"/>
         </w:rPr>
         <w:t xml:space="preserve">公式，混频在第一级）：</w:t>
       </w:r>
@@ -1379,11 +1485,14 @@
         </w:numPr>
       </w:pPr>
       <w:r>
+        <w:rPr>
+          <w:rFonts w:eastAsia="黑体"/>
+        </w:rPr>
         <w:t xml:space="preserve">1 dB </w:t>
       </w:r>
       <w:r>
         <w:rPr>
-          <w:rFonts w:hint="eastAsia"/>
+          <w:rFonts w:hint="eastAsia" w:eastAsia="黑体"/>
         </w:rPr>
         <w:t xml:space="preserve">压缩点与三阶交调（IP3）定义（衡量线性度）。</w:t>
       </w:r>
@@ -1419,7 +1528,7 @@
             </w:pPr>
             <w:r>
               <w:rPr>
-                <w:rFonts w:hint="eastAsia"/>
+                <w:rFonts w:hint="eastAsia" w:eastAsia="黑体"/>
               </w:rPr>
               <w:t xml:space="preserve">符号</w:t>
             </w:r>
@@ -1433,7 +1542,7 @@
             </w:pPr>
             <w:r>
               <w:rPr>
-                <w:rFonts w:hint="eastAsia"/>
+                <w:rFonts w:hint="eastAsia" w:eastAsia="黑体"/>
               </w:rPr>
               <w:t xml:space="preserve">含义</w:t>
             </w:r>
@@ -1447,7 +1556,7 @@
             </w:pPr>
             <w:r>
               <w:rPr>
-                <w:rFonts w:hint="eastAsia"/>
+                <w:rFonts w:hint="eastAsia" w:eastAsia="黑体"/>
               </w:rPr>
               <w:t xml:space="preserve">单位</w:t>
             </w:r>
@@ -1521,6 +1630,9 @@
               </m:sSub>
             </m:oMath>
             <w:r>
+              <w:rPr>
+                <w:rFonts w:eastAsia="黑体"/>
+              </w:rPr>
               <w:t xml:space="preserve">​</w:t>
             </w:r>
           </w:p>
@@ -1533,7 +1645,7 @@
             </w:pPr>
             <w:r>
               <w:rPr>
-                <w:rFonts w:hint="eastAsia"/>
+                <w:rFonts w:hint="eastAsia" w:eastAsia="黑体"/>
               </w:rPr>
               <w:t xml:space="preserve">射频/本振/中频频率</w:t>
             </w:r>
@@ -1546,6 +1658,9 @@
               <w:pStyle w:val="Compact"/>
             </w:pPr>
             <w:r>
+              <w:rPr>
+                <w:rFonts w:eastAsia="黑体"/>
+              </w:rPr>
               <w:t xml:space="preserve">Hz</w:t>
             </w:r>
           </w:p>
@@ -1573,6 +1688,9 @@
               </m:sSub>
             </m:oMath>
             <w:r>
+              <w:rPr>
+                <w:rFonts w:eastAsia="黑体"/>
+              </w:rPr>
               <w:t xml:space="preserve">​</w:t>
             </w:r>
           </w:p>
@@ -1585,7 +1703,7 @@
             </w:pPr>
             <w:r>
               <w:rPr>
-                <w:rFonts w:hint="eastAsia"/>
+                <w:rFonts w:hint="eastAsia" w:eastAsia="黑体"/>
               </w:rPr>
               <w:t xml:space="preserve">变频增益</w:t>
             </w:r>
@@ -1598,6 +1716,9 @@
               <w:pStyle w:val="Compact"/>
             </w:pPr>
             <w:r>
+              <w:rPr>
+                <w:rFonts w:eastAsia="黑体"/>
+              </w:rPr>
               <w:t xml:space="preserve">—</w:t>
             </w:r>
           </w:p>
@@ -1616,6 +1737,9 @@
               </m:r>
             </m:oMath>
             <w:r>
+              <w:rPr>
+                <w:rFonts w:eastAsia="黑体"/>
+              </w:rPr>
               <w:t xml:space="preserve">​</w:t>
             </w:r>
           </w:p>
@@ -1628,7 +1752,7 @@
             </w:pPr>
             <w:r>
               <w:rPr>
-                <w:rFonts w:hint="eastAsia"/>
+                <w:rFonts w:hint="eastAsia" w:eastAsia="黑体"/>
               </w:rPr>
               <w:t xml:space="preserve">噪声系数</w:t>
             </w:r>
@@ -1641,6 +1765,9 @@
               <w:pStyle w:val="Compact"/>
             </w:pPr>
             <w:r>
+              <w:rPr>
+                <w:rFonts w:eastAsia="黑体"/>
+              </w:rPr>
               <w:t xml:space="preserve">—</w:t>
             </w:r>
           </w:p>
@@ -1659,6 +1786,9 @@
               </m:r>
             </m:oMath>
             <w:r>
+              <w:rPr>
+                <w:rFonts w:eastAsia="黑体"/>
+              </w:rPr>
               <w:t xml:space="preserve">​</w:t>
             </w:r>
           </w:p>
@@ -1671,7 +1801,7 @@
             </w:pPr>
             <w:r>
               <w:rPr>
-                <w:rFonts w:hint="eastAsia"/>
+                <w:rFonts w:hint="eastAsia" w:eastAsia="黑体"/>
               </w:rPr>
               <w:t xml:space="preserve">功率</w:t>
             </w:r>
@@ -1684,6 +1814,9 @@
               <w:pStyle w:val="Compact"/>
             </w:pPr>
             <w:r>
+              <w:rPr>
+                <w:rFonts w:eastAsia="黑体"/>
+              </w:rPr>
               <w:t xml:space="preserve">W</w:t>
             </w:r>
           </w:p>
@@ -1698,7 +1831,7 @@
       </w:pPr>
       <w:r>
         <w:rPr>
-          <w:rFonts w:hint="eastAsia"/>
+          <w:rFonts w:hint="eastAsia" w:eastAsia="黑体"/>
         </w:rPr>
         <w:t xml:space="preserve">元件调整影响</w:t>
       </w:r>
@@ -1713,7 +1846,7 @@
       </w:pPr>
       <w:r>
         <w:rPr>
-          <w:rFonts w:hint="eastAsia"/>
+          <w:rFonts w:hint="eastAsia" w:eastAsia="黑体"/>
           <w:b/>
           <w:bCs/>
         </w:rPr>
@@ -1721,20 +1854,27 @@
       </w:r>
       <w:r>
         <w:rPr>
+          <w:rFonts w:eastAsia="黑体"/>
           <w:b/>
           <w:bCs/>
         </w:rPr>
         <w:t xml:space="preserve"> ↑</w:t>
       </w:r>
       <w:r>
+        <w:rPr>
+          <w:rFonts w:eastAsia="黑体"/>
+        </w:rPr>
         <w:t xml:space="preserve"> </w:t>
       </w:r>
       <w:r>
+        <w:rPr>
+          <w:rFonts w:eastAsia="黑体"/>
+        </w:rPr>
         <w:t xml:space="preserve">→ </w:t>
       </w:r>
       <w:r>
         <w:rPr>
-          <w:rFonts w:hint="eastAsia"/>
+          <w:rFonts w:hint="eastAsia" w:eastAsia="黑体"/>
         </w:rPr>
         <w:t xml:space="preserve">变损耗减小、性能提升，但过大会增加本振泄漏与谐波。</w:t>
       </w:r>
@@ -1749,7 +1889,7 @@
       </w:pPr>
       <w:r>
         <w:rPr>
-          <w:rFonts w:hint="eastAsia"/>
+          <w:rFonts w:hint="eastAsia" w:eastAsia="黑体"/>
           <w:b/>
           <w:bCs/>
         </w:rPr>
@@ -1757,20 +1897,27 @@
       </w:r>
       <w:r>
         <w:rPr>
+          <w:rFonts w:eastAsia="黑体"/>
           <w:b/>
           <w:bCs/>
         </w:rPr>
         <w:t xml:space="preserve"> ↑</w:t>
       </w:r>
       <w:r>
+        <w:rPr>
+          <w:rFonts w:eastAsia="黑体"/>
+        </w:rPr>
         <w:t xml:space="preserve"> </w:t>
       </w:r>
       <w:r>
+        <w:rPr>
+          <w:rFonts w:eastAsia="黑体"/>
+        </w:rPr>
         <w:t xml:space="preserve">→ </w:t>
       </w:r>
       <w:r>
         <w:rPr>
-          <w:rFonts w:hint="eastAsia"/>
+          <w:rFonts w:hint="eastAsia" w:eastAsia="黑体"/>
         </w:rPr>
         <w:t xml:space="preserve">中频相应变化，需与滤波器匹配。</w:t>
       </w:r>
@@ -1785,21 +1932,27 @@
       </w:pPr>
       <w:r>
         <w:rPr>
-          <w:rFonts w:hint="eastAsia"/>
+          <w:rFonts w:hint="eastAsia" w:eastAsia="黑体"/>
           <w:b/>
           <w:bCs/>
         </w:rPr>
         <w:t xml:space="preserve">器件非线性（偏置点）</w:t>
       </w:r>
       <w:r>
+        <w:rPr>
+          <w:rFonts w:eastAsia="黑体"/>
+        </w:rPr>
         <w:t xml:space="preserve"> </w:t>
       </w:r>
       <w:r>
+        <w:rPr>
+          <w:rFonts w:eastAsia="黑体"/>
+        </w:rPr>
         <w:t xml:space="preserve">→ </w:t>
       </w:r>
       <w:r>
         <w:rPr>
-          <w:rFonts w:hint="eastAsia"/>
+          <w:rFonts w:hint="eastAsia" w:eastAsia="黑体"/>
         </w:rPr>
         <w:t xml:space="preserve">影响变频增益、噪声与线性度（IP3）。</w:t>
       </w:r>
@@ -1814,21 +1967,27 @@
       </w:pPr>
       <w:r>
         <w:rPr>
-          <w:rFonts w:hint="eastAsia"/>
+          <w:rFonts w:hint="eastAsia" w:eastAsia="黑体"/>
           <w:b/>
           <w:bCs/>
         </w:rPr>
         <w:t xml:space="preserve">输出滤波器带宽/选择性</w:t>
       </w:r>
       <w:r>
+        <w:rPr>
+          <w:rFonts w:eastAsia="黑体"/>
+        </w:rPr>
         <w:t xml:space="preserve"> </w:t>
       </w:r>
       <w:r>
+        <w:rPr>
+          <w:rFonts w:eastAsia="黑体"/>
+        </w:rPr>
         <w:t xml:space="preserve">→ </w:t>
       </w:r>
       <w:r>
         <w:rPr>
-          <w:rFonts w:hint="eastAsia"/>
+          <w:rFonts w:hint="eastAsia" w:eastAsia="黑体"/>
         </w:rPr>
         <w:t xml:space="preserve">决定能否抑制镜像频率与杂散。</w:t>
       </w:r>
@@ -1841,7 +2000,7 @@
       </w:pPr>
       <w:r>
         <w:rPr>
-          <w:rFonts w:hint="eastAsia"/>
+          <w:rFonts w:hint="eastAsia" w:eastAsia="黑体"/>
         </w:rPr>
         <w:t xml:space="preserve">典型参数示例</w:t>
       </w:r>
@@ -1856,11 +2015,14 @@
       </w:pPr>
       <w:r>
         <w:rPr>
-          <w:rFonts w:hint="eastAsia"/>
+          <w:rFonts w:hint="eastAsia" w:eastAsia="黑体"/>
         </w:rPr>
         <w:t xml:space="preserve">取</w:t>
       </w:r>
       <w:r>
+        <w:rPr>
+          <w:rFonts w:eastAsia="黑体"/>
+        </w:rPr>
         <w:t xml:space="preserve"> </w:t>
       </w:r>
       <m:oMath>
@@ -1890,9 +2052,15 @@
         </m:r>
       </m:oMath>
       <w:r>
+        <w:rPr>
+          <w:rFonts w:eastAsia="黑体"/>
+        </w:rPr>
         <w:t xml:space="preserve"> </w:t>
       </w:r>
       <w:r>
+        <w:rPr>
+          <w:rFonts w:eastAsia="黑体"/>
+        </w:rPr>
         <w:t xml:space="preserve">MHz、</w:t>
       </w:r>
       <m:oMath>
@@ -1922,11 +2090,14 @@
         </m:r>
       </m:oMath>
       <w:r>
+        <w:rPr>
+          <w:rFonts w:eastAsia="黑体"/>
+        </w:rPr>
         <w:t xml:space="preserve"> </w:t>
       </w:r>
       <w:r>
         <w:rPr>
-          <w:rFonts w:hint="eastAsia"/>
+          <w:rFonts w:hint="eastAsia" w:eastAsia="黑体"/>
         </w:rPr>
         <w:t xml:space="preserve">MHz：</w:t>
       </w:r>
@@ -1987,20 +2158,26 @@
         </m:r>
       </m:oMath>
       <w:r>
+        <w:rPr>
+          <w:rFonts w:eastAsia="黑体"/>
+        </w:rPr>
         <w:t xml:space="preserve"> </w:t>
       </w:r>
       <w:r>
         <w:rPr>
-          <w:rFonts w:hint="eastAsia"/>
+          <w:rFonts w:hint="eastAsia" w:eastAsia="黑体"/>
         </w:rPr>
         <w:t xml:space="preserve">MHz（下变频），和频</w:t>
       </w:r>
       <w:r>
+        <w:rPr>
+          <w:rFonts w:eastAsia="黑体"/>
+        </w:rPr>
         <w:t xml:space="preserve"> 210 MHz </w:t>
       </w:r>
       <w:r>
         <w:rPr>
-          <w:rFonts w:hint="eastAsia"/>
+          <w:rFonts w:hint="eastAsia" w:eastAsia="黑体"/>
         </w:rPr>
         <w:t xml:space="preserve">被滤除。</w:t>
       </w:r>
@@ -2015,16 +2192,19 @@
       </w:pPr>
       <w:r>
         <w:rPr>
-          <w:rFonts w:hint="eastAsia"/>
+          <w:rFonts w:hint="eastAsia" w:eastAsia="黑体"/>
         </w:rPr>
         <w:t xml:space="preserve">采用超外差，中频固定，本振随</w:t>
       </w:r>
       <w:r>
+        <w:rPr>
+          <w:rFonts w:eastAsia="黑体"/>
+        </w:rPr>
         <w:t xml:space="preserve"> RF </w:t>
       </w:r>
       <w:r>
         <w:rPr>
-          <w:rFonts w:hint="eastAsia"/>
+          <w:rFonts w:hint="eastAsia" w:eastAsia="黑体"/>
         </w:rPr>
         <w:t xml:space="preserve">调谐：</w:t>
       </w:r>
@@ -2088,6 +2268,9 @@
         </m:sSub>
       </m:oMath>
       <w:r>
+        <w:rPr>
+          <w:rFonts w:eastAsia="黑体"/>
+        </w:rPr>
         <w:t xml:space="preserve">。</w:t>
       </w:r>
     </w:p>
@@ -2099,7 +2282,7 @@
       </w:pPr>
       <w:r>
         <w:rPr>
-          <w:rFonts w:hint="eastAsia"/>
+          <w:rFonts w:hint="eastAsia" w:eastAsia="黑体"/>
         </w:rPr>
         <w:t xml:space="preserve">常见器件型号</w:t>
       </w:r>
@@ -2114,7 +2297,7 @@
       </w:pPr>
       <w:r>
         <w:rPr>
-          <w:rFonts w:hint="eastAsia"/>
+          <w:rFonts w:hint="eastAsia" w:eastAsia="黑体"/>
         </w:rPr>
         <w:t xml:space="preserve">无源混频器：AD831、HMC213、SIM-43+、SA612。</w:t>
       </w:r>
@@ -2129,7 +2312,7 @@
       </w:pPr>
       <w:r>
         <w:rPr>
-          <w:rFonts w:hint="eastAsia"/>
+          <w:rFonts w:hint="eastAsia" w:eastAsia="黑体"/>
         </w:rPr>
         <w:t xml:space="preserve">有源混频器/吉尔伯特：AD8343、LT5512。</w:t>
       </w:r>
@@ -2144,16 +2327,19 @@
       </w:pPr>
       <w:r>
         <w:rPr>
-          <w:rFonts w:hint="eastAsia"/>
+          <w:rFonts w:hint="eastAsia" w:eastAsia="黑体"/>
         </w:rPr>
         <w:t xml:space="preserve">常用双平衡混频器模块（Mini-Circuits</w:t>
       </w:r>
       <w:r>
+        <w:rPr>
+          <w:rFonts w:eastAsia="黑体"/>
+        </w:rPr>
         <w:t xml:space="preserve"> </w:t>
       </w:r>
       <w:r>
         <w:rPr>
-          <w:rFonts w:hint="eastAsia"/>
+          <w:rFonts w:hint="eastAsia" w:eastAsia="黑体"/>
         </w:rPr>
         <w:t xml:space="preserve">系列）。</w:t>
       </w:r>
@@ -2166,7 +2352,7 @@
       </w:pPr>
       <w:r>
         <w:rPr>
-          <w:rFonts w:hint="eastAsia"/>
+          <w:rFonts w:hint="eastAsia" w:eastAsia="黑体"/>
         </w:rPr>
         <w:t xml:space="preserve">注意事项</w:t>
       </w:r>
@@ -2181,16 +2367,19 @@
       </w:pPr>
       <w:r>
         <w:rPr>
-          <w:rFonts w:hint="eastAsia"/>
+          <w:rFonts w:hint="eastAsia" w:eastAsia="黑体"/>
         </w:rPr>
         <w:t xml:space="preserve">需抑制镜像频率（镜像抑制滤波或正交</w:t>
       </w:r>
       <w:r>
+        <w:rPr>
+          <w:rFonts w:eastAsia="黑体"/>
+        </w:rPr>
         <w:t xml:space="preserve"> I/Q </w:t>
       </w:r>
       <w:r>
         <w:rPr>
-          <w:rFonts w:hint="eastAsia"/>
+          <w:rFonts w:hint="eastAsia" w:eastAsia="黑体"/>
         </w:rPr>
         <w:t xml:space="preserve">结构）。</w:t>
       </w:r>
@@ -2205,25 +2394,31 @@
       </w:pPr>
       <w:r>
         <w:rPr>
-          <w:rFonts w:hint="eastAsia"/>
+          <w:rFonts w:hint="eastAsia" w:eastAsia="黑体"/>
         </w:rPr>
         <w:t xml:space="preserve">本振泄漏与端口隔离（LO</w:t>
       </w:r>
       <w:r>
+        <w:rPr>
+          <w:rFonts w:eastAsia="黑体"/>
+        </w:rPr>
         <w:t xml:space="preserve"> </w:t>
       </w:r>
       <w:r>
         <w:rPr>
-          <w:rFonts w:hint="eastAsia"/>
+          <w:rFonts w:hint="eastAsia" w:eastAsia="黑体"/>
         </w:rPr>
         <w:t xml:space="preserve">到</w:t>
       </w:r>
       <w:r>
+        <w:rPr>
+          <w:rFonts w:eastAsia="黑体"/>
+        </w:rPr>
         <w:t xml:space="preserve"> </w:t>
       </w:r>
       <w:r>
         <w:rPr>
-          <w:rFonts w:hint="eastAsia"/>
+          <w:rFonts w:hint="eastAsia" w:eastAsia="黑体"/>
         </w:rPr>
         <w:t xml:space="preserve">RF/IF）要足够，否则造成自混频干扰。</w:t>
       </w:r>
@@ -2238,16 +2433,19 @@
       </w:pPr>
       <w:r>
         <w:rPr>
-          <w:rFonts w:hint="eastAsia"/>
+          <w:rFonts w:hint="eastAsia" w:eastAsia="黑体"/>
         </w:rPr>
         <w:t xml:space="preserve">混频器是三阶交调失真主要来源，需关注</w:t>
       </w:r>
       <w:r>
+        <w:rPr>
+          <w:rFonts w:eastAsia="黑体"/>
+        </w:rPr>
         <w:t xml:space="preserve"> IP3 </w:t>
       </w:r>
       <w:r>
         <w:rPr>
-          <w:rFonts w:hint="eastAsia"/>
+          <w:rFonts w:hint="eastAsia" w:eastAsia="黑体"/>
         </w:rPr>
         <w:t xml:space="preserve">与动态范围。</w:t>
       </w:r>
@@ -2262,16 +2460,19 @@
       </w:pPr>
       <w:r>
         <w:rPr>
-          <w:rFonts w:hint="eastAsia"/>
+          <w:rFonts w:hint="eastAsia" w:eastAsia="黑体"/>
         </w:rPr>
         <w:t xml:space="preserve">无源混频器有变频损耗（约</w:t>
       </w:r>
       <w:r>
+        <w:rPr>
+          <w:rFonts w:eastAsia="黑体"/>
+        </w:rPr>
         <w:t xml:space="preserve"> 6~10 </w:t>
       </w:r>
       <w:r>
         <w:rPr>
-          <w:rFonts w:hint="eastAsia"/>
+          <w:rFonts w:hint="eastAsia" w:eastAsia="黑体"/>
         </w:rPr>
         <w:t xml:space="preserve">dB），无增益。</w:t>
       </w:r>
@@ -2284,7 +2485,7 @@
       </w:pPr>
       <w:r>
         <w:rPr>
-          <w:rFonts w:hint="eastAsia"/>
+          <w:rFonts w:hint="eastAsia" w:eastAsia="黑体"/>
         </w:rPr>
         <w:t xml:space="preserve">参考资料</w:t>
       </w:r>
@@ -2298,6 +2499,9 @@
         </w:numPr>
       </w:pPr>
       <w:r>
+        <w:rPr>
+          <w:rFonts w:eastAsia="黑体"/>
+        </w:rPr>
         <w:t xml:space="preserve">Wikipedia: Frequency mixer。</w:t>
       </w:r>
     </w:p>
@@ -2310,20 +2514,26 @@
         </w:numPr>
       </w:pPr>
       <w:r>
+        <w:rPr>
+          <w:rFonts w:eastAsia="黑体"/>
+        </w:rPr>
         <w:t xml:space="preserve">ADI </w:t>
       </w:r>
       <w:r>
         <w:rPr>
-          <w:rFonts w:hint="eastAsia"/>
+          <w:rFonts w:hint="eastAsia" w:eastAsia="黑体"/>
         </w:rPr>
         <w:t xml:space="preserve">AN（混频器基础，如</w:t>
       </w:r>
       <w:r>
+        <w:rPr>
+          <w:rFonts w:eastAsia="黑体"/>
+        </w:rPr>
         <w:t xml:space="preserve"> ADI RF </w:t>
       </w:r>
       <w:r>
         <w:rPr>
-          <w:rFonts w:hint="eastAsia"/>
+          <w:rFonts w:hint="eastAsia" w:eastAsia="黑体"/>
         </w:rPr>
         <w:t xml:space="preserve">应用笔记）。</w:t>
       </w:r>
@@ -2338,7 +2548,7 @@
       </w:pPr>
       <w:r>
         <w:rPr>
-          <w:rFonts w:hint="eastAsia"/>
+          <w:rFonts w:hint="eastAsia" w:eastAsia="黑体"/>
         </w:rPr>
         <w:t xml:space="preserve">《射频电路设计——理论与应用》。</w:t>
       </w:r>
@@ -2352,11 +2562,11 @@
       </w:pPr>
       <w:r>
         <w:rPr>
-          <w:rFonts w:ascii="Times New Roman" w:hAnsi="Times New Roman"/>
+          <w:rFonts w:ascii="Times New Roman" w:hAnsi="Times New Roman" w:eastAsia="黑体"/>
           <w:color w:val="555555"/>
           <w:sz w:val="21"/>
         </w:rPr>
-        <w:t>材料收集者：杜文杰</w:t>
+        <w:t>材料收集者：杜文杰，WX手机：19519196569，QQ:3478827729</w:t>
       </w:r>
     </w:p>
     <w:sectPr>
@@ -2376,7 +2586,7 @@
 </file>
 
 <file path=word/footer1.xml><?xml version="1.0" encoding="utf-8"?>
-<w:ftr xmlns:m="http://schemas.openxmlformats.org/officeDocument/2006/math" xmlns:mc="http://schemas.openxmlformats.org/markup-compatibility/2006" xmlns:mo="http://schemas.microsoft.com/office/mac/office/2008/main" xmlns:mv="urn:schemas-microsoft-com:mac:vml" xmlns:o="urn:schemas-microsoft-com:office:office" xmlns:r="http://schemas.openxmlformats.org/officeDocument/2006/relationships" xmlns:v="urn:schemas-microsoft-com:vml" xmlns:w10="urn:schemas-microsoft-com:office:word" xmlns:w14="http://schemas.microsoft.com/office/word/2010/wordml" xmlns:w="http://schemas.openxmlformats.org/wordprocessingml/2006/main" xmlns:wne="http://schemas.microsoft.com/office/word/2006/wordml" xmlns:wp14="http://schemas.microsoft.com/office/word/2010/wordprocessingDrawing" xmlns:wp="http://schemas.openxmlformats.org/drawingml/2006/wordprocessingDrawing" xmlns:wpc="http://schemas.microsoft.com/office/word/2010/wordprocessingCanvas" xmlns:wpg="http://schemas.microsoft.com/office/word/2010/wordprocessingGroup" xmlns:wpi="http://schemas.microsoft.com/office/word/2010/wordprocessingInk" xmlns:wps="http://schemas.microsoft.com/office/word/2010/wordprocessingShape" mc:Ignorable="w14 wp14">
+<w:ftr xmlns:mc="http://schemas.openxmlformats.org/markup-compatibility/2006" xmlns:w="http://schemas.openxmlformats.org/wordprocessingml/2006/main" xmlns:m="http://schemas.openxmlformats.org/officeDocument/2006/math" xmlns:mo="http://schemas.microsoft.com/office/mac/office/2008/main" xmlns:mv="urn:schemas-microsoft-com:mac:vml" xmlns:o="urn:schemas-microsoft-com:office:office" xmlns:r="http://schemas.openxmlformats.org/officeDocument/2006/relationships" xmlns:v="urn:schemas-microsoft-com:vml" xmlns:w10="urn:schemas-microsoft-com:office:word" xmlns:w14="http://schemas.microsoft.com/office/word/2010/wordml" xmlns:wne="http://schemas.microsoft.com/office/word/2006/wordml" xmlns:wp14="http://schemas.microsoft.com/office/word/2010/wordprocessingDrawing" xmlns:wp="http://schemas.openxmlformats.org/drawingml/2006/wordprocessingDrawing" xmlns:wpc="http://schemas.microsoft.com/office/word/2010/wordprocessingCanvas" xmlns:wpg="http://schemas.microsoft.com/office/word/2010/wordprocessingGroup" xmlns:wpi="http://schemas.microsoft.com/office/word/2010/wordprocessingInk" xmlns:wps="http://schemas.microsoft.com/office/word/2010/wordprocessingShape" mc:Ignorable="w14 wp14">
   <w:p>
     <w:pPr>
       <w:pStyle w:val="Footer"/>
@@ -2384,12 +2594,14 @@
     </w:pPr>
     <w:r>
       <w:rPr>
+        <w:rFonts w:eastAsia="黑体"/>
         <w:sz w:val="18"/>
       </w:rPr>
       <w:t xml:space="preserve">第 </w:t>
     </w:r>
     <w:r>
       <w:rPr>
+        <w:rFonts w:eastAsia="黑体"/>
         <w:sz w:val="18"/>
       </w:rPr>
       <w:fldChar w:fldCharType="begin"/>
@@ -2398,6 +2610,7 @@
     </w:r>
     <w:r>
       <w:rPr>
+        <w:rFonts w:eastAsia="黑体"/>
         <w:sz w:val="18"/>
       </w:rPr>
       <w:t xml:space="preserve"> 页</w:t>
@@ -2411,6 +2624,9 @@
   <w:footnote w:type="continuationSeparator" w:id="0">
     <w:p>
       <w:r>
+        <w:rPr>
+          <w:rFonts w:eastAsia="黑体"/>
+        </w:rPr>
         <w:continuationSeparator/>
       </w:r>
     </w:p>
@@ -2418,6 +2634,9 @@
   <w:footnote w:type="separator" w:id="-1">
     <w:p>
       <w:r>
+        <w:rPr>
+          <w:rFonts w:eastAsia="黑体"/>
+        </w:rPr>
         <w:separator/>
       </w:r>
     </w:p>
@@ -2426,7 +2645,7 @@
 </file>
 
 <file path=word/header1.xml><?xml version="1.0" encoding="utf-8"?>
-<w:hdr xmlns:m="http://schemas.openxmlformats.org/officeDocument/2006/math" xmlns:mc="http://schemas.openxmlformats.org/markup-compatibility/2006" xmlns:mo="http://schemas.microsoft.com/office/mac/office/2008/main" xmlns:mv="urn:schemas-microsoft-com:mac:vml" xmlns:o="urn:schemas-microsoft-com:office:office" xmlns:r="http://schemas.openxmlformats.org/officeDocument/2006/relationships" xmlns:v="urn:schemas-microsoft-com:vml" xmlns:w10="urn:schemas-microsoft-com:office:word" xmlns:w14="http://schemas.microsoft.com/office/word/2010/wordml" xmlns:w="http://schemas.openxmlformats.org/wordprocessingml/2006/main" xmlns:wne="http://schemas.microsoft.com/office/word/2006/wordml" xmlns:wp14="http://schemas.microsoft.com/office/word/2010/wordprocessingDrawing" xmlns:wp="http://schemas.openxmlformats.org/drawingml/2006/wordprocessingDrawing" xmlns:wpc="http://schemas.microsoft.com/office/word/2010/wordprocessingCanvas" xmlns:wpg="http://schemas.microsoft.com/office/word/2010/wordprocessingGroup" xmlns:wpi="http://schemas.microsoft.com/office/word/2010/wordprocessingInk" xmlns:wps="http://schemas.microsoft.com/office/word/2010/wordprocessingShape" mc:Ignorable="w14 wp14">
+<w:hdr xmlns:mc="http://schemas.openxmlformats.org/markup-compatibility/2006" xmlns:w="http://schemas.openxmlformats.org/wordprocessingml/2006/main" xmlns:m="http://schemas.openxmlformats.org/officeDocument/2006/math" xmlns:mo="http://schemas.microsoft.com/office/mac/office/2008/main" xmlns:mv="urn:schemas-microsoft-com:mac:vml" xmlns:o="urn:schemas-microsoft-com:office:office" xmlns:r="http://schemas.openxmlformats.org/officeDocument/2006/relationships" xmlns:v="urn:schemas-microsoft-com:vml" xmlns:w10="urn:schemas-microsoft-com:office:word" xmlns:w14="http://schemas.microsoft.com/office/word/2010/wordml" xmlns:wne="http://schemas.microsoft.com/office/word/2006/wordml" xmlns:wp14="http://schemas.microsoft.com/office/word/2010/wordprocessingDrawing" xmlns:wp="http://schemas.openxmlformats.org/drawingml/2006/wordprocessingDrawing" xmlns:wpc="http://schemas.microsoft.com/office/word/2010/wordprocessingCanvas" xmlns:wpg="http://schemas.microsoft.com/office/word/2010/wordprocessingGroup" xmlns:wpi="http://schemas.microsoft.com/office/word/2010/wordprocessingInk" xmlns:wps="http://schemas.microsoft.com/office/word/2010/wordprocessingShape" mc:Ignorable="w14 wp14">
   <w:p>
     <w:pPr>
       <w:pStyle w:val="Header"/>
@@ -2434,7 +2653,7 @@
     </w:pPr>
     <w:r>
       <w:rPr>
-        <w:rFonts w:ascii="Times New Roman" w:hAnsi="Times New Roman"/>
+        <w:rFonts w:ascii="Times New Roman" w:hAnsi="Times New Roman" w:eastAsia="黑体"/>
         <w:sz w:val="18"/>
         <w:rFonts w:eastAsia="黑体"/>
         <w:rFonts w:eastAsia="黑体"/>
@@ -2446,7 +2665,7 @@
 </file>
 
 <file path=word/numbering.xml><?xml version="1.0" encoding="utf-8"?>
-<w:numbering xmlns:m="http://schemas.openxmlformats.org/officeDocument/2006/math" xmlns:mc="http://schemas.openxmlformats.org/markup-compatibility/2006" xmlns:mo="http://schemas.microsoft.com/office/mac/office/2008/main" xmlns:mv="urn:schemas-microsoft-com:mac:vml" xmlns:o="urn:schemas-microsoft-com:office:office" xmlns:r="http://schemas.openxmlformats.org/officeDocument/2006/relationships" xmlns:v="urn:schemas-microsoft-com:vml" xmlns:w="http://schemas.openxmlformats.org/wordprocessingml/2006/main" xmlns:w10="urn:schemas-microsoft-com:office:word" xmlns:w14="http://schemas.microsoft.com/office/word/2010/wordml" xmlns:wne="http://schemas.microsoft.com/office/word/2006/wordml" xmlns:wp="http://schemas.openxmlformats.org/drawingml/2006/wordprocessingDrawing" xmlns:wp14="http://schemas.microsoft.com/office/word/2010/wordprocessingDrawing" xmlns:wpc="http://schemas.microsoft.com/office/word/2010/wordprocessingCanvas" xmlns:wpg="http://schemas.microsoft.com/office/word/2010/wordprocessingGroup" xmlns:wpi="http://schemas.microsoft.com/office/word/2010/wordprocessingInk" xmlns:wps="http://schemas.microsoft.com/office/word/2010/wordprocessingShape" mc:Ignorable="w14 wp14">
+<w:numbering xmlns:mc="http://schemas.openxmlformats.org/markup-compatibility/2006" xmlns:w="http://schemas.openxmlformats.org/wordprocessingml/2006/main" xmlns:m="http://schemas.openxmlformats.org/officeDocument/2006/math" xmlns:mo="http://schemas.microsoft.com/office/mac/office/2008/main" xmlns:mv="urn:schemas-microsoft-com:mac:vml" xmlns:o="urn:schemas-microsoft-com:office:office" xmlns:r="http://schemas.openxmlformats.org/officeDocument/2006/relationships" xmlns:v="urn:schemas-microsoft-com:vml" xmlns:w10="urn:schemas-microsoft-com:office:word" xmlns:w14="http://schemas.microsoft.com/office/word/2010/wordml" xmlns:wne="http://schemas.microsoft.com/office/word/2006/wordml" xmlns:wp="http://schemas.openxmlformats.org/drawingml/2006/wordprocessingDrawing" xmlns:wp14="http://schemas.microsoft.com/office/word/2010/wordprocessingDrawing" xmlns:wpc="http://schemas.microsoft.com/office/word/2010/wordprocessingCanvas" xmlns:wpg="http://schemas.microsoft.com/office/word/2010/wordprocessingGroup" xmlns:wpi="http://schemas.microsoft.com/office/word/2010/wordprocessingInk" xmlns:wps="http://schemas.microsoft.com/office/word/2010/wordprocessingShape" mc:Ignorable="w14 wp14">
   <w:abstractNum w:abstractNumId="0">
     <w:nsid w:val="FFFFFF7C"/>
     <w:multiLevelType w:val="singleLevel"/>
@@ -2533,7 +2752,7 @@
         <w:ind w:hanging="360" w:left="1440"/>
       </w:pPr>
       <w:rPr>
-        <w:rFonts w:ascii="Symbol" w:hAnsi="Symbol" w:hint="default"/>
+        <w:rFonts w:ascii="Symbol" w:hAnsi="Symbol" w:hint="default" w:eastAsia="黑体"/>
       </w:rPr>
     </w:lvl>
   </w:abstractNum>
@@ -2554,7 +2773,7 @@
         <w:ind w:hanging="360" w:left="1080"/>
       </w:pPr>
       <w:rPr>
-        <w:rFonts w:ascii="Symbol" w:hAnsi="Symbol" w:hint="default"/>
+        <w:rFonts w:ascii="Symbol" w:hAnsi="Symbol" w:hint="default" w:eastAsia="黑体"/>
       </w:rPr>
     </w:lvl>
   </w:abstractNum>
@@ -2575,7 +2794,7 @@
         <w:ind w:hanging="360" w:left="720"/>
       </w:pPr>
       <w:rPr>
-        <w:rFonts w:ascii="Symbol" w:hAnsi="Symbol" w:hint="default"/>
+        <w:rFonts w:ascii="Symbol" w:hAnsi="Symbol" w:hint="default" w:eastAsia="黑体"/>
       </w:rPr>
     </w:lvl>
   </w:abstractNum>
@@ -2614,7 +2833,7 @@
         <w:ind w:hanging="360" w:left="360"/>
       </w:pPr>
       <w:rPr>
-        <w:rFonts w:ascii="Symbol" w:hAnsi="Symbol" w:hint="default"/>
+        <w:rFonts w:ascii="Symbol" w:hAnsi="Symbol" w:hint="default" w:eastAsia="黑体"/>
       </w:rPr>
     </w:lvl>
   </w:abstractNum>
@@ -2705,7 +2924,7 @@
         <w:ind w:left="720" w:hanging="360"/>
       </w:pPr>
       <w:rPr>
-        <w:rFonts w:ascii="Symbol" w:hAnsi="Symbol" w:cs="Symbol" w:hint="default"/>
+        <w:rFonts w:ascii="Symbol" w:hAnsi="Symbol" w:cs="Symbol" w:hint="default" w:eastAsia="黑体"/>
       </w:rPr>
     </w:lvl>
     <w:lvl w:ilvl="1">
@@ -2716,7 +2935,7 @@
         <w:ind w:left="1440" w:hanging="360"/>
       </w:pPr>
       <w:rPr>
-        <w:rFonts w:ascii="Courier New" w:hAnsi="Courier New" w:cs="Courier New" w:hint="default"/>
+        <w:rFonts w:ascii="Courier New" w:hAnsi="Courier New" w:cs="Courier New" w:hint="default" w:eastAsia="黑体"/>
       </w:rPr>
     </w:lvl>
     <w:lvl w:ilvl="2">
@@ -2727,7 +2946,7 @@
         <w:ind w:left="2160" w:hanging="360"/>
       </w:pPr>
       <w:rPr>
-        <w:rFonts w:ascii="Wingdings" w:hAnsi="Wingdings" w:cs="Wingdings" w:hint="default"/>
+        <w:rFonts w:ascii="Wingdings" w:hAnsi="Wingdings" w:cs="Wingdings" w:hint="default" w:eastAsia="黑体"/>
       </w:rPr>
     </w:lvl>
     <w:lvl w:ilvl="3">
@@ -2738,7 +2957,7 @@
         <w:ind w:left="2880" w:hanging="360"/>
       </w:pPr>
       <w:rPr>
-        <w:rFonts w:ascii="Symbol" w:hAnsi="Symbol" w:cs="Symbol" w:hint="default"/>
+        <w:rFonts w:ascii="Symbol" w:hAnsi="Symbol" w:cs="Symbol" w:hint="default" w:eastAsia="黑体"/>
       </w:rPr>
     </w:lvl>
     <w:lvl w:ilvl="4">
@@ -2749,7 +2968,7 @@
         <w:ind w:left="3600" w:hanging="360"/>
       </w:pPr>
       <w:rPr>
-        <w:rFonts w:ascii="Courier New" w:hAnsi="Courier New" w:cs="Courier New" w:hint="default"/>
+        <w:rFonts w:ascii="Courier New" w:hAnsi="Courier New" w:cs="Courier New" w:hint="default" w:eastAsia="黑体"/>
       </w:rPr>
     </w:lvl>
     <w:lvl w:ilvl="5">
@@ -2760,7 +2979,7 @@
         <w:ind w:left="4320" w:hanging="360"/>
       </w:pPr>
       <w:rPr>
-        <w:rFonts w:ascii="Wingdings" w:hAnsi="Wingdings" w:cs="Wingdings" w:hint="default"/>
+        <w:rFonts w:ascii="Wingdings" w:hAnsi="Wingdings" w:cs="Wingdings" w:hint="default" w:eastAsia="黑体"/>
       </w:rPr>
     </w:lvl>
     <w:lvl w:ilvl="6">
@@ -2771,7 +2990,7 @@
         <w:ind w:left="5040" w:hanging="360"/>
       </w:pPr>
       <w:rPr>
-        <w:rFonts w:ascii="Symbol" w:hAnsi="Symbol" w:cs="Symbol" w:hint="default"/>
+        <w:rFonts w:ascii="Symbol" w:hAnsi="Symbol" w:cs="Symbol" w:hint="default" w:eastAsia="黑体"/>
       </w:rPr>
     </w:lvl>
     <w:lvl w:ilvl="7">
@@ -2782,7 +3001,7 @@
         <w:ind w:left="5760" w:hanging="360"/>
       </w:pPr>
       <w:rPr>
-        <w:rFonts w:ascii="Courier New" w:hAnsi="Courier New" w:cs="Courier New" w:hint="default"/>
+        <w:rFonts w:ascii="Courier New" w:hAnsi="Courier New" w:cs="Courier New" w:hint="default" w:eastAsia="黑体"/>
       </w:rPr>
     </w:lvl>
     <w:lvl w:ilvl="8">
@@ -2793,7 +3012,7 @@
         <w:ind w:left="6480" w:hanging="360"/>
       </w:pPr>
       <w:rPr>
-        <w:rFonts w:ascii="Wingdings" w:hAnsi="Wingdings" w:cs="Wingdings" w:hint="default"/>
+        <w:rFonts w:ascii="Wingdings" w:hAnsi="Wingdings" w:cs="Wingdings" w:hint="default" w:eastAsia="黑体"/>
       </w:rPr>
     </w:lvl>
   </w:abstractNum>
@@ -2849,11 +3068,11 @@
 </file>
 
 <file path=word/styles.xml><?xml version="1.0" encoding="utf-8"?>
-<w:styles xmlns:mc="http://schemas.openxmlformats.org/markup-compatibility/2006" xmlns:r="http://schemas.openxmlformats.org/officeDocument/2006/relationships" xmlns:w="http://schemas.openxmlformats.org/wordprocessingml/2006/main" xmlns:w14="http://schemas.microsoft.com/office/word/2010/wordml" mc:Ignorable="w14">
+<w:styles xmlns:mc="http://schemas.openxmlformats.org/markup-compatibility/2006" xmlns:w="http://schemas.openxmlformats.org/wordprocessingml/2006/main" xmlns:r="http://schemas.openxmlformats.org/officeDocument/2006/relationships" xmlns:w14="http://schemas.microsoft.com/office/word/2010/wordml" mc:Ignorable="w14">
   <w:docDefaults>
     <w:rPrDefault>
       <w:rPr>
-        <w:rFonts w:asciiTheme="minorHAnsi" w:cstheme="minorBidi" w:eastAsiaTheme="minorEastAsia" w:hAnsiTheme="minorHAnsi"/>
+        <w:rFonts w:asciiTheme="minorHAnsi" w:cstheme="minorBidi" w:hAnsiTheme="minorHAnsi" w:eastAsia="黑体"/>
         <w:sz w:val="22"/>
         <w:szCs w:val="22"/>
         <w:lang w:bidi="ar-SA" w:eastAsia="en-US" w:val="en-US"/>
@@ -3075,7 +3294,7 @@
       <w:outlineLvl w:val="0"/>
     </w:pPr>
     <w:rPr>
-      <w:rFonts w:ascii="Times New Roman" w:asciiTheme="majorHAnsi" w:cstheme="majorBidi" w:eastAsia="黑体" w:eastAsiaTheme="majorEastAsia" w:hAnsi="Times New Roman" w:hAnsiTheme="majorHAnsi"/>
+      <w:rFonts w:ascii="Times New Roman" w:asciiTheme="majorHAnsi" w:cstheme="majorBidi" w:eastAsia="黑体" w:hAnsi="Times New Roman" w:hAnsiTheme="majorHAnsi"/>
       <w:b/>
       <w:bCs/>
       <w:color w:val="1F3864"/>
@@ -3099,7 +3318,7 @@
       <w:outlineLvl w:val="1"/>
     </w:pPr>
     <w:rPr>
-      <w:rFonts w:ascii="Times New Roman" w:asciiTheme="majorHAnsi" w:cstheme="majorBidi" w:eastAsia="黑体" w:eastAsiaTheme="majorEastAsia" w:hAnsi="Times New Roman" w:hAnsiTheme="majorHAnsi"/>
+      <w:rFonts w:ascii="Times New Roman" w:asciiTheme="majorHAnsi" w:cstheme="majorBidi" w:eastAsia="黑体" w:hAnsi="Times New Roman" w:hAnsiTheme="majorHAnsi"/>
       <w:b/>
       <w:bCs/>
       <w:color w:val="2E4E7E"/>
@@ -3123,7 +3342,7 @@
       <w:outlineLvl w:val="2"/>
     </w:pPr>
     <w:rPr>
-      <w:rFonts w:ascii="Times New Roman" w:asciiTheme="majorHAnsi" w:cstheme="majorBidi" w:eastAsia="黑体" w:eastAsiaTheme="majorEastAsia" w:hAnsi="Times New Roman" w:hAnsiTheme="majorHAnsi"/>
+      <w:rFonts w:ascii="Times New Roman" w:asciiTheme="majorHAnsi" w:cstheme="majorBidi" w:eastAsia="黑体" w:hAnsi="Times New Roman" w:hAnsiTheme="majorHAnsi"/>
       <w:b/>
       <w:bCs/>
       <w:color w:val="2E4E7E"/>
@@ -3147,7 +3366,7 @@
       <w:outlineLvl w:val="3"/>
     </w:pPr>
     <w:rPr>
-      <w:rFonts w:ascii="Times New Roman" w:asciiTheme="majorHAnsi" w:cstheme="majorBidi" w:eastAsia="黑体" w:eastAsiaTheme="majorEastAsia" w:hAnsi="Times New Roman" w:hAnsiTheme="majorHAnsi"/>
+      <w:rFonts w:ascii="Times New Roman" w:asciiTheme="majorHAnsi" w:cstheme="majorBidi" w:eastAsia="黑体" w:hAnsi="Times New Roman" w:hAnsiTheme="majorHAnsi"/>
       <w:b/>
       <w:bCs/>
       <w:i/>
@@ -3173,7 +3392,7 @@
       <w:outlineLvl w:val="4"/>
     </w:pPr>
     <w:rPr>
-      <w:rFonts w:ascii="Times New Roman" w:asciiTheme="majorHAnsi" w:cstheme="majorBidi" w:eastAsia="黑体" w:eastAsiaTheme="majorEastAsia" w:hAnsi="Times New Roman" w:hAnsiTheme="majorHAnsi"/>
+      <w:rFonts w:ascii="Times New Roman" w:asciiTheme="majorHAnsi" w:cstheme="majorBidi" w:eastAsia="黑体" w:hAnsi="Times New Roman" w:hAnsiTheme="majorHAnsi"/>
       <w:b/>
       <w:color w:val="333333"/>
       <w:sz w:val="22"/>
@@ -3196,7 +3415,7 @@
       <w:outlineLvl w:val="5"/>
     </w:pPr>
     <w:rPr>
-      <w:rFonts w:asciiTheme="majorHAnsi" w:cstheme="majorBidi" w:eastAsiaTheme="majorEastAsia" w:hAnsiTheme="majorHAnsi"/>
+      <w:rFonts w:asciiTheme="majorHAnsi" w:cstheme="majorBidi" w:hAnsiTheme="majorHAnsi" w:eastAsia="黑体"/>
       <w:i/>
       <w:iCs/>
       <w:color w:themeColor="accent1" w:themeShade="7F" w:val="243F60"/>
@@ -3219,7 +3438,7 @@
       <w:outlineLvl w:val="6"/>
     </w:pPr>
     <w:rPr>
-      <w:rFonts w:asciiTheme="majorHAnsi" w:cstheme="majorBidi" w:eastAsiaTheme="majorEastAsia" w:hAnsiTheme="majorHAnsi"/>
+      <w:rFonts w:asciiTheme="majorHAnsi" w:cstheme="majorBidi" w:hAnsiTheme="majorHAnsi" w:eastAsia="黑体"/>
       <w:i/>
       <w:iCs/>
       <w:color w:themeColor="text1" w:themeTint="BF" w:val="404040"/>
@@ -3242,7 +3461,7 @@
       <w:outlineLvl w:val="7"/>
     </w:pPr>
     <w:rPr>
-      <w:rFonts w:asciiTheme="majorHAnsi" w:cstheme="majorBidi" w:eastAsiaTheme="majorEastAsia" w:hAnsiTheme="majorHAnsi"/>
+      <w:rFonts w:asciiTheme="majorHAnsi" w:cstheme="majorBidi" w:hAnsiTheme="majorHAnsi" w:eastAsia="黑体"/>
       <w:color w:themeColor="accent1" w:val="4F81BD"/>
       <w:sz w:val="20"/>
       <w:szCs w:val="20"/>
@@ -3265,7 +3484,7 @@
       <w:outlineLvl w:val="8"/>
     </w:pPr>
     <w:rPr>
-      <w:rFonts w:asciiTheme="majorHAnsi" w:cstheme="majorBidi" w:eastAsiaTheme="majorEastAsia" w:hAnsiTheme="majorHAnsi"/>
+      <w:rFonts w:asciiTheme="majorHAnsi" w:cstheme="majorBidi" w:hAnsiTheme="majorHAnsi" w:eastAsia="黑体"/>
       <w:i/>
       <w:iCs/>
       <w:color w:themeColor="text1" w:themeTint="BF" w:val="404040"/>
@@ -3316,7 +3535,7 @@
     <w:uiPriority w:val="9"/>
     <w:rsid w:val="00FC693F"/>
     <w:rPr>
-      <w:rFonts w:asciiTheme="majorHAnsi" w:cstheme="majorBidi" w:eastAsiaTheme="majorEastAsia" w:hAnsiTheme="majorHAnsi"/>
+      <w:rFonts w:asciiTheme="majorHAnsi" w:cstheme="majorBidi" w:hAnsiTheme="majorHAnsi" w:eastAsia="黑体"/>
       <w:b/>
       <w:bCs/>
       <w:color w:themeColor="accent1" w:themeShade="BF" w:val="365F91"/>
@@ -3331,7 +3550,7 @@
     <w:uiPriority w:val="9"/>
     <w:rsid w:val="00FC693F"/>
     <w:rPr>
-      <w:rFonts w:asciiTheme="majorHAnsi" w:cstheme="majorBidi" w:eastAsiaTheme="majorEastAsia" w:hAnsiTheme="majorHAnsi"/>
+      <w:rFonts w:asciiTheme="majorHAnsi" w:cstheme="majorBidi" w:hAnsiTheme="majorHAnsi" w:eastAsia="黑体"/>
       <w:b/>
       <w:bCs/>
       <w:color w:themeColor="accent1" w:val="4F81BD"/>
@@ -3346,7 +3565,7 @@
     <w:uiPriority w:val="9"/>
     <w:rsid w:val="00FC693F"/>
     <w:rPr>
-      <w:rFonts w:asciiTheme="majorHAnsi" w:cstheme="majorBidi" w:eastAsiaTheme="majorEastAsia" w:hAnsiTheme="majorHAnsi"/>
+      <w:rFonts w:asciiTheme="majorHAnsi" w:cstheme="majorBidi" w:hAnsiTheme="majorHAnsi" w:eastAsia="黑体"/>
       <w:b/>
       <w:bCs/>
       <w:color w:themeColor="accent1" w:val="4F81BD"/>
@@ -3369,7 +3588,7 @@
       <w:contextualSpacing/>
     </w:pPr>
     <w:rPr>
-      <w:rFonts w:ascii="Times New Roman" w:asciiTheme="majorHAnsi" w:cstheme="majorBidi" w:eastAsia="黑体" w:eastAsiaTheme="majorEastAsia" w:hAnsi="Times New Roman" w:hAnsiTheme="majorHAnsi"/>
+      <w:rFonts w:ascii="Times New Roman" w:asciiTheme="majorHAnsi" w:cstheme="majorBidi" w:eastAsia="黑体" w:hAnsi="Times New Roman" w:hAnsiTheme="majorHAnsi"/>
       <w:b/>
       <w:color w:val="1F3864"/>
       <w:spacing w:val="5"/>
@@ -3385,7 +3604,7 @@
     <w:uiPriority w:val="10"/>
     <w:rsid w:val="00FC693F"/>
     <w:rPr>
-      <w:rFonts w:asciiTheme="majorHAnsi" w:cstheme="majorBidi" w:eastAsiaTheme="majorEastAsia" w:hAnsiTheme="majorHAnsi"/>
+      <w:rFonts w:asciiTheme="majorHAnsi" w:cstheme="majorBidi" w:hAnsiTheme="majorHAnsi" w:eastAsia="黑体"/>
       <w:color w:themeColor="text2" w:themeShade="BF" w:val="17365D"/>
       <w:spacing w:val="5"/>
       <w:kern w:val="28"/>
@@ -3407,7 +3626,7 @@
       </w:numPr>
     </w:pPr>
     <w:rPr>
-      <w:rFonts w:asciiTheme="majorHAnsi" w:cstheme="majorBidi" w:eastAsiaTheme="majorEastAsia" w:hAnsiTheme="majorHAnsi"/>
+      <w:rFonts w:asciiTheme="majorHAnsi" w:cstheme="majorBidi" w:hAnsiTheme="majorHAnsi" w:eastAsia="黑体"/>
       <w:i/>
       <w:iCs/>
       <w:color w:themeColor="accent1" w:val="4F81BD"/>
@@ -3423,7 +3642,7 @@
     <w:uiPriority w:val="11"/>
     <w:rsid w:val="00FC693F"/>
     <w:rPr>
-      <w:rFonts w:asciiTheme="majorHAnsi" w:cstheme="majorBidi" w:eastAsiaTheme="majorEastAsia" w:hAnsiTheme="majorHAnsi"/>
+      <w:rFonts w:asciiTheme="majorHAnsi" w:cstheme="majorBidi" w:hAnsiTheme="majorHAnsi" w:eastAsia="黑体"/>
       <w:i/>
       <w:iCs/>
       <w:color w:themeColor="accent1" w:val="4F81BD"/>
@@ -3490,6 +3709,7 @@
       <w:spacing w:after="120"/>
     </w:pPr>
     <w:rPr>
+      <w:rFonts w:eastAsia="黑体"/>
       <w:sz w:val="16"/>
       <w:szCs w:val="16"/>
     </w:rPr>
@@ -3501,6 +3721,7 @@
     <w:uiPriority w:val="99"/>
     <w:rsid w:val="00AA1D8D"/>
     <w:rPr>
+      <w:rFonts w:eastAsia="黑体"/>
       <w:sz w:val="16"/>
       <w:szCs w:val="16"/>
     </w:rPr>
@@ -3670,7 +3891,7 @@
       </w:tabs>
     </w:pPr>
     <w:rPr>
-      <w:rFonts w:ascii="Courier" w:hAnsi="Courier"/>
+      <w:rFonts w:ascii="Courier" w:hAnsi="Courier" w:eastAsia="黑体"/>
       <w:sz w:val="20"/>
       <w:szCs w:val="20"/>
     </w:rPr>
@@ -3682,7 +3903,7 @@
     <w:uiPriority w:val="99"/>
     <w:rsid w:val="0029639D"/>
     <w:rPr>
-      <w:rFonts w:ascii="Courier" w:hAnsi="Courier"/>
+      <w:rFonts w:ascii="Courier" w:hAnsi="Courier" w:eastAsia="黑体"/>
       <w:sz w:val="20"/>
       <w:szCs w:val="20"/>
     </w:rPr>
@@ -3718,6 +3939,7 @@
     <w:uiPriority w:val="29"/>
     <w:rsid w:val="00FC693F"/>
     <w:rPr>
+      <w:rFonts w:eastAsia="黑体"/>
       <w:i/>
       <w:iCs/>
       <w:color w:themeColor="text1" w:val="000000"/>
@@ -3731,7 +3953,7 @@
     <w:semiHidden/>
     <w:rsid w:val="00FC693F"/>
     <w:rPr>
-      <w:rFonts w:asciiTheme="majorHAnsi" w:cstheme="majorBidi" w:eastAsiaTheme="majorEastAsia" w:hAnsiTheme="majorHAnsi"/>
+      <w:rFonts w:asciiTheme="majorHAnsi" w:cstheme="majorBidi" w:hAnsiTheme="majorHAnsi" w:eastAsia="黑体"/>
       <w:b/>
       <w:bCs/>
       <w:i/>
@@ -3747,7 +3969,7 @@
     <w:semiHidden/>
     <w:rsid w:val="00FC693F"/>
     <w:rPr>
-      <w:rFonts w:asciiTheme="majorHAnsi" w:cstheme="majorBidi" w:eastAsiaTheme="majorEastAsia" w:hAnsiTheme="majorHAnsi"/>
+      <w:rFonts w:asciiTheme="majorHAnsi" w:cstheme="majorBidi" w:hAnsiTheme="majorHAnsi" w:eastAsia="黑体"/>
       <w:color w:themeColor="accent1" w:themeShade="7F" w:val="243F60"/>
     </w:rPr>
   </w:style>
@@ -3759,7 +3981,7 @@
     <w:semiHidden/>
     <w:rsid w:val="00FC693F"/>
     <w:rPr>
-      <w:rFonts w:asciiTheme="majorHAnsi" w:cstheme="majorBidi" w:eastAsiaTheme="majorEastAsia" w:hAnsiTheme="majorHAnsi"/>
+      <w:rFonts w:asciiTheme="majorHAnsi" w:cstheme="majorBidi" w:hAnsiTheme="majorHAnsi" w:eastAsia="黑体"/>
       <w:i/>
       <w:iCs/>
       <w:color w:themeColor="accent1" w:themeShade="7F" w:val="243F60"/>
@@ -3773,7 +3995,7 @@
     <w:semiHidden/>
     <w:rsid w:val="00FC693F"/>
     <w:rPr>
-      <w:rFonts w:asciiTheme="majorHAnsi" w:cstheme="majorBidi" w:eastAsiaTheme="majorEastAsia" w:hAnsiTheme="majorHAnsi"/>
+      <w:rFonts w:asciiTheme="majorHAnsi" w:cstheme="majorBidi" w:hAnsiTheme="majorHAnsi" w:eastAsia="黑体"/>
       <w:i/>
       <w:iCs/>
       <w:color w:themeColor="text1" w:themeTint="BF" w:val="404040"/>
@@ -3787,7 +4009,7 @@
     <w:semiHidden/>
     <w:rsid w:val="00FC693F"/>
     <w:rPr>
-      <w:rFonts w:asciiTheme="majorHAnsi" w:cstheme="majorBidi" w:eastAsiaTheme="majorEastAsia" w:hAnsiTheme="majorHAnsi"/>
+      <w:rFonts w:asciiTheme="majorHAnsi" w:cstheme="majorBidi" w:hAnsiTheme="majorHAnsi" w:eastAsia="黑体"/>
       <w:color w:themeColor="accent1" w:val="4F81BD"/>
       <w:sz w:val="20"/>
       <w:szCs w:val="20"/>
@@ -3801,7 +4023,7 @@
     <w:semiHidden/>
     <w:rsid w:val="00FC693F"/>
     <w:rPr>
-      <w:rFonts w:asciiTheme="majorHAnsi" w:cstheme="majorBidi" w:eastAsiaTheme="majorEastAsia" w:hAnsiTheme="majorHAnsi"/>
+      <w:rFonts w:asciiTheme="majorHAnsi" w:cstheme="majorBidi" w:hAnsiTheme="majorHAnsi" w:eastAsia="黑体"/>
       <w:i/>
       <w:iCs/>
       <w:color w:themeColor="text1" w:themeTint="BF" w:val="404040"/>
@@ -3822,6 +4044,7 @@
       <w:spacing w:line="240" w:lineRule="auto"/>
     </w:pPr>
     <w:rPr>
+      <w:rFonts w:eastAsia="黑体"/>
       <w:b/>
       <w:bCs/>
       <w:color w:themeColor="accent1" w:val="4F81BD"/>
@@ -3836,6 +4059,7 @@
     <w:qFormat/>
     <w:rsid w:val="00FC693F"/>
     <w:rPr>
+      <w:rFonts w:eastAsia="黑体"/>
       <w:b/>
       <w:bCs/>
     </w:rPr>
@@ -3847,6 +4071,7 @@
     <w:qFormat/>
     <w:rsid w:val="00FC693F"/>
     <w:rPr>
+      <w:rFonts w:eastAsia="黑体"/>
       <w:i/>
       <w:iCs/>
     </w:rPr>
@@ -3867,6 +4092,7 @@
       <w:ind w:left="936" w:right="936"/>
     </w:pPr>
     <w:rPr>
+      <w:rFonts w:eastAsia="黑体"/>
       <w:b/>
       <w:bCs/>
       <w:i/>
@@ -3881,6 +4107,7 @@
     <w:uiPriority w:val="30"/>
     <w:rsid w:val="00FC693F"/>
     <w:rPr>
+      <w:rFonts w:eastAsia="黑体"/>
       <w:b/>
       <w:bCs/>
       <w:i/>
@@ -3895,6 +4122,7 @@
     <w:qFormat/>
     <w:rsid w:val="00FC693F"/>
     <w:rPr>
+      <w:rFonts w:eastAsia="黑体"/>
       <w:i/>
       <w:iCs/>
       <w:color w:themeColor="text1" w:themeTint="7F" w:val="808080"/>
@@ -3907,6 +4135,7 @@
     <w:qFormat/>
     <w:rsid w:val="00FC693F"/>
     <w:rPr>
+      <w:rFonts w:eastAsia="黑体"/>
       <w:b/>
       <w:bCs/>
       <w:i/>
@@ -3921,6 +4150,7 @@
     <w:qFormat/>
     <w:rsid w:val="00FC693F"/>
     <w:rPr>
+      <w:rFonts w:eastAsia="黑体"/>
       <w:smallCaps/>
       <w:color w:themeColor="accent2" w:val="C0504D"/>
       <w:u w:val="single"/>
@@ -3933,6 +4163,7 @@
     <w:qFormat/>
     <w:rsid w:val="00FC693F"/>
     <w:rPr>
+      <w:rFonts w:eastAsia="黑体"/>
       <w:b/>
       <w:bCs/>
       <w:smallCaps/>
@@ -3948,6 +4179,7 @@
     <w:qFormat/>
     <w:rsid w:val="00FC693F"/>
     <w:rPr>
+      <w:rFonts w:eastAsia="黑体"/>
       <w:b/>
       <w:bCs/>
       <w:smallCaps/>
@@ -4002,6 +4234,7 @@
       <w:spacing w:after="0" w:line="240" w:lineRule="auto"/>
     </w:pPr>
     <w:rPr>
+      <w:rFonts w:eastAsia="黑体"/>
       <w:color w:themeColor="text1" w:themeShade="BF" w:val="000000"/>
     </w:rPr>
     <w:tblPr>
@@ -4024,6 +4257,7 @@
         <w:spacing w:after="0" w:before="0" w:line="240" w:lineRule="auto"/>
       </w:pPr>
       <w:rPr>
+        <w:rFonts w:eastAsia="黑体"/>
         <w:b/>
         <w:bCs/>
       </w:rPr>
@@ -4044,6 +4278,7 @@
         <w:spacing w:after="0" w:before="0" w:line="240" w:lineRule="auto"/>
       </w:pPr>
       <w:rPr>
+        <w:rFonts w:eastAsia="黑体"/>
         <w:b/>
         <w:bCs/>
       </w:rPr>
@@ -4061,12 +4296,14 @@
     </w:tblStylePr>
     <w:tblStylePr w:type="firstCol">
       <w:rPr>
+        <w:rFonts w:eastAsia="黑体"/>
         <w:b/>
         <w:bCs/>
       </w:rPr>
     </w:tblStylePr>
     <w:tblStylePr w:type="lastCol">
       <w:rPr>
+        <w:rFonts w:eastAsia="黑体"/>
         <w:b/>
         <w:bCs/>
       </w:rPr>
@@ -4105,6 +4342,7 @@
       <w:spacing w:after="0" w:line="240" w:lineRule="auto"/>
     </w:pPr>
     <w:rPr>
+      <w:rFonts w:eastAsia="黑体"/>
       <w:color w:themeColor="accent1" w:themeShade="BF" w:val="365F91"/>
     </w:rPr>
     <w:tblPr>
@@ -4127,6 +4365,7 @@
         <w:spacing w:after="0" w:before="0" w:line="240" w:lineRule="auto"/>
       </w:pPr>
       <w:rPr>
+        <w:rFonts w:eastAsia="黑体"/>
         <w:b/>
         <w:bCs/>
       </w:rPr>
@@ -4147,6 +4386,7 @@
         <w:spacing w:after="0" w:before="0" w:line="240" w:lineRule="auto"/>
       </w:pPr>
       <w:rPr>
+        <w:rFonts w:eastAsia="黑体"/>
         <w:b/>
         <w:bCs/>
       </w:rPr>
@@ -4164,12 +4404,14 @@
     </w:tblStylePr>
     <w:tblStylePr w:type="firstCol">
       <w:rPr>
+        <w:rFonts w:eastAsia="黑体"/>
         <w:b/>
         <w:bCs/>
       </w:rPr>
     </w:tblStylePr>
     <w:tblStylePr w:type="lastCol">
       <w:rPr>
+        <w:rFonts w:eastAsia="黑体"/>
         <w:b/>
         <w:bCs/>
       </w:rPr>
@@ -4208,6 +4450,7 @@
       <w:spacing w:after="0" w:line="240" w:lineRule="auto"/>
     </w:pPr>
     <w:rPr>
+      <w:rFonts w:eastAsia="黑体"/>
       <w:color w:themeColor="accent2" w:themeShade="BF" w:val="943634"/>
     </w:rPr>
     <w:tblPr>
@@ -4230,6 +4473,7 @@
         <w:spacing w:after="0" w:before="0" w:line="240" w:lineRule="auto"/>
       </w:pPr>
       <w:rPr>
+        <w:rFonts w:eastAsia="黑体"/>
         <w:b/>
         <w:bCs/>
       </w:rPr>
@@ -4250,6 +4494,7 @@
         <w:spacing w:after="0" w:before="0" w:line="240" w:lineRule="auto"/>
       </w:pPr>
       <w:rPr>
+        <w:rFonts w:eastAsia="黑体"/>
         <w:b/>
         <w:bCs/>
       </w:rPr>
@@ -4267,12 +4512,14 @@
     </w:tblStylePr>
     <w:tblStylePr w:type="firstCol">
       <w:rPr>
+        <w:rFonts w:eastAsia="黑体"/>
         <w:b/>
         <w:bCs/>
       </w:rPr>
     </w:tblStylePr>
     <w:tblStylePr w:type="lastCol">
       <w:rPr>
+        <w:rFonts w:eastAsia="黑体"/>
         <w:b/>
         <w:bCs/>
       </w:rPr>
@@ -4311,6 +4558,7 @@
       <w:spacing w:after="0" w:line="240" w:lineRule="auto"/>
     </w:pPr>
     <w:rPr>
+      <w:rFonts w:eastAsia="黑体"/>
       <w:color w:themeColor="accent3" w:themeShade="BF" w:val="76923C"/>
     </w:rPr>
     <w:tblPr>
@@ -4333,6 +4581,7 @@
         <w:spacing w:after="0" w:before="0" w:line="240" w:lineRule="auto"/>
       </w:pPr>
       <w:rPr>
+        <w:rFonts w:eastAsia="黑体"/>
         <w:b/>
         <w:bCs/>
       </w:rPr>
@@ -4353,6 +4602,7 @@
         <w:spacing w:after="0" w:before="0" w:line="240" w:lineRule="auto"/>
       </w:pPr>
       <w:rPr>
+        <w:rFonts w:eastAsia="黑体"/>
         <w:b/>
         <w:bCs/>
       </w:rPr>
@@ -4370,12 +4620,14 @@
     </w:tblStylePr>
     <w:tblStylePr w:type="firstCol">
       <w:rPr>
+        <w:rFonts w:eastAsia="黑体"/>
         <w:b/>
         <w:bCs/>
       </w:rPr>
     </w:tblStylePr>
     <w:tblStylePr w:type="lastCol">
       <w:rPr>
+        <w:rFonts w:eastAsia="黑体"/>
         <w:b/>
         <w:bCs/>
       </w:rPr>
@@ -4414,6 +4666,7 @@
       <w:spacing w:after="0" w:line="240" w:lineRule="auto"/>
     </w:pPr>
     <w:rPr>
+      <w:rFonts w:eastAsia="黑体"/>
       <w:color w:themeColor="accent4" w:themeShade="BF" w:val="5F497A"/>
     </w:rPr>
     <w:tblPr>
@@ -4436,6 +4689,7 @@
         <w:spacing w:after="0" w:before="0" w:line="240" w:lineRule="auto"/>
       </w:pPr>
       <w:rPr>
+        <w:rFonts w:eastAsia="黑体"/>
         <w:b/>
         <w:bCs/>
       </w:rPr>
@@ -4456,6 +4710,7 @@
         <w:spacing w:after="0" w:before="0" w:line="240" w:lineRule="auto"/>
       </w:pPr>
       <w:rPr>
+        <w:rFonts w:eastAsia="黑体"/>
         <w:b/>
         <w:bCs/>
       </w:rPr>
@@ -4473,12 +4728,14 @@
     </w:tblStylePr>
     <w:tblStylePr w:type="firstCol">
       <w:rPr>
+        <w:rFonts w:eastAsia="黑体"/>
         <w:b/>
         <w:bCs/>
       </w:rPr>
     </w:tblStylePr>
     <w:tblStylePr w:type="lastCol">
       <w:rPr>
+        <w:rFonts w:eastAsia="黑体"/>
         <w:b/>
         <w:bCs/>
       </w:rPr>
@@ -4517,6 +4774,7 @@
       <w:spacing w:after="0" w:line="240" w:lineRule="auto"/>
     </w:pPr>
     <w:rPr>
+      <w:rFonts w:eastAsia="黑体"/>
       <w:color w:themeColor="accent5" w:themeShade="BF" w:val="31849B"/>
     </w:rPr>
     <w:tblPr>
@@ -4539,6 +4797,7 @@
         <w:spacing w:after="0" w:before="0" w:line="240" w:lineRule="auto"/>
       </w:pPr>
       <w:rPr>
+        <w:rFonts w:eastAsia="黑体"/>
         <w:b/>
         <w:bCs/>
       </w:rPr>
@@ -4559,6 +4818,7 @@
         <w:spacing w:after="0" w:before="0" w:line="240" w:lineRule="auto"/>
       </w:pPr>
       <w:rPr>
+        <w:rFonts w:eastAsia="黑体"/>
         <w:b/>
         <w:bCs/>
       </w:rPr>
@@ -4576,12 +4836,14 @@
     </w:tblStylePr>
     <w:tblStylePr w:type="firstCol">
       <w:rPr>
+        <w:rFonts w:eastAsia="黑体"/>
         <w:b/>
         <w:bCs/>
       </w:rPr>
     </w:tblStylePr>
     <w:tblStylePr w:type="lastCol">
       <w:rPr>
+        <w:rFonts w:eastAsia="黑体"/>
         <w:b/>
         <w:bCs/>
       </w:rPr>
@@ -4620,6 +4882,7 @@
       <w:spacing w:after="0" w:line="240" w:lineRule="auto"/>
     </w:pPr>
     <w:rPr>
+      <w:rFonts w:eastAsia="黑体"/>
       <w:color w:themeColor="accent6" w:themeShade="BF" w:val="E36C0A"/>
     </w:rPr>
     <w:tblPr>
@@ -4642,6 +4905,7 @@
         <w:spacing w:after="0" w:before="0" w:line="240" w:lineRule="auto"/>
       </w:pPr>
       <w:rPr>
+        <w:rFonts w:eastAsia="黑体"/>
         <w:b/>
         <w:bCs/>
       </w:rPr>
@@ -4662,6 +4926,7 @@
         <w:spacing w:after="0" w:before="0" w:line="240" w:lineRule="auto"/>
       </w:pPr>
       <w:rPr>
+        <w:rFonts w:eastAsia="黑体"/>
         <w:b/>
         <w:bCs/>
       </w:rPr>
@@ -4679,12 +4944,14 @@
     </w:tblStylePr>
     <w:tblStylePr w:type="firstCol">
       <w:rPr>
+        <w:rFonts w:eastAsia="黑体"/>
         <w:b/>
         <w:bCs/>
       </w:rPr>
     </w:tblStylePr>
     <w:tblStylePr w:type="lastCol">
       <w:rPr>
+        <w:rFonts w:eastAsia="黑体"/>
         <w:b/>
         <w:bCs/>
       </w:rPr>
@@ -4744,6 +5011,7 @@
         <w:spacing w:after="0" w:before="0" w:line="240" w:lineRule="auto"/>
       </w:pPr>
       <w:rPr>
+        <w:rFonts w:eastAsia="黑体"/>
         <w:b/>
         <w:bCs/>
         <w:color w:themeColor="background1" w:val="FFFFFF"/>
@@ -4758,6 +5026,7 @@
         <w:spacing w:after="0" w:before="0" w:line="240" w:lineRule="auto"/>
       </w:pPr>
       <w:rPr>
+        <w:rFonts w:eastAsia="黑体"/>
         <w:b/>
         <w:bCs/>
       </w:rPr>
@@ -4773,12 +5042,14 @@
     </w:tblStylePr>
     <w:tblStylePr w:type="firstCol">
       <w:rPr>
+        <w:rFonts w:eastAsia="黑体"/>
         <w:b/>
         <w:bCs/>
       </w:rPr>
     </w:tblStylePr>
     <w:tblStylePr w:type="lastCol">
       <w:rPr>
+        <w:rFonts w:eastAsia="黑体"/>
         <w:b/>
         <w:bCs/>
       </w:rPr>
@@ -4836,6 +5107,7 @@
         <w:spacing w:after="0" w:before="0" w:line="240" w:lineRule="auto"/>
       </w:pPr>
       <w:rPr>
+        <w:rFonts w:eastAsia="黑体"/>
         <w:b/>
         <w:bCs/>
         <w:color w:themeColor="background1" w:val="FFFFFF"/>
@@ -4850,6 +5122,7 @@
         <w:spacing w:after="0" w:before="0" w:line="240" w:lineRule="auto"/>
       </w:pPr>
       <w:rPr>
+        <w:rFonts w:eastAsia="黑体"/>
         <w:b/>
         <w:bCs/>
       </w:rPr>
@@ -4865,12 +5138,14 @@
     </w:tblStylePr>
     <w:tblStylePr w:type="firstCol">
       <w:rPr>
+        <w:rFonts w:eastAsia="黑体"/>
         <w:b/>
         <w:bCs/>
       </w:rPr>
     </w:tblStylePr>
     <w:tblStylePr w:type="lastCol">
       <w:rPr>
+        <w:rFonts w:eastAsia="黑体"/>
         <w:b/>
         <w:bCs/>
       </w:rPr>
@@ -4928,6 +5203,7 @@
         <w:spacing w:after="0" w:before="0" w:line="240" w:lineRule="auto"/>
       </w:pPr>
       <w:rPr>
+        <w:rFonts w:eastAsia="黑体"/>
         <w:b/>
         <w:bCs/>
         <w:color w:themeColor="background1" w:val="FFFFFF"/>
@@ -4942,6 +5218,7 @@
         <w:spacing w:after="0" w:before="0" w:line="240" w:lineRule="auto"/>
       </w:pPr>
       <w:rPr>
+        <w:rFonts w:eastAsia="黑体"/>
         <w:b/>
         <w:bCs/>
       </w:rPr>
@@ -4957,12 +5234,14 @@
     </w:tblStylePr>
     <w:tblStylePr w:type="firstCol">
       <w:rPr>
+        <w:rFonts w:eastAsia="黑体"/>
         <w:b/>
         <w:bCs/>
       </w:rPr>
     </w:tblStylePr>
     <w:tblStylePr w:type="lastCol">
       <w:rPr>
+        <w:rFonts w:eastAsia="黑体"/>
         <w:b/>
         <w:bCs/>
       </w:rPr>
@@ -5020,6 +5299,7 @@
         <w:spacing w:after="0" w:before="0" w:line="240" w:lineRule="auto"/>
       </w:pPr>
       <w:rPr>
+        <w:rFonts w:eastAsia="黑体"/>
         <w:b/>
         <w:bCs/>
         <w:color w:themeColor="background1" w:val="FFFFFF"/>
@@ -5034,6 +5314,7 @@
         <w:spacing w:after="0" w:before="0" w:line="240" w:lineRule="auto"/>
       </w:pPr>
       <w:rPr>
+        <w:rFonts w:eastAsia="黑体"/>
         <w:b/>
         <w:bCs/>
       </w:rPr>
@@ -5049,12 +5330,14 @@
     </w:tblStylePr>
     <w:tblStylePr w:type="firstCol">
       <w:rPr>
+        <w:rFonts w:eastAsia="黑体"/>
         <w:b/>
         <w:bCs/>
       </w:rPr>
     </w:tblStylePr>
     <w:tblStylePr w:type="lastCol">
       <w:rPr>
+        <w:rFonts w:eastAsia="黑体"/>
         <w:b/>
         <w:bCs/>
       </w:rPr>
@@ -5112,6 +5395,7 @@
         <w:spacing w:after="0" w:before="0" w:line="240" w:lineRule="auto"/>
       </w:pPr>
       <w:rPr>
+        <w:rFonts w:eastAsia="黑体"/>
         <w:b/>
         <w:bCs/>
         <w:color w:themeColor="background1" w:val="FFFFFF"/>
@@ -5126,6 +5410,7 @@
         <w:spacing w:after="0" w:before="0" w:line="240" w:lineRule="auto"/>
       </w:pPr>
       <w:rPr>
+        <w:rFonts w:eastAsia="黑体"/>
         <w:b/>
         <w:bCs/>
       </w:rPr>
@@ -5141,12 +5426,14 @@
     </w:tblStylePr>
     <w:tblStylePr w:type="firstCol">
       <w:rPr>
+        <w:rFonts w:eastAsia="黑体"/>
         <w:b/>
         <w:bCs/>
       </w:rPr>
     </w:tblStylePr>
     <w:tblStylePr w:type="lastCol">
       <w:rPr>
+        <w:rFonts w:eastAsia="黑体"/>
         <w:b/>
         <w:bCs/>
       </w:rPr>
@@ -5204,6 +5491,7 @@
         <w:spacing w:after="0" w:before="0" w:line="240" w:lineRule="auto"/>
       </w:pPr>
       <w:rPr>
+        <w:rFonts w:eastAsia="黑体"/>
         <w:b/>
         <w:bCs/>
         <w:color w:themeColor="background1" w:val="FFFFFF"/>
@@ -5218,6 +5506,7 @@
         <w:spacing w:after="0" w:before="0" w:line="240" w:lineRule="auto"/>
       </w:pPr>
       <w:rPr>
+        <w:rFonts w:eastAsia="黑体"/>
         <w:b/>
         <w:bCs/>
       </w:rPr>
@@ -5233,12 +5522,14 @@
     </w:tblStylePr>
     <w:tblStylePr w:type="firstCol">
       <w:rPr>
+        <w:rFonts w:eastAsia="黑体"/>
         <w:b/>
         <w:bCs/>
       </w:rPr>
     </w:tblStylePr>
     <w:tblStylePr w:type="lastCol">
       <w:rPr>
+        <w:rFonts w:eastAsia="黑体"/>
         <w:b/>
         <w:bCs/>
       </w:rPr>
@@ -5296,6 +5587,7 @@
         <w:spacing w:after="0" w:before="0" w:line="240" w:lineRule="auto"/>
       </w:pPr>
       <w:rPr>
+        <w:rFonts w:eastAsia="黑体"/>
         <w:b/>
         <w:bCs/>
         <w:color w:themeColor="background1" w:val="FFFFFF"/>
@@ -5310,6 +5602,7 @@
         <w:spacing w:after="0" w:before="0" w:line="240" w:lineRule="auto"/>
       </w:pPr>
       <w:rPr>
+        <w:rFonts w:eastAsia="黑体"/>
         <w:b/>
         <w:bCs/>
       </w:rPr>
@@ -5325,12 +5618,14 @@
     </w:tblStylePr>
     <w:tblStylePr w:type="firstCol">
       <w:rPr>
+        <w:rFonts w:eastAsia="黑体"/>
         <w:b/>
         <w:bCs/>
       </w:rPr>
     </w:tblStylePr>
     <w:tblStylePr w:type="lastCol">
       <w:rPr>
+        <w:rFonts w:eastAsia="黑体"/>
         <w:b/>
         <w:bCs/>
       </w:rPr>
@@ -5390,7 +5685,7 @@
         <w:spacing w:after="0" w:before="0" w:line="240" w:lineRule="auto"/>
       </w:pPr>
       <w:rPr>
-        <w:rFonts w:asciiTheme="majorHAnsi" w:cstheme="majorBidi" w:eastAsiaTheme="majorEastAsia" w:hAnsiTheme="majorHAnsi"/>
+        <w:rFonts w:asciiTheme="majorHAnsi" w:cstheme="majorBidi" w:hAnsiTheme="majorHAnsi" w:eastAsia="黑体"/>
         <w:b/>
         <w:bCs/>
       </w:rPr>
@@ -5411,7 +5706,7 @@
         <w:spacing w:after="0" w:before="0" w:line="240" w:lineRule="auto"/>
       </w:pPr>
       <w:rPr>
-        <w:rFonts w:asciiTheme="majorHAnsi" w:cstheme="majorBidi" w:eastAsiaTheme="majorEastAsia" w:hAnsiTheme="majorHAnsi"/>
+        <w:rFonts w:asciiTheme="majorHAnsi" w:cstheme="majorBidi" w:hAnsiTheme="majorHAnsi" w:eastAsia="黑体"/>
         <w:b/>
         <w:bCs/>
       </w:rPr>
@@ -5429,14 +5724,14 @@
     </w:tblStylePr>
     <w:tblStylePr w:type="firstCol">
       <w:rPr>
-        <w:rFonts w:asciiTheme="majorHAnsi" w:cstheme="majorBidi" w:eastAsiaTheme="majorEastAsia" w:hAnsiTheme="majorHAnsi"/>
+        <w:rFonts w:asciiTheme="majorHAnsi" w:cstheme="majorBidi" w:hAnsiTheme="majorHAnsi" w:eastAsia="黑体"/>
         <w:b/>
         <w:bCs/>
       </w:rPr>
     </w:tblStylePr>
     <w:tblStylePr w:type="lastCol">
       <w:rPr>
-        <w:rFonts w:asciiTheme="majorHAnsi" w:cstheme="majorBidi" w:eastAsiaTheme="majorEastAsia" w:hAnsiTheme="majorHAnsi"/>
+        <w:rFonts w:asciiTheme="majorHAnsi" w:cstheme="majorBidi" w:hAnsiTheme="majorHAnsi" w:eastAsia="黑体"/>
         <w:b/>
         <w:bCs/>
       </w:rPr>
@@ -5520,7 +5815,7 @@
         <w:spacing w:after="0" w:before="0" w:line="240" w:lineRule="auto"/>
       </w:pPr>
       <w:rPr>
-        <w:rFonts w:asciiTheme="majorHAnsi" w:cstheme="majorBidi" w:eastAsiaTheme="majorEastAsia" w:hAnsiTheme="majorHAnsi"/>
+        <w:rFonts w:asciiTheme="majorHAnsi" w:cstheme="majorBidi" w:hAnsiTheme="majorHAnsi" w:eastAsia="黑体"/>
         <w:b/>
         <w:bCs/>
       </w:rPr>
@@ -5541,7 +5836,7 @@
         <w:spacing w:after="0" w:before="0" w:line="240" w:lineRule="auto"/>
       </w:pPr>
       <w:rPr>
-        <w:rFonts w:asciiTheme="majorHAnsi" w:cstheme="majorBidi" w:eastAsiaTheme="majorEastAsia" w:hAnsiTheme="majorHAnsi"/>
+        <w:rFonts w:asciiTheme="majorHAnsi" w:cstheme="majorBidi" w:hAnsiTheme="majorHAnsi" w:eastAsia="黑体"/>
         <w:b/>
         <w:bCs/>
       </w:rPr>
@@ -5559,14 +5854,14 @@
     </w:tblStylePr>
     <w:tblStylePr w:type="firstCol">
       <w:rPr>
-        <w:rFonts w:asciiTheme="majorHAnsi" w:cstheme="majorBidi" w:eastAsiaTheme="majorEastAsia" w:hAnsiTheme="majorHAnsi"/>
+        <w:rFonts w:asciiTheme="majorHAnsi" w:cstheme="majorBidi" w:hAnsiTheme="majorHAnsi" w:eastAsia="黑体"/>
         <w:b/>
         <w:bCs/>
       </w:rPr>
     </w:tblStylePr>
     <w:tblStylePr w:type="lastCol">
       <w:rPr>
-        <w:rFonts w:asciiTheme="majorHAnsi" w:cstheme="majorBidi" w:eastAsiaTheme="majorEastAsia" w:hAnsiTheme="majorHAnsi"/>
+        <w:rFonts w:asciiTheme="majorHAnsi" w:cstheme="majorBidi" w:hAnsiTheme="majorHAnsi" w:eastAsia="黑体"/>
         <w:b/>
         <w:bCs/>
       </w:rPr>
@@ -5650,7 +5945,7 @@
         <w:spacing w:after="0" w:before="0" w:line="240" w:lineRule="auto"/>
       </w:pPr>
       <w:rPr>
-        <w:rFonts w:asciiTheme="majorHAnsi" w:cstheme="majorBidi" w:eastAsiaTheme="majorEastAsia" w:hAnsiTheme="majorHAnsi"/>
+        <w:rFonts w:asciiTheme="majorHAnsi" w:cstheme="majorBidi" w:hAnsiTheme="majorHAnsi" w:eastAsia="黑体"/>
         <w:b/>
         <w:bCs/>
       </w:rPr>
@@ -5671,7 +5966,7 @@
         <w:spacing w:after="0" w:before="0" w:line="240" w:lineRule="auto"/>
       </w:pPr>
       <w:rPr>
-        <w:rFonts w:asciiTheme="majorHAnsi" w:cstheme="majorBidi" w:eastAsiaTheme="majorEastAsia" w:hAnsiTheme="majorHAnsi"/>
+        <w:rFonts w:asciiTheme="majorHAnsi" w:cstheme="majorBidi" w:hAnsiTheme="majorHAnsi" w:eastAsia="黑体"/>
         <w:b/>
         <w:bCs/>
       </w:rPr>
@@ -5689,14 +5984,14 @@
     </w:tblStylePr>
     <w:tblStylePr w:type="firstCol">
       <w:rPr>
-        <w:rFonts w:asciiTheme="majorHAnsi" w:cstheme="majorBidi" w:eastAsiaTheme="majorEastAsia" w:hAnsiTheme="majorHAnsi"/>
+        <w:rFonts w:asciiTheme="majorHAnsi" w:cstheme="majorBidi" w:hAnsiTheme="majorHAnsi" w:eastAsia="黑体"/>
         <w:b/>
         <w:bCs/>
       </w:rPr>
     </w:tblStylePr>
     <w:tblStylePr w:type="lastCol">
       <w:rPr>
-        <w:rFonts w:asciiTheme="majorHAnsi" w:cstheme="majorBidi" w:eastAsiaTheme="majorEastAsia" w:hAnsiTheme="majorHAnsi"/>
+        <w:rFonts w:asciiTheme="majorHAnsi" w:cstheme="majorBidi" w:hAnsiTheme="majorHAnsi" w:eastAsia="黑体"/>
         <w:b/>
         <w:bCs/>
       </w:rPr>
@@ -5780,7 +6075,7 @@
         <w:spacing w:after="0" w:before="0" w:line="240" w:lineRule="auto"/>
       </w:pPr>
       <w:rPr>
-        <w:rFonts w:asciiTheme="majorHAnsi" w:cstheme="majorBidi" w:eastAsiaTheme="majorEastAsia" w:hAnsiTheme="majorHAnsi"/>
+        <w:rFonts w:asciiTheme="majorHAnsi" w:cstheme="majorBidi" w:hAnsiTheme="majorHAnsi" w:eastAsia="黑体"/>
         <w:b/>
         <w:bCs/>
       </w:rPr>
@@ -5801,7 +6096,7 @@
         <w:spacing w:after="0" w:before="0" w:line="240" w:lineRule="auto"/>
       </w:pPr>
       <w:rPr>
-        <w:rFonts w:asciiTheme="majorHAnsi" w:cstheme="majorBidi" w:eastAsiaTheme="majorEastAsia" w:hAnsiTheme="majorHAnsi"/>
+        <w:rFonts w:asciiTheme="majorHAnsi" w:cstheme="majorBidi" w:hAnsiTheme="majorHAnsi" w:eastAsia="黑体"/>
         <w:b/>
         <w:bCs/>
       </w:rPr>
@@ -5819,14 +6114,14 @@
     </w:tblStylePr>
     <w:tblStylePr w:type="firstCol">
       <w:rPr>
-        <w:rFonts w:asciiTheme="majorHAnsi" w:cstheme="majorBidi" w:eastAsiaTheme="majorEastAsia" w:hAnsiTheme="majorHAnsi"/>
+        <w:rFonts w:asciiTheme="majorHAnsi" w:cstheme="majorBidi" w:hAnsiTheme="majorHAnsi" w:eastAsia="黑体"/>
         <w:b/>
         <w:bCs/>
       </w:rPr>
     </w:tblStylePr>
     <w:tblStylePr w:type="lastCol">
       <w:rPr>
-        <w:rFonts w:asciiTheme="majorHAnsi" w:cstheme="majorBidi" w:eastAsiaTheme="majorEastAsia" w:hAnsiTheme="majorHAnsi"/>
+        <w:rFonts w:asciiTheme="majorHAnsi" w:cstheme="majorBidi" w:hAnsiTheme="majorHAnsi" w:eastAsia="黑体"/>
         <w:b/>
         <w:bCs/>
       </w:rPr>
@@ -5910,7 +6205,7 @@
         <w:spacing w:after="0" w:before="0" w:line="240" w:lineRule="auto"/>
       </w:pPr>
       <w:rPr>
-        <w:rFonts w:asciiTheme="majorHAnsi" w:cstheme="majorBidi" w:eastAsiaTheme="majorEastAsia" w:hAnsiTheme="majorHAnsi"/>
+        <w:rFonts w:asciiTheme="majorHAnsi" w:cstheme="majorBidi" w:hAnsiTheme="majorHAnsi" w:eastAsia="黑体"/>
         <w:b/>
         <w:bCs/>
       </w:rPr>
@@ -5931,7 +6226,7 @@
         <w:spacing w:after="0" w:before="0" w:line="240" w:lineRule="auto"/>
       </w:pPr>
       <w:rPr>
-        <w:rFonts w:asciiTheme="majorHAnsi" w:cstheme="majorBidi" w:eastAsiaTheme="majorEastAsia" w:hAnsiTheme="majorHAnsi"/>
+        <w:rFonts w:asciiTheme="majorHAnsi" w:cstheme="majorBidi" w:hAnsiTheme="majorHAnsi" w:eastAsia="黑体"/>
         <w:b/>
         <w:bCs/>
       </w:rPr>
@@ -5949,14 +6244,14 @@
     </w:tblStylePr>
     <w:tblStylePr w:type="firstCol">
       <w:rPr>
-        <w:rFonts w:asciiTheme="majorHAnsi" w:cstheme="majorBidi" w:eastAsiaTheme="majorEastAsia" w:hAnsiTheme="majorHAnsi"/>
+        <w:rFonts w:asciiTheme="majorHAnsi" w:cstheme="majorBidi" w:hAnsiTheme="majorHAnsi" w:eastAsia="黑体"/>
         <w:b/>
         <w:bCs/>
       </w:rPr>
     </w:tblStylePr>
     <w:tblStylePr w:type="lastCol">
       <w:rPr>
-        <w:rFonts w:asciiTheme="majorHAnsi" w:cstheme="majorBidi" w:eastAsiaTheme="majorEastAsia" w:hAnsiTheme="majorHAnsi"/>
+        <w:rFonts w:asciiTheme="majorHAnsi" w:cstheme="majorBidi" w:hAnsiTheme="majorHAnsi" w:eastAsia="黑体"/>
         <w:b/>
         <w:bCs/>
       </w:rPr>
@@ -6040,7 +6335,7 @@
         <w:spacing w:after="0" w:before="0" w:line="240" w:lineRule="auto"/>
       </w:pPr>
       <w:rPr>
-        <w:rFonts w:asciiTheme="majorHAnsi" w:cstheme="majorBidi" w:eastAsiaTheme="majorEastAsia" w:hAnsiTheme="majorHAnsi"/>
+        <w:rFonts w:asciiTheme="majorHAnsi" w:cstheme="majorBidi" w:hAnsiTheme="majorHAnsi" w:eastAsia="黑体"/>
         <w:b/>
         <w:bCs/>
       </w:rPr>
@@ -6061,7 +6356,7 @@
         <w:spacing w:after="0" w:before="0" w:line="240" w:lineRule="auto"/>
       </w:pPr>
       <w:rPr>
-        <w:rFonts w:asciiTheme="majorHAnsi" w:cstheme="majorBidi" w:eastAsiaTheme="majorEastAsia" w:hAnsiTheme="majorHAnsi"/>
+        <w:rFonts w:asciiTheme="majorHAnsi" w:cstheme="majorBidi" w:hAnsiTheme="majorHAnsi" w:eastAsia="黑体"/>
         <w:b/>
         <w:bCs/>
       </w:rPr>
@@ -6079,14 +6374,14 @@
     </w:tblStylePr>
     <w:tblStylePr w:type="firstCol">
       <w:rPr>
-        <w:rFonts w:asciiTheme="majorHAnsi" w:cstheme="majorBidi" w:eastAsiaTheme="majorEastAsia" w:hAnsiTheme="majorHAnsi"/>
+        <w:rFonts w:asciiTheme="majorHAnsi" w:cstheme="majorBidi" w:hAnsiTheme="majorHAnsi" w:eastAsia="黑体"/>
         <w:b/>
         <w:bCs/>
       </w:rPr>
     </w:tblStylePr>
     <w:tblStylePr w:type="lastCol">
       <w:rPr>
-        <w:rFonts w:asciiTheme="majorHAnsi" w:cstheme="majorBidi" w:eastAsiaTheme="majorEastAsia" w:hAnsiTheme="majorHAnsi"/>
+        <w:rFonts w:asciiTheme="majorHAnsi" w:cstheme="majorBidi" w:hAnsiTheme="majorHAnsi" w:eastAsia="黑体"/>
         <w:b/>
         <w:bCs/>
       </w:rPr>
@@ -6170,7 +6465,7 @@
         <w:spacing w:after="0" w:before="0" w:line="240" w:lineRule="auto"/>
       </w:pPr>
       <w:rPr>
-        <w:rFonts w:asciiTheme="majorHAnsi" w:cstheme="majorBidi" w:eastAsiaTheme="majorEastAsia" w:hAnsiTheme="majorHAnsi"/>
+        <w:rFonts w:asciiTheme="majorHAnsi" w:cstheme="majorBidi" w:hAnsiTheme="majorHAnsi" w:eastAsia="黑体"/>
         <w:b/>
         <w:bCs/>
       </w:rPr>
@@ -6191,7 +6486,7 @@
         <w:spacing w:after="0" w:before="0" w:line="240" w:lineRule="auto"/>
       </w:pPr>
       <w:rPr>
-        <w:rFonts w:asciiTheme="majorHAnsi" w:cstheme="majorBidi" w:eastAsiaTheme="majorEastAsia" w:hAnsiTheme="majorHAnsi"/>
+        <w:rFonts w:asciiTheme="majorHAnsi" w:cstheme="majorBidi" w:hAnsiTheme="majorHAnsi" w:eastAsia="黑体"/>
         <w:b/>
         <w:bCs/>
       </w:rPr>
@@ -6209,14 +6504,14 @@
     </w:tblStylePr>
     <w:tblStylePr w:type="firstCol">
       <w:rPr>
-        <w:rFonts w:asciiTheme="majorHAnsi" w:cstheme="majorBidi" w:eastAsiaTheme="majorEastAsia" w:hAnsiTheme="majorHAnsi"/>
+        <w:rFonts w:asciiTheme="majorHAnsi" w:cstheme="majorBidi" w:hAnsiTheme="majorHAnsi" w:eastAsia="黑体"/>
         <w:b/>
         <w:bCs/>
       </w:rPr>
     </w:tblStylePr>
     <w:tblStylePr w:type="lastCol">
       <w:rPr>
-        <w:rFonts w:asciiTheme="majorHAnsi" w:cstheme="majorBidi" w:eastAsiaTheme="majorEastAsia" w:hAnsiTheme="majorHAnsi"/>
+        <w:rFonts w:asciiTheme="majorHAnsi" w:cstheme="majorBidi" w:hAnsiTheme="majorHAnsi" w:eastAsia="黑体"/>
         <w:b/>
         <w:bCs/>
       </w:rPr>
@@ -6299,6 +6594,7 @@
         <w:spacing w:after="0" w:before="0" w:line="240" w:lineRule="auto"/>
       </w:pPr>
       <w:rPr>
+        <w:rFonts w:eastAsia="黑体"/>
         <w:b/>
         <w:bCs/>
         <w:color w:themeColor="background1" w:val="FFFFFF"/>
@@ -6321,6 +6617,7 @@
         <w:spacing w:after="0" w:before="0" w:line="240" w:lineRule="auto"/>
       </w:pPr>
       <w:rPr>
+        <w:rFonts w:eastAsia="黑体"/>
         <w:b/>
         <w:bCs/>
       </w:rPr>
@@ -6338,12 +6635,14 @@
     </w:tblStylePr>
     <w:tblStylePr w:type="firstCol">
       <w:rPr>
+        <w:rFonts w:eastAsia="黑体"/>
         <w:b/>
         <w:bCs/>
       </w:rPr>
     </w:tblStylePr>
     <w:tblStylePr w:type="lastCol">
       <w:rPr>
+        <w:rFonts w:eastAsia="黑体"/>
         <w:b/>
         <w:bCs/>
       </w:rPr>
@@ -6405,6 +6704,7 @@
         <w:spacing w:after="0" w:before="0" w:line="240" w:lineRule="auto"/>
       </w:pPr>
       <w:rPr>
+        <w:rFonts w:eastAsia="黑体"/>
         <w:b/>
         <w:bCs/>
         <w:color w:themeColor="background1" w:val="FFFFFF"/>
@@ -6427,6 +6727,7 @@
         <w:spacing w:after="0" w:before="0" w:line="240" w:lineRule="auto"/>
       </w:pPr>
       <w:rPr>
+        <w:rFonts w:eastAsia="黑体"/>
         <w:b/>
         <w:bCs/>
       </w:rPr>
@@ -6444,12 +6745,14 @@
     </w:tblStylePr>
     <w:tblStylePr w:type="firstCol">
       <w:rPr>
+        <w:rFonts w:eastAsia="黑体"/>
         <w:b/>
         <w:bCs/>
       </w:rPr>
     </w:tblStylePr>
     <w:tblStylePr w:type="lastCol">
       <w:rPr>
+        <w:rFonts w:eastAsia="黑体"/>
         <w:b/>
         <w:bCs/>
       </w:rPr>
@@ -6511,6 +6814,7 @@
         <w:spacing w:after="0" w:before="0" w:line="240" w:lineRule="auto"/>
       </w:pPr>
       <w:rPr>
+        <w:rFonts w:eastAsia="黑体"/>
         <w:b/>
         <w:bCs/>
         <w:color w:themeColor="background1" w:val="FFFFFF"/>
@@ -6533,6 +6837,7 @@
         <w:spacing w:after="0" w:before="0" w:line="240" w:lineRule="auto"/>
       </w:pPr>
       <w:rPr>
+        <w:rFonts w:eastAsia="黑体"/>
         <w:b/>
         <w:bCs/>
       </w:rPr>
@@ -6550,12 +6855,14 @@
     </w:tblStylePr>
     <w:tblStylePr w:type="firstCol">
       <w:rPr>
+        <w:rFonts w:eastAsia="黑体"/>
         <w:b/>
         <w:bCs/>
       </w:rPr>
     </w:tblStylePr>
     <w:tblStylePr w:type="lastCol">
       <w:rPr>
+        <w:rFonts w:eastAsia="黑体"/>
         <w:b/>
         <w:bCs/>
       </w:rPr>
@@ -6617,6 +6924,7 @@
         <w:spacing w:after="0" w:before="0" w:line="240" w:lineRule="auto"/>
       </w:pPr>
       <w:rPr>
+        <w:rFonts w:eastAsia="黑体"/>
         <w:b/>
         <w:bCs/>
         <w:color w:themeColor="background1" w:val="FFFFFF"/>
@@ -6639,6 +6947,7 @@
         <w:spacing w:after="0" w:before="0" w:line="240" w:lineRule="auto"/>
       </w:pPr>
       <w:rPr>
+        <w:rFonts w:eastAsia="黑体"/>
         <w:b/>
         <w:bCs/>
       </w:rPr>
@@ -6656,12 +6965,14 @@
     </w:tblStylePr>
     <w:tblStylePr w:type="firstCol">
       <w:rPr>
+        <w:rFonts w:eastAsia="黑体"/>
         <w:b/>
         <w:bCs/>
       </w:rPr>
     </w:tblStylePr>
     <w:tblStylePr w:type="lastCol">
       <w:rPr>
+        <w:rFonts w:eastAsia="黑体"/>
         <w:b/>
         <w:bCs/>
       </w:rPr>
@@ -6723,6 +7034,7 @@
         <w:spacing w:after="0" w:before="0" w:line="240" w:lineRule="auto"/>
       </w:pPr>
       <w:rPr>
+        <w:rFonts w:eastAsia="黑体"/>
         <w:b/>
         <w:bCs/>
         <w:color w:themeColor="background1" w:val="FFFFFF"/>
@@ -6745,6 +7057,7 @@
         <w:spacing w:after="0" w:before="0" w:line="240" w:lineRule="auto"/>
       </w:pPr>
       <w:rPr>
+        <w:rFonts w:eastAsia="黑体"/>
         <w:b/>
         <w:bCs/>
       </w:rPr>
@@ -6762,12 +7075,14 @@
     </w:tblStylePr>
     <w:tblStylePr w:type="firstCol">
       <w:rPr>
+        <w:rFonts w:eastAsia="黑体"/>
         <w:b/>
         <w:bCs/>
       </w:rPr>
     </w:tblStylePr>
     <w:tblStylePr w:type="lastCol">
       <w:rPr>
+        <w:rFonts w:eastAsia="黑体"/>
         <w:b/>
         <w:bCs/>
       </w:rPr>
@@ -6829,6 +7144,7 @@
         <w:spacing w:after="0" w:before="0" w:line="240" w:lineRule="auto"/>
       </w:pPr>
       <w:rPr>
+        <w:rFonts w:eastAsia="黑体"/>
         <w:b/>
         <w:bCs/>
         <w:color w:themeColor="background1" w:val="FFFFFF"/>
@@ -6851,6 +7167,7 @@
         <w:spacing w:after="0" w:before="0" w:line="240" w:lineRule="auto"/>
       </w:pPr>
       <w:rPr>
+        <w:rFonts w:eastAsia="黑体"/>
         <w:b/>
         <w:bCs/>
       </w:rPr>
@@ -6868,12 +7185,14 @@
     </w:tblStylePr>
     <w:tblStylePr w:type="firstCol">
       <w:rPr>
+        <w:rFonts w:eastAsia="黑体"/>
         <w:b/>
         <w:bCs/>
       </w:rPr>
     </w:tblStylePr>
     <w:tblStylePr w:type="lastCol">
       <w:rPr>
+        <w:rFonts w:eastAsia="黑体"/>
         <w:b/>
         <w:bCs/>
       </w:rPr>
@@ -6935,6 +7254,7 @@
         <w:spacing w:after="0" w:before="0" w:line="240" w:lineRule="auto"/>
       </w:pPr>
       <w:rPr>
+        <w:rFonts w:eastAsia="黑体"/>
         <w:b/>
         <w:bCs/>
         <w:color w:themeColor="background1" w:val="FFFFFF"/>
@@ -6957,6 +7277,7 @@
         <w:spacing w:after="0" w:before="0" w:line="240" w:lineRule="auto"/>
       </w:pPr>
       <w:rPr>
+        <w:rFonts w:eastAsia="黑体"/>
         <w:b/>
         <w:bCs/>
       </w:rPr>
@@ -6974,12 +7295,14 @@
     </w:tblStylePr>
     <w:tblStylePr w:type="firstCol">
       <w:rPr>
+        <w:rFonts w:eastAsia="黑体"/>
         <w:b/>
         <w:bCs/>
       </w:rPr>
     </w:tblStylePr>
     <w:tblStylePr w:type="lastCol">
       <w:rPr>
+        <w:rFonts w:eastAsia="黑体"/>
         <w:b/>
         <w:bCs/>
       </w:rPr>
@@ -7038,6 +7361,7 @@
         <w:spacing w:after="0" w:before="0" w:line="240" w:lineRule="auto"/>
       </w:pPr>
       <w:rPr>
+        <w:rFonts w:eastAsia="黑体"/>
         <w:b/>
         <w:bCs/>
         <w:color w:themeColor="background1" w:val="FFFFFF"/>
@@ -7060,6 +7384,7 @@
         <w:spacing w:after="0" w:before="0" w:line="240" w:lineRule="auto"/>
       </w:pPr>
       <w:rPr>
+        <w:rFonts w:eastAsia="黑体"/>
         <w:color w:val="auto"/>
       </w:rPr>
       <w:tblPr/>
@@ -7077,6 +7402,7 @@
     </w:tblStylePr>
     <w:tblStylePr w:type="firstCol">
       <w:rPr>
+        <w:rFonts w:eastAsia="黑体"/>
         <w:b/>
         <w:bCs/>
         <w:color w:themeColor="background1" w:val="FFFFFF"/>
@@ -7096,6 +7422,7 @@
     </w:tblStylePr>
     <w:tblStylePr w:type="lastCol">
       <w:rPr>
+        <w:rFonts w:eastAsia="黑体"/>
         <w:b/>
         <w:bCs/>
         <w:color w:themeColor="background1" w:val="FFFFFF"/>
@@ -7144,6 +7471,7 @@
     </w:tblStylePr>
     <w:tblStylePr w:type="nwCell">
       <w:rPr>
+        <w:rFonts w:eastAsia="黑体"/>
         <w:color w:themeColor="background1" w:val="FFFFFF"/>
       </w:rPr>
       <w:tblPr/>
@@ -7187,6 +7515,7 @@
         <w:spacing w:after="0" w:before="0" w:line="240" w:lineRule="auto"/>
       </w:pPr>
       <w:rPr>
+        <w:rFonts w:eastAsia="黑体"/>
         <w:b/>
         <w:bCs/>
         <w:color w:themeColor="background1" w:val="FFFFFF"/>
@@ -7209,6 +7538,7 @@
         <w:spacing w:after="0" w:before="0" w:line="240" w:lineRule="auto"/>
       </w:pPr>
       <w:rPr>
+        <w:rFonts w:eastAsia="黑体"/>
         <w:color w:val="auto"/>
       </w:rPr>
       <w:tblPr/>
@@ -7226,6 +7556,7 @@
     </w:tblStylePr>
     <w:tblStylePr w:type="firstCol">
       <w:rPr>
+        <w:rFonts w:eastAsia="黑体"/>
         <w:b/>
         <w:bCs/>
         <w:color w:themeColor="background1" w:val="FFFFFF"/>
@@ -7245,6 +7576,7 @@
     </w:tblStylePr>
     <w:tblStylePr w:type="lastCol">
       <w:rPr>
+        <w:rFonts w:eastAsia="黑体"/>
         <w:b/>
         <w:bCs/>
         <w:color w:themeColor="background1" w:val="FFFFFF"/>
@@ -7293,6 +7625,7 @@
     </w:tblStylePr>
     <w:tblStylePr w:type="nwCell">
       <w:rPr>
+        <w:rFonts w:eastAsia="黑体"/>
         <w:color w:themeColor="background1" w:val="FFFFFF"/>
       </w:rPr>
       <w:tblPr/>
@@ -7336,6 +7669,7 @@
         <w:spacing w:after="0" w:before="0" w:line="240" w:lineRule="auto"/>
       </w:pPr>
       <w:rPr>
+        <w:rFonts w:eastAsia="黑体"/>
         <w:b/>
         <w:bCs/>
         <w:color w:themeColor="background1" w:val="FFFFFF"/>
@@ -7358,6 +7692,7 @@
         <w:spacing w:after="0" w:before="0" w:line="240" w:lineRule="auto"/>
       </w:pPr>
       <w:rPr>
+        <w:rFonts w:eastAsia="黑体"/>
         <w:color w:val="auto"/>
       </w:rPr>
       <w:tblPr/>
@@ -7375,6 +7710,7 @@
     </w:tblStylePr>
     <w:tblStylePr w:type="firstCol">
       <w:rPr>
+        <w:rFonts w:eastAsia="黑体"/>
         <w:b/>
         <w:bCs/>
         <w:color w:themeColor="background1" w:val="FFFFFF"/>
@@ -7394,6 +7730,7 @@
     </w:tblStylePr>
     <w:tblStylePr w:type="lastCol">
       <w:rPr>
+        <w:rFonts w:eastAsia="黑体"/>
         <w:b/>
         <w:bCs/>
         <w:color w:themeColor="background1" w:val="FFFFFF"/>
@@ -7442,6 +7779,7 @@
     </w:tblStylePr>
     <w:tblStylePr w:type="nwCell">
       <w:rPr>
+        <w:rFonts w:eastAsia="黑体"/>
         <w:color w:themeColor="background1" w:val="FFFFFF"/>
       </w:rPr>
       <w:tblPr/>
@@ -7485,6 +7823,7 @@
         <w:spacing w:after="0" w:before="0" w:line="240" w:lineRule="auto"/>
       </w:pPr>
       <w:rPr>
+        <w:rFonts w:eastAsia="黑体"/>
         <w:b/>
         <w:bCs/>
         <w:color w:themeColor="background1" w:val="FFFFFF"/>
@@ -7507,6 +7846,7 @@
         <w:spacing w:after="0" w:before="0" w:line="240" w:lineRule="auto"/>
       </w:pPr>
       <w:rPr>
+        <w:rFonts w:eastAsia="黑体"/>
         <w:color w:val="auto"/>
       </w:rPr>
       <w:tblPr/>
@@ -7524,6 +7864,7 @@
     </w:tblStylePr>
     <w:tblStylePr w:type="firstCol">
       <w:rPr>
+        <w:rFonts w:eastAsia="黑体"/>
         <w:b/>
         <w:bCs/>
         <w:color w:themeColor="background1" w:val="FFFFFF"/>
@@ -7543,6 +7884,7 @@
     </w:tblStylePr>
     <w:tblStylePr w:type="lastCol">
       <w:rPr>
+        <w:rFonts w:eastAsia="黑体"/>
         <w:b/>
         <w:bCs/>
         <w:color w:themeColor="background1" w:val="FFFFFF"/>
@@ -7591,6 +7933,7 @@
     </w:tblStylePr>
     <w:tblStylePr w:type="nwCell">
       <w:rPr>
+        <w:rFonts w:eastAsia="黑体"/>
         <w:color w:themeColor="background1" w:val="FFFFFF"/>
       </w:rPr>
       <w:tblPr/>
@@ -7634,6 +7977,7 @@
         <w:spacing w:after="0" w:before="0" w:line="240" w:lineRule="auto"/>
       </w:pPr>
       <w:rPr>
+        <w:rFonts w:eastAsia="黑体"/>
         <w:b/>
         <w:bCs/>
         <w:color w:themeColor="background1" w:val="FFFFFF"/>
@@ -7656,6 +8000,7 @@
         <w:spacing w:after="0" w:before="0" w:line="240" w:lineRule="auto"/>
       </w:pPr>
       <w:rPr>
+        <w:rFonts w:eastAsia="黑体"/>
         <w:color w:val="auto"/>
       </w:rPr>
       <w:tblPr/>
@@ -7673,6 +8018,7 @@
     </w:tblStylePr>
     <w:tblStylePr w:type="firstCol">
       <w:rPr>
+        <w:rFonts w:eastAsia="黑体"/>
         <w:b/>
         <w:bCs/>
         <w:color w:themeColor="background1" w:val="FFFFFF"/>
@@ -7692,6 +8038,7 @@
     </w:tblStylePr>
     <w:tblStylePr w:type="lastCol">
       <w:rPr>
+        <w:rFonts w:eastAsia="黑体"/>
         <w:b/>
         <w:bCs/>
         <w:color w:themeColor="background1" w:val="FFFFFF"/>
@@ -7740,6 +8087,7 @@
     </w:tblStylePr>
     <w:tblStylePr w:type="nwCell">
       <w:rPr>
+        <w:rFonts w:eastAsia="黑体"/>
         <w:color w:themeColor="background1" w:val="FFFFFF"/>
       </w:rPr>
       <w:tblPr/>
@@ -7783,6 +8131,7 @@
         <w:spacing w:after="0" w:before="0" w:line="240" w:lineRule="auto"/>
       </w:pPr>
       <w:rPr>
+        <w:rFonts w:eastAsia="黑体"/>
         <w:b/>
         <w:bCs/>
         <w:color w:themeColor="background1" w:val="FFFFFF"/>
@@ -7805,6 +8154,7 @@
         <w:spacing w:after="0" w:before="0" w:line="240" w:lineRule="auto"/>
       </w:pPr>
       <w:rPr>
+        <w:rFonts w:eastAsia="黑体"/>
         <w:color w:val="auto"/>
       </w:rPr>
       <w:tblPr/>
@@ -7822,6 +8172,7 @@
     </w:tblStylePr>
     <w:tblStylePr w:type="firstCol">
       <w:rPr>
+        <w:rFonts w:eastAsia="黑体"/>
         <w:b/>
         <w:bCs/>
         <w:color w:themeColor="background1" w:val="FFFFFF"/>
@@ -7841,6 +8192,7 @@
     </w:tblStylePr>
     <w:tblStylePr w:type="lastCol">
       <w:rPr>
+        <w:rFonts w:eastAsia="黑体"/>
         <w:b/>
         <w:bCs/>
         <w:color w:themeColor="background1" w:val="FFFFFF"/>
@@ -7889,6 +8241,7 @@
     </w:tblStylePr>
     <w:tblStylePr w:type="nwCell">
       <w:rPr>
+        <w:rFonts w:eastAsia="黑体"/>
         <w:color w:themeColor="background1" w:val="FFFFFF"/>
       </w:rPr>
       <w:tblPr/>
@@ -7932,6 +8285,7 @@
         <w:spacing w:after="0" w:before="0" w:line="240" w:lineRule="auto"/>
       </w:pPr>
       <w:rPr>
+        <w:rFonts w:eastAsia="黑体"/>
         <w:b/>
         <w:bCs/>
         <w:color w:themeColor="background1" w:val="FFFFFF"/>
@@ -7954,6 +8308,7 @@
         <w:spacing w:after="0" w:before="0" w:line="240" w:lineRule="auto"/>
       </w:pPr>
       <w:rPr>
+        <w:rFonts w:eastAsia="黑体"/>
         <w:color w:val="auto"/>
       </w:rPr>
       <w:tblPr/>
@@ -7971,6 +8326,7 @@
     </w:tblStylePr>
     <w:tblStylePr w:type="firstCol">
       <w:rPr>
+        <w:rFonts w:eastAsia="黑体"/>
         <w:b/>
         <w:bCs/>
         <w:color w:themeColor="background1" w:val="FFFFFF"/>
@@ -7990,6 +8346,7 @@
     </w:tblStylePr>
     <w:tblStylePr w:type="lastCol">
       <w:rPr>
+        <w:rFonts w:eastAsia="黑体"/>
         <w:b/>
         <w:bCs/>
         <w:color w:themeColor="background1" w:val="FFFFFF"/>
@@ -8038,6 +8395,7 @@
     </w:tblStylePr>
     <w:tblStylePr w:type="nwCell">
       <w:rPr>
+        <w:rFonts w:eastAsia="黑体"/>
         <w:color w:themeColor="background1" w:val="FFFFFF"/>
       </w:rPr>
       <w:tblPr/>
@@ -8062,6 +8420,7 @@
       <w:spacing w:after="0" w:line="240" w:lineRule="auto"/>
     </w:pPr>
     <w:rPr>
+      <w:rFonts w:eastAsia="黑体"/>
       <w:color w:themeColor="text1" w:val="000000"/>
     </w:rPr>
     <w:tblPr>
@@ -8081,7 +8440,7 @@
     </w:tblPr>
     <w:tblStylePr w:type="firstRow">
       <w:rPr>
-        <w:rFonts w:asciiTheme="majorHAnsi" w:cstheme="majorBidi" w:eastAsiaTheme="majorEastAsia" w:hAnsiTheme="majorHAnsi"/>
+        <w:rFonts w:asciiTheme="majorHAnsi" w:cstheme="majorBidi" w:hAnsiTheme="majorHAnsi" w:eastAsia="黑体"/>
       </w:rPr>
       <w:tblPr/>
       <w:tcPr>
@@ -8093,6 +8452,7 @@
     </w:tblStylePr>
     <w:tblStylePr w:type="lastRow">
       <w:rPr>
+        <w:rFonts w:eastAsia="黑体"/>
         <w:b/>
         <w:bCs/>
         <w:color w:themeColor="text2" w:val="1F497D"/>
@@ -8107,12 +8467,14 @@
     </w:tblStylePr>
     <w:tblStylePr w:type="firstCol">
       <w:rPr>
+        <w:rFonts w:eastAsia="黑体"/>
         <w:b/>
         <w:bCs/>
       </w:rPr>
     </w:tblStylePr>
     <w:tblStylePr w:type="lastCol">
       <w:rPr>
+        <w:rFonts w:eastAsia="黑体"/>
         <w:b/>
         <w:bCs/>
       </w:rPr>
@@ -8146,6 +8508,7 @@
       <w:spacing w:after="0" w:line="240" w:lineRule="auto"/>
     </w:pPr>
     <w:rPr>
+      <w:rFonts w:eastAsia="黑体"/>
       <w:color w:themeColor="text1" w:val="000000"/>
     </w:rPr>
     <w:tblPr>
@@ -8165,7 +8528,7 @@
     </w:tblPr>
     <w:tblStylePr w:type="firstRow">
       <w:rPr>
-        <w:rFonts w:asciiTheme="majorHAnsi" w:cstheme="majorBidi" w:eastAsiaTheme="majorEastAsia" w:hAnsiTheme="majorHAnsi"/>
+        <w:rFonts w:asciiTheme="majorHAnsi" w:cstheme="majorBidi" w:hAnsiTheme="majorHAnsi" w:eastAsia="黑体"/>
       </w:rPr>
       <w:tblPr/>
       <w:tcPr>
@@ -8177,6 +8540,7 @@
     </w:tblStylePr>
     <w:tblStylePr w:type="lastRow">
       <w:rPr>
+        <w:rFonts w:eastAsia="黑体"/>
         <w:b/>
         <w:bCs/>
         <w:color w:themeColor="text2" w:val="1F497D"/>
@@ -8191,12 +8555,14 @@
     </w:tblStylePr>
     <w:tblStylePr w:type="firstCol">
       <w:rPr>
+        <w:rFonts w:eastAsia="黑体"/>
         <w:b/>
         <w:bCs/>
       </w:rPr>
     </w:tblStylePr>
     <w:tblStylePr w:type="lastCol">
       <w:rPr>
+        <w:rFonts w:eastAsia="黑体"/>
         <w:b/>
         <w:bCs/>
       </w:rPr>
@@ -8230,6 +8596,7 @@
       <w:spacing w:after="0" w:line="240" w:lineRule="auto"/>
     </w:pPr>
     <w:rPr>
+      <w:rFonts w:eastAsia="黑体"/>
       <w:color w:themeColor="text1" w:val="000000"/>
     </w:rPr>
     <w:tblPr>
@@ -8249,7 +8616,7 @@
     </w:tblPr>
     <w:tblStylePr w:type="firstRow">
       <w:rPr>
-        <w:rFonts w:asciiTheme="majorHAnsi" w:cstheme="majorBidi" w:eastAsiaTheme="majorEastAsia" w:hAnsiTheme="majorHAnsi"/>
+        <w:rFonts w:asciiTheme="majorHAnsi" w:cstheme="majorBidi" w:hAnsiTheme="majorHAnsi" w:eastAsia="黑体"/>
       </w:rPr>
       <w:tblPr/>
       <w:tcPr>
@@ -8261,6 +8628,7 @@
     </w:tblStylePr>
     <w:tblStylePr w:type="lastRow">
       <w:rPr>
+        <w:rFonts w:eastAsia="黑体"/>
         <w:b/>
         <w:bCs/>
         <w:color w:themeColor="text2" w:val="1F497D"/>
@@ -8275,12 +8643,14 @@
     </w:tblStylePr>
     <w:tblStylePr w:type="firstCol">
       <w:rPr>
+        <w:rFonts w:eastAsia="黑体"/>
         <w:b/>
         <w:bCs/>
       </w:rPr>
     </w:tblStylePr>
     <w:tblStylePr w:type="lastCol">
       <w:rPr>
+        <w:rFonts w:eastAsia="黑体"/>
         <w:b/>
         <w:bCs/>
       </w:rPr>
@@ -8314,6 +8684,7 @@
       <w:spacing w:after="0" w:line="240" w:lineRule="auto"/>
     </w:pPr>
     <w:rPr>
+      <w:rFonts w:eastAsia="黑体"/>
       <w:color w:themeColor="text1" w:val="000000"/>
     </w:rPr>
     <w:tblPr>
@@ -8333,7 +8704,7 @@
     </w:tblPr>
     <w:tblStylePr w:type="firstRow">
       <w:rPr>
-        <w:rFonts w:asciiTheme="majorHAnsi" w:cstheme="majorBidi" w:eastAsiaTheme="majorEastAsia" w:hAnsiTheme="majorHAnsi"/>
+        <w:rFonts w:asciiTheme="majorHAnsi" w:cstheme="majorBidi" w:hAnsiTheme="majorHAnsi" w:eastAsia="黑体"/>
       </w:rPr>
       <w:tblPr/>
       <w:tcPr>
@@ -8345,6 +8716,7 @@
     </w:tblStylePr>
     <w:tblStylePr w:type="lastRow">
       <w:rPr>
+        <w:rFonts w:eastAsia="黑体"/>
         <w:b/>
         <w:bCs/>
         <w:color w:themeColor="text2" w:val="1F497D"/>
@@ -8359,12 +8731,14 @@
     </w:tblStylePr>
     <w:tblStylePr w:type="firstCol">
       <w:rPr>
+        <w:rFonts w:eastAsia="黑体"/>
         <w:b/>
         <w:bCs/>
       </w:rPr>
     </w:tblStylePr>
     <w:tblStylePr w:type="lastCol">
       <w:rPr>
+        <w:rFonts w:eastAsia="黑体"/>
         <w:b/>
         <w:bCs/>
       </w:rPr>
@@ -8398,6 +8772,7 @@
       <w:spacing w:after="0" w:line="240" w:lineRule="auto"/>
     </w:pPr>
     <w:rPr>
+      <w:rFonts w:eastAsia="黑体"/>
       <w:color w:themeColor="text1" w:val="000000"/>
     </w:rPr>
     <w:tblPr>
@@ -8417,7 +8792,7 @@
     </w:tblPr>
     <w:tblStylePr w:type="firstRow">
       <w:rPr>
-        <w:rFonts w:asciiTheme="majorHAnsi" w:cstheme="majorBidi" w:eastAsiaTheme="majorEastAsia" w:hAnsiTheme="majorHAnsi"/>
+        <w:rFonts w:asciiTheme="majorHAnsi" w:cstheme="majorBidi" w:hAnsiTheme="majorHAnsi" w:eastAsia="黑体"/>
       </w:rPr>
       <w:tblPr/>
       <w:tcPr>
@@ -8429,6 +8804,7 @@
     </w:tblStylePr>
     <w:tblStylePr w:type="lastRow">
       <w:rPr>
+        <w:rFonts w:eastAsia="黑体"/>
         <w:b/>
         <w:bCs/>
         <w:color w:themeColor="text2" w:val="1F497D"/>
@@ -8443,12 +8819,14 @@
     </w:tblStylePr>
     <w:tblStylePr w:type="firstCol">
       <w:rPr>
+        <w:rFonts w:eastAsia="黑体"/>
         <w:b/>
         <w:bCs/>
       </w:rPr>
     </w:tblStylePr>
     <w:tblStylePr w:type="lastCol">
       <w:rPr>
+        <w:rFonts w:eastAsia="黑体"/>
         <w:b/>
         <w:bCs/>
       </w:rPr>
@@ -8482,6 +8860,7 @@
       <w:spacing w:after="0" w:line="240" w:lineRule="auto"/>
     </w:pPr>
     <w:rPr>
+      <w:rFonts w:eastAsia="黑体"/>
       <w:color w:themeColor="text1" w:val="000000"/>
     </w:rPr>
     <w:tblPr>
@@ -8501,7 +8880,7 @@
     </w:tblPr>
     <w:tblStylePr w:type="firstRow">
       <w:rPr>
-        <w:rFonts w:asciiTheme="majorHAnsi" w:cstheme="majorBidi" w:eastAsiaTheme="majorEastAsia" w:hAnsiTheme="majorHAnsi"/>
+        <w:rFonts w:asciiTheme="majorHAnsi" w:cstheme="majorBidi" w:hAnsiTheme="majorHAnsi" w:eastAsia="黑体"/>
       </w:rPr>
       <w:tblPr/>
       <w:tcPr>
@@ -8513,6 +8892,7 @@
     </w:tblStylePr>
     <w:tblStylePr w:type="lastRow">
       <w:rPr>
+        <w:rFonts w:eastAsia="黑体"/>
         <w:b/>
         <w:bCs/>
         <w:color w:themeColor="text2" w:val="1F497D"/>
@@ -8527,12 +8907,14 @@
     </w:tblStylePr>
     <w:tblStylePr w:type="firstCol">
       <w:rPr>
+        <w:rFonts w:eastAsia="黑体"/>
         <w:b/>
         <w:bCs/>
       </w:rPr>
     </w:tblStylePr>
     <w:tblStylePr w:type="lastCol">
       <w:rPr>
+        <w:rFonts w:eastAsia="黑体"/>
         <w:b/>
         <w:bCs/>
       </w:rPr>
@@ -8566,6 +8948,7 @@
       <w:spacing w:after="0" w:line="240" w:lineRule="auto"/>
     </w:pPr>
     <w:rPr>
+      <w:rFonts w:eastAsia="黑体"/>
       <w:color w:themeColor="text1" w:val="000000"/>
     </w:rPr>
     <w:tblPr>
@@ -8585,7 +8968,7 @@
     </w:tblPr>
     <w:tblStylePr w:type="firstRow">
       <w:rPr>
-        <w:rFonts w:asciiTheme="majorHAnsi" w:cstheme="majorBidi" w:eastAsiaTheme="majorEastAsia" w:hAnsiTheme="majorHAnsi"/>
+        <w:rFonts w:asciiTheme="majorHAnsi" w:cstheme="majorBidi" w:hAnsiTheme="majorHAnsi" w:eastAsia="黑体"/>
       </w:rPr>
       <w:tblPr/>
       <w:tcPr>
@@ -8597,6 +8980,7 @@
     </w:tblStylePr>
     <w:tblStylePr w:type="lastRow">
       <w:rPr>
+        <w:rFonts w:eastAsia="黑体"/>
         <w:b/>
         <w:bCs/>
         <w:color w:themeColor="text2" w:val="1F497D"/>
@@ -8611,12 +8995,14 @@
     </w:tblStylePr>
     <w:tblStylePr w:type="firstCol">
       <w:rPr>
+        <w:rFonts w:eastAsia="黑体"/>
         <w:b/>
         <w:bCs/>
       </w:rPr>
     </w:tblStylePr>
     <w:tblStylePr w:type="lastCol">
       <w:rPr>
+        <w:rFonts w:eastAsia="黑体"/>
         <w:b/>
         <w:bCs/>
       </w:rPr>
@@ -8650,7 +9036,7 @@
       <w:spacing w:after="0" w:line="240" w:lineRule="auto"/>
     </w:pPr>
     <w:rPr>
-      <w:rFonts w:asciiTheme="majorHAnsi" w:cstheme="majorBidi" w:eastAsiaTheme="majorEastAsia" w:hAnsiTheme="majorHAnsi"/>
+      <w:rFonts w:asciiTheme="majorHAnsi" w:cstheme="majorBidi" w:hAnsiTheme="majorHAnsi" w:eastAsia="黑体"/>
       <w:color w:themeColor="text1" w:val="000000"/>
     </w:rPr>
     <w:tblPr>
@@ -8672,6 +9058,7 @@
     </w:tblPr>
     <w:tblStylePr w:type="firstRow">
       <w:rPr>
+        <w:rFonts w:eastAsia="黑体"/>
         <w:sz w:val="24"/>
         <w:szCs w:val="24"/>
       </w:rPr>
@@ -8778,7 +9165,7 @@
       <w:spacing w:after="0" w:line="240" w:lineRule="auto"/>
     </w:pPr>
     <w:rPr>
-      <w:rFonts w:asciiTheme="majorHAnsi" w:cstheme="majorBidi" w:eastAsiaTheme="majorEastAsia" w:hAnsiTheme="majorHAnsi"/>
+      <w:rFonts w:asciiTheme="majorHAnsi" w:cstheme="majorBidi" w:hAnsiTheme="majorHAnsi" w:eastAsia="黑体"/>
       <w:color w:themeColor="text1" w:val="000000"/>
     </w:rPr>
     <w:tblPr>
@@ -8800,6 +9187,7 @@
     </w:tblPr>
     <w:tblStylePr w:type="firstRow">
       <w:rPr>
+        <w:rFonts w:eastAsia="黑体"/>
         <w:sz w:val="24"/>
         <w:szCs w:val="24"/>
       </w:rPr>
@@ -8906,7 +9294,7 @@
       <w:spacing w:after="0" w:line="240" w:lineRule="auto"/>
     </w:pPr>
     <w:rPr>
-      <w:rFonts w:asciiTheme="majorHAnsi" w:cstheme="majorBidi" w:eastAsiaTheme="majorEastAsia" w:hAnsiTheme="majorHAnsi"/>
+      <w:rFonts w:asciiTheme="majorHAnsi" w:cstheme="majorBidi" w:hAnsiTheme="majorHAnsi" w:eastAsia="黑体"/>
       <w:color w:themeColor="text1" w:val="000000"/>
     </w:rPr>
     <w:tblPr>
@@ -8928,6 +9316,7 @@
     </w:tblPr>
     <w:tblStylePr w:type="firstRow">
       <w:rPr>
+        <w:rFonts w:eastAsia="黑体"/>
         <w:sz w:val="24"/>
         <w:szCs w:val="24"/>
       </w:rPr>
@@ -9034,7 +9423,7 @@
       <w:spacing w:after="0" w:line="240" w:lineRule="auto"/>
     </w:pPr>
     <w:rPr>
-      <w:rFonts w:asciiTheme="majorHAnsi" w:cstheme="majorBidi" w:eastAsiaTheme="majorEastAsia" w:hAnsiTheme="majorHAnsi"/>
+      <w:rFonts w:asciiTheme="majorHAnsi" w:cstheme="majorBidi" w:hAnsiTheme="majorHAnsi" w:eastAsia="黑体"/>
       <w:color w:themeColor="text1" w:val="000000"/>
     </w:rPr>
     <w:tblPr>
@@ -9056,6 +9445,7 @@
     </w:tblPr>
     <w:tblStylePr w:type="firstRow">
       <w:rPr>
+        <w:rFonts w:eastAsia="黑体"/>
         <w:sz w:val="24"/>
         <w:szCs w:val="24"/>
       </w:rPr>
@@ -9162,7 +9552,7 @@
       <w:spacing w:after="0" w:line="240" w:lineRule="auto"/>
     </w:pPr>
     <w:rPr>
-      <w:rFonts w:asciiTheme="majorHAnsi" w:cstheme="majorBidi" w:eastAsiaTheme="majorEastAsia" w:hAnsiTheme="majorHAnsi"/>
+      <w:rFonts w:asciiTheme="majorHAnsi" w:cstheme="majorBidi" w:hAnsiTheme="majorHAnsi" w:eastAsia="黑体"/>
       <w:color w:themeColor="text1" w:val="000000"/>
     </w:rPr>
     <w:tblPr>
@@ -9184,6 +9574,7 @@
     </w:tblPr>
     <w:tblStylePr w:type="firstRow">
       <w:rPr>
+        <w:rFonts w:eastAsia="黑体"/>
         <w:sz w:val="24"/>
         <w:szCs w:val="24"/>
       </w:rPr>
@@ -9290,7 +9681,7 @@
       <w:spacing w:after="0" w:line="240" w:lineRule="auto"/>
     </w:pPr>
     <w:rPr>
-      <w:rFonts w:asciiTheme="majorHAnsi" w:cstheme="majorBidi" w:eastAsiaTheme="majorEastAsia" w:hAnsiTheme="majorHAnsi"/>
+      <w:rFonts w:asciiTheme="majorHAnsi" w:cstheme="majorBidi" w:hAnsiTheme="majorHAnsi" w:eastAsia="黑体"/>
       <w:color w:themeColor="text1" w:val="000000"/>
     </w:rPr>
     <w:tblPr>
@@ -9312,6 +9703,7 @@
     </w:tblPr>
     <w:tblStylePr w:type="firstRow">
       <w:rPr>
+        <w:rFonts w:eastAsia="黑体"/>
         <w:sz w:val="24"/>
         <w:szCs w:val="24"/>
       </w:rPr>
@@ -9418,7 +9810,7 @@
       <w:spacing w:after="0" w:line="240" w:lineRule="auto"/>
     </w:pPr>
     <w:rPr>
-      <w:rFonts w:asciiTheme="majorHAnsi" w:cstheme="majorBidi" w:eastAsiaTheme="majorEastAsia" w:hAnsiTheme="majorHAnsi"/>
+      <w:rFonts w:asciiTheme="majorHAnsi" w:cstheme="majorBidi" w:hAnsiTheme="majorHAnsi" w:eastAsia="黑体"/>
       <w:color w:themeColor="text1" w:val="000000"/>
     </w:rPr>
     <w:tblPr>
@@ -9440,6 +9832,7 @@
     </w:tblPr>
     <w:tblStylePr w:type="firstRow">
       <w:rPr>
+        <w:rFonts w:eastAsia="黑体"/>
         <w:sz w:val="24"/>
         <w:szCs w:val="24"/>
       </w:rPr>
@@ -9569,12 +9962,14 @@
     </w:tcPr>
     <w:tblStylePr w:type="firstRow">
       <w:rPr>
+        <w:rFonts w:eastAsia="黑体"/>
         <w:b/>
         <w:bCs/>
       </w:rPr>
     </w:tblStylePr>
     <w:tblStylePr w:type="lastRow">
       <w:rPr>
+        <w:rFonts w:eastAsia="黑体"/>
         <w:b/>
         <w:bCs/>
       </w:rPr>
@@ -9587,12 +9982,14 @@
     </w:tblStylePr>
     <w:tblStylePr w:type="firstCol">
       <w:rPr>
+        <w:rFonts w:eastAsia="黑体"/>
         <w:b/>
         <w:bCs/>
       </w:rPr>
     </w:tblStylePr>
     <w:tblStylePr w:type="lastCol">
       <w:rPr>
+        <w:rFonts w:eastAsia="黑体"/>
         <w:b/>
         <w:bCs/>
       </w:rPr>
@@ -9642,12 +10039,14 @@
     </w:tcPr>
     <w:tblStylePr w:type="firstRow">
       <w:rPr>
+        <w:rFonts w:eastAsia="黑体"/>
         <w:b/>
         <w:bCs/>
       </w:rPr>
     </w:tblStylePr>
     <w:tblStylePr w:type="lastRow">
       <w:rPr>
+        <w:rFonts w:eastAsia="黑体"/>
         <w:b/>
         <w:bCs/>
       </w:rPr>
@@ -9660,12 +10059,14 @@
     </w:tblStylePr>
     <w:tblStylePr w:type="firstCol">
       <w:rPr>
+        <w:rFonts w:eastAsia="黑体"/>
         <w:b/>
         <w:bCs/>
       </w:rPr>
     </w:tblStylePr>
     <w:tblStylePr w:type="lastCol">
       <w:rPr>
+        <w:rFonts w:eastAsia="黑体"/>
         <w:b/>
         <w:bCs/>
       </w:rPr>
@@ -9715,12 +10116,14 @@
     </w:tcPr>
     <w:tblStylePr w:type="firstRow">
       <w:rPr>
+        <w:rFonts w:eastAsia="黑体"/>
         <w:b/>
         <w:bCs/>
       </w:rPr>
     </w:tblStylePr>
     <w:tblStylePr w:type="lastRow">
       <w:rPr>
+        <w:rFonts w:eastAsia="黑体"/>
         <w:b/>
         <w:bCs/>
       </w:rPr>
@@ -9733,12 +10136,14 @@
     </w:tblStylePr>
     <w:tblStylePr w:type="firstCol">
       <w:rPr>
+        <w:rFonts w:eastAsia="黑体"/>
         <w:b/>
         <w:bCs/>
       </w:rPr>
     </w:tblStylePr>
     <w:tblStylePr w:type="lastCol">
       <w:rPr>
+        <w:rFonts w:eastAsia="黑体"/>
         <w:b/>
         <w:bCs/>
       </w:rPr>
@@ -9788,12 +10193,14 @@
     </w:tcPr>
     <w:tblStylePr w:type="firstRow">
       <w:rPr>
+        <w:rFonts w:eastAsia="黑体"/>
         <w:b/>
         <w:bCs/>
       </w:rPr>
     </w:tblStylePr>
     <w:tblStylePr w:type="lastRow">
       <w:rPr>
+        <w:rFonts w:eastAsia="黑体"/>
         <w:b/>
         <w:bCs/>
       </w:rPr>
@@ -9806,12 +10213,14 @@
     </w:tblStylePr>
     <w:tblStylePr w:type="firstCol">
       <w:rPr>
+        <w:rFonts w:eastAsia="黑体"/>
         <w:b/>
         <w:bCs/>
       </w:rPr>
     </w:tblStylePr>
     <w:tblStylePr w:type="lastCol">
       <w:rPr>
+        <w:rFonts w:eastAsia="黑体"/>
         <w:b/>
         <w:bCs/>
       </w:rPr>
@@ -9861,12 +10270,14 @@
     </w:tcPr>
     <w:tblStylePr w:type="firstRow">
       <w:rPr>
+        <w:rFonts w:eastAsia="黑体"/>
         <w:b/>
         <w:bCs/>
       </w:rPr>
     </w:tblStylePr>
     <w:tblStylePr w:type="lastRow">
       <w:rPr>
+        <w:rFonts w:eastAsia="黑体"/>
         <w:b/>
         <w:bCs/>
       </w:rPr>
@@ -9879,12 +10290,14 @@
     </w:tblStylePr>
     <w:tblStylePr w:type="firstCol">
       <w:rPr>
+        <w:rFonts w:eastAsia="黑体"/>
         <w:b/>
         <w:bCs/>
       </w:rPr>
     </w:tblStylePr>
     <w:tblStylePr w:type="lastCol">
       <w:rPr>
+        <w:rFonts w:eastAsia="黑体"/>
         <w:b/>
         <w:bCs/>
       </w:rPr>
@@ -9934,12 +10347,14 @@
     </w:tcPr>
     <w:tblStylePr w:type="firstRow">
       <w:rPr>
+        <w:rFonts w:eastAsia="黑体"/>
         <w:b/>
         <w:bCs/>
       </w:rPr>
     </w:tblStylePr>
     <w:tblStylePr w:type="lastRow">
       <w:rPr>
+        <w:rFonts w:eastAsia="黑体"/>
         <w:b/>
         <w:bCs/>
       </w:rPr>
@@ -9952,12 +10367,14 @@
     </w:tblStylePr>
     <w:tblStylePr w:type="firstCol">
       <w:rPr>
+        <w:rFonts w:eastAsia="黑体"/>
         <w:b/>
         <w:bCs/>
       </w:rPr>
     </w:tblStylePr>
     <w:tblStylePr w:type="lastCol">
       <w:rPr>
+        <w:rFonts w:eastAsia="黑体"/>
         <w:b/>
         <w:bCs/>
       </w:rPr>
@@ -10007,12 +10424,14 @@
     </w:tcPr>
     <w:tblStylePr w:type="firstRow">
       <w:rPr>
+        <w:rFonts w:eastAsia="黑体"/>
         <w:b/>
         <w:bCs/>
       </w:rPr>
     </w:tblStylePr>
     <w:tblStylePr w:type="lastRow">
       <w:rPr>
+        <w:rFonts w:eastAsia="黑体"/>
         <w:b/>
         <w:bCs/>
       </w:rPr>
@@ -10025,12 +10444,14 @@
     </w:tblStylePr>
     <w:tblStylePr w:type="firstCol">
       <w:rPr>
+        <w:rFonts w:eastAsia="黑体"/>
         <w:b/>
         <w:bCs/>
       </w:rPr>
     </w:tblStylePr>
     <w:tblStylePr w:type="lastCol">
       <w:rPr>
+        <w:rFonts w:eastAsia="黑体"/>
         <w:b/>
         <w:bCs/>
       </w:rPr>
@@ -10057,7 +10478,7 @@
       <w:spacing w:after="0" w:line="240" w:lineRule="auto"/>
     </w:pPr>
     <w:rPr>
-      <w:rFonts w:asciiTheme="majorHAnsi" w:cstheme="majorBidi" w:eastAsiaTheme="majorEastAsia" w:hAnsiTheme="majorHAnsi"/>
+      <w:rFonts w:asciiTheme="majorHAnsi" w:cstheme="majorBidi" w:hAnsiTheme="majorHAnsi" w:eastAsia="黑体"/>
       <w:color w:themeColor="text1" w:val="000000"/>
     </w:rPr>
     <w:tblPr>
@@ -10084,6 +10505,7 @@
     </w:tcPr>
     <w:tblStylePr w:type="firstRow">
       <w:rPr>
+        <w:rFonts w:eastAsia="黑体"/>
         <w:b/>
         <w:bCs/>
         <w:color w:themeColor="text1" w:val="000000"/>
@@ -10095,6 +10517,7 @@
     </w:tblStylePr>
     <w:tblStylePr w:type="lastRow">
       <w:rPr>
+        <w:rFonts w:eastAsia="黑体"/>
         <w:b/>
         <w:bCs/>
         <w:color w:themeColor="text1" w:val="000000"/>
@@ -10114,6 +10537,7 @@
     </w:tblStylePr>
     <w:tblStylePr w:type="firstCol">
       <w:rPr>
+        <w:rFonts w:eastAsia="黑体"/>
         <w:b/>
         <w:bCs/>
         <w:color w:themeColor="text1" w:val="000000"/>
@@ -10133,6 +10557,7 @@
     </w:tblStylePr>
     <w:tblStylePr w:type="lastCol">
       <w:rPr>
+        <w:rFonts w:eastAsia="黑体"/>
         <w:b w:val="0"/>
         <w:bCs w:val="0"/>
         <w:color w:themeColor="text1" w:val="000000"/>
@@ -10182,7 +10607,7 @@
       <w:spacing w:after="0" w:line="240" w:lineRule="auto"/>
     </w:pPr>
     <w:rPr>
-      <w:rFonts w:asciiTheme="majorHAnsi" w:cstheme="majorBidi" w:eastAsiaTheme="majorEastAsia" w:hAnsiTheme="majorHAnsi"/>
+      <w:rFonts w:asciiTheme="majorHAnsi" w:cstheme="majorBidi" w:hAnsiTheme="majorHAnsi" w:eastAsia="黑体"/>
       <w:color w:themeColor="text1" w:val="000000"/>
     </w:rPr>
     <w:tblPr>
@@ -10209,6 +10634,7 @@
     </w:tcPr>
     <w:tblStylePr w:type="firstRow">
       <w:rPr>
+        <w:rFonts w:eastAsia="黑体"/>
         <w:b/>
         <w:bCs/>
         <w:color w:themeColor="text1" w:val="000000"/>
@@ -10220,6 +10646,7 @@
     </w:tblStylePr>
     <w:tblStylePr w:type="lastRow">
       <w:rPr>
+        <w:rFonts w:eastAsia="黑体"/>
         <w:b/>
         <w:bCs/>
         <w:color w:themeColor="text1" w:val="000000"/>
@@ -10239,6 +10666,7 @@
     </w:tblStylePr>
     <w:tblStylePr w:type="firstCol">
       <w:rPr>
+        <w:rFonts w:eastAsia="黑体"/>
         <w:b/>
         <w:bCs/>
         <w:color w:themeColor="text1" w:val="000000"/>
@@ -10258,6 +10686,7 @@
     </w:tblStylePr>
     <w:tblStylePr w:type="lastCol">
       <w:rPr>
+        <w:rFonts w:eastAsia="黑体"/>
         <w:b w:val="0"/>
         <w:bCs w:val="0"/>
         <w:color w:themeColor="text1" w:val="000000"/>
@@ -10307,7 +10736,7 @@
       <w:spacing w:after="0" w:line="240" w:lineRule="auto"/>
     </w:pPr>
     <w:rPr>
-      <w:rFonts w:asciiTheme="majorHAnsi" w:cstheme="majorBidi" w:eastAsiaTheme="majorEastAsia" w:hAnsiTheme="majorHAnsi"/>
+      <w:rFonts w:asciiTheme="majorHAnsi" w:cstheme="majorBidi" w:hAnsiTheme="majorHAnsi" w:eastAsia="黑体"/>
       <w:color w:themeColor="text1" w:val="000000"/>
     </w:rPr>
     <w:tblPr>
@@ -10334,6 +10763,7 @@
     </w:tcPr>
     <w:tblStylePr w:type="firstRow">
       <w:rPr>
+        <w:rFonts w:eastAsia="黑体"/>
         <w:b/>
         <w:bCs/>
         <w:color w:themeColor="text1" w:val="000000"/>
@@ -10345,6 +10775,7 @@
     </w:tblStylePr>
     <w:tblStylePr w:type="lastRow">
       <w:rPr>
+        <w:rFonts w:eastAsia="黑体"/>
         <w:b/>
         <w:bCs/>
         <w:color w:themeColor="text1" w:val="000000"/>
@@ -10364,6 +10795,7 @@
     </w:tblStylePr>
     <w:tblStylePr w:type="firstCol">
       <w:rPr>
+        <w:rFonts w:eastAsia="黑体"/>
         <w:b/>
         <w:bCs/>
         <w:color w:themeColor="text1" w:val="000000"/>
@@ -10383,6 +10815,7 @@
     </w:tblStylePr>
     <w:tblStylePr w:type="lastCol">
       <w:rPr>
+        <w:rFonts w:eastAsia="黑体"/>
         <w:b w:val="0"/>
         <w:bCs w:val="0"/>
         <w:color w:themeColor="text1" w:val="000000"/>
@@ -10432,7 +10865,7 @@
       <w:spacing w:after="0" w:line="240" w:lineRule="auto"/>
     </w:pPr>
     <w:rPr>
-      <w:rFonts w:asciiTheme="majorHAnsi" w:cstheme="majorBidi" w:eastAsiaTheme="majorEastAsia" w:hAnsiTheme="majorHAnsi"/>
+      <w:rFonts w:asciiTheme="majorHAnsi" w:cstheme="majorBidi" w:hAnsiTheme="majorHAnsi" w:eastAsia="黑体"/>
       <w:color w:themeColor="text1" w:val="000000"/>
     </w:rPr>
     <w:tblPr>
@@ -10459,6 +10892,7 @@
     </w:tcPr>
     <w:tblStylePr w:type="firstRow">
       <w:rPr>
+        <w:rFonts w:eastAsia="黑体"/>
         <w:b/>
         <w:bCs/>
         <w:color w:themeColor="text1" w:val="000000"/>
@@ -10470,6 +10904,7 @@
     </w:tblStylePr>
     <w:tblStylePr w:type="lastRow">
       <w:rPr>
+        <w:rFonts w:eastAsia="黑体"/>
         <w:b/>
         <w:bCs/>
         <w:color w:themeColor="text1" w:val="000000"/>
@@ -10489,6 +10924,7 @@
     </w:tblStylePr>
     <w:tblStylePr w:type="firstCol">
       <w:rPr>
+        <w:rFonts w:eastAsia="黑体"/>
         <w:b/>
         <w:bCs/>
         <w:color w:themeColor="text1" w:val="000000"/>
@@ -10508,6 +10944,7 @@
     </w:tblStylePr>
     <w:tblStylePr w:type="lastCol">
       <w:rPr>
+        <w:rFonts w:eastAsia="黑体"/>
         <w:b w:val="0"/>
         <w:bCs w:val="0"/>
         <w:color w:themeColor="text1" w:val="000000"/>
@@ -10557,7 +10994,7 @@
       <w:spacing w:after="0" w:line="240" w:lineRule="auto"/>
     </w:pPr>
     <w:rPr>
-      <w:rFonts w:asciiTheme="majorHAnsi" w:cstheme="majorBidi" w:eastAsiaTheme="majorEastAsia" w:hAnsiTheme="majorHAnsi"/>
+      <w:rFonts w:asciiTheme="majorHAnsi" w:cstheme="majorBidi" w:hAnsiTheme="majorHAnsi" w:eastAsia="黑体"/>
       <w:color w:themeColor="text1" w:val="000000"/>
     </w:rPr>
     <w:tblPr>
@@ -10584,6 +11021,7 @@
     </w:tcPr>
     <w:tblStylePr w:type="firstRow">
       <w:rPr>
+        <w:rFonts w:eastAsia="黑体"/>
         <w:b/>
         <w:bCs/>
         <w:color w:themeColor="text1" w:val="000000"/>
@@ -10595,6 +11033,7 @@
     </w:tblStylePr>
     <w:tblStylePr w:type="lastRow">
       <w:rPr>
+        <w:rFonts w:eastAsia="黑体"/>
         <w:b/>
         <w:bCs/>
         <w:color w:themeColor="text1" w:val="000000"/>
@@ -10614,6 +11053,7 @@
     </w:tblStylePr>
     <w:tblStylePr w:type="firstCol">
       <w:rPr>
+        <w:rFonts w:eastAsia="黑体"/>
         <w:b/>
         <w:bCs/>
         <w:color w:themeColor="text1" w:val="000000"/>
@@ -10633,6 +11073,7 @@
     </w:tblStylePr>
     <w:tblStylePr w:type="lastCol">
       <w:rPr>
+        <w:rFonts w:eastAsia="黑体"/>
         <w:b w:val="0"/>
         <w:bCs w:val="0"/>
         <w:color w:themeColor="text1" w:val="000000"/>
@@ -10682,7 +11123,7 @@
       <w:spacing w:after="0" w:line="240" w:lineRule="auto"/>
     </w:pPr>
     <w:rPr>
-      <w:rFonts w:asciiTheme="majorHAnsi" w:cstheme="majorBidi" w:eastAsiaTheme="majorEastAsia" w:hAnsiTheme="majorHAnsi"/>
+      <w:rFonts w:asciiTheme="majorHAnsi" w:cstheme="majorBidi" w:hAnsiTheme="majorHAnsi" w:eastAsia="黑体"/>
       <w:color w:themeColor="text1" w:val="000000"/>
     </w:rPr>
     <w:tblPr>
@@ -10709,6 +11150,7 @@
     </w:tcPr>
     <w:tblStylePr w:type="firstRow">
       <w:rPr>
+        <w:rFonts w:eastAsia="黑体"/>
         <w:b/>
         <w:bCs/>
         <w:color w:themeColor="text1" w:val="000000"/>
@@ -10720,6 +11162,7 @@
     </w:tblStylePr>
     <w:tblStylePr w:type="lastRow">
       <w:rPr>
+        <w:rFonts w:eastAsia="黑体"/>
         <w:b/>
         <w:bCs/>
         <w:color w:themeColor="text1" w:val="000000"/>
@@ -10739,6 +11182,7 @@
     </w:tblStylePr>
     <w:tblStylePr w:type="firstCol">
       <w:rPr>
+        <w:rFonts w:eastAsia="黑体"/>
         <w:b/>
         <w:bCs/>
         <w:color w:themeColor="text1" w:val="000000"/>
@@ -10758,6 +11202,7 @@
     </w:tblStylePr>
     <w:tblStylePr w:type="lastCol">
       <w:rPr>
+        <w:rFonts w:eastAsia="黑体"/>
         <w:b w:val="0"/>
         <w:bCs w:val="0"/>
         <w:color w:themeColor="text1" w:val="000000"/>
@@ -10807,7 +11252,7 @@
       <w:spacing w:after="0" w:line="240" w:lineRule="auto"/>
     </w:pPr>
     <w:rPr>
-      <w:rFonts w:asciiTheme="majorHAnsi" w:cstheme="majorBidi" w:eastAsiaTheme="majorEastAsia" w:hAnsiTheme="majorHAnsi"/>
+      <w:rFonts w:asciiTheme="majorHAnsi" w:cstheme="majorBidi" w:hAnsiTheme="majorHAnsi" w:eastAsia="黑体"/>
       <w:color w:themeColor="text1" w:val="000000"/>
     </w:rPr>
     <w:tblPr>
@@ -10834,6 +11279,7 @@
     </w:tcPr>
     <w:tblStylePr w:type="firstRow">
       <w:rPr>
+        <w:rFonts w:eastAsia="黑体"/>
         <w:b/>
         <w:bCs/>
         <w:color w:themeColor="text1" w:val="000000"/>
@@ -10845,6 +11291,7 @@
     </w:tblStylePr>
     <w:tblStylePr w:type="lastRow">
       <w:rPr>
+        <w:rFonts w:eastAsia="黑体"/>
         <w:b/>
         <w:bCs/>
         <w:color w:themeColor="text1" w:val="000000"/>
@@ -10864,6 +11311,7 @@
     </w:tblStylePr>
     <w:tblStylePr w:type="firstCol">
       <w:rPr>
+        <w:rFonts w:eastAsia="黑体"/>
         <w:b/>
         <w:bCs/>
         <w:color w:themeColor="text1" w:val="000000"/>
@@ -10883,6 +11331,7 @@
     </w:tblStylePr>
     <w:tblStylePr w:type="lastCol">
       <w:rPr>
+        <w:rFonts w:eastAsia="黑体"/>
         <w:b w:val="0"/>
         <w:bCs w:val="0"/>
         <w:color w:themeColor="text1" w:val="000000"/>
@@ -10955,6 +11404,7 @@
     </w:tcPr>
     <w:tblStylePr w:type="firstRow">
       <w:rPr>
+        <w:rFonts w:eastAsia="黑体"/>
         <w:b/>
         <w:bCs/>
         <w:i w:val="0"/>
@@ -10976,6 +11426,7 @@
     </w:tblStylePr>
     <w:tblStylePr w:type="lastRow">
       <w:rPr>
+        <w:rFonts w:eastAsia="黑体"/>
         <w:b/>
         <w:bCs/>
         <w:i w:val="0"/>
@@ -10997,6 +11448,7 @@
     </w:tblStylePr>
     <w:tblStylePr w:type="firstCol">
       <w:rPr>
+        <w:rFonts w:eastAsia="黑体"/>
         <w:b/>
         <w:bCs/>
         <w:i w:val="0"/>
@@ -11016,6 +11468,7 @@
     </w:tblStylePr>
     <w:tblStylePr w:type="lastCol">
       <w:rPr>
+        <w:rFonts w:eastAsia="黑体"/>
         <w:b/>
         <w:bCs/>
         <w:i w:val="0"/>
@@ -11096,6 +11549,7 @@
     </w:tcPr>
     <w:tblStylePr w:type="firstRow">
       <w:rPr>
+        <w:rFonts w:eastAsia="黑体"/>
         <w:b/>
         <w:bCs/>
         <w:i w:val="0"/>
@@ -11117,6 +11571,7 @@
     </w:tblStylePr>
     <w:tblStylePr w:type="lastRow">
       <w:rPr>
+        <w:rFonts w:eastAsia="黑体"/>
         <w:b/>
         <w:bCs/>
         <w:i w:val="0"/>
@@ -11138,6 +11593,7 @@
     </w:tblStylePr>
     <w:tblStylePr w:type="firstCol">
       <w:rPr>
+        <w:rFonts w:eastAsia="黑体"/>
         <w:b/>
         <w:bCs/>
         <w:i w:val="0"/>
@@ -11157,6 +11613,7 @@
     </w:tblStylePr>
     <w:tblStylePr w:type="lastCol">
       <w:rPr>
+        <w:rFonts w:eastAsia="黑体"/>
         <w:b/>
         <w:bCs/>
         <w:i w:val="0"/>
@@ -11237,6 +11694,7 @@
     </w:tcPr>
     <w:tblStylePr w:type="firstRow">
       <w:rPr>
+        <w:rFonts w:eastAsia="黑体"/>
         <w:b/>
         <w:bCs/>
         <w:i w:val="0"/>
@@ -11258,6 +11716,7 @@
     </w:tblStylePr>
     <w:tblStylePr w:type="lastRow">
       <w:rPr>
+        <w:rFonts w:eastAsia="黑体"/>
         <w:b/>
         <w:bCs/>
         <w:i w:val="0"/>
@@ -11279,6 +11738,7 @@
     </w:tblStylePr>
     <w:tblStylePr w:type="firstCol">
       <w:rPr>
+        <w:rFonts w:eastAsia="黑体"/>
         <w:b/>
         <w:bCs/>
         <w:i w:val="0"/>
@@ -11298,6 +11758,7 @@
     </w:tblStylePr>
     <w:tblStylePr w:type="lastCol">
       <w:rPr>
+        <w:rFonts w:eastAsia="黑体"/>
         <w:b/>
         <w:bCs/>
         <w:i w:val="0"/>
@@ -11378,6 +11839,7 @@
     </w:tcPr>
     <w:tblStylePr w:type="firstRow">
       <w:rPr>
+        <w:rFonts w:eastAsia="黑体"/>
         <w:b/>
         <w:bCs/>
         <w:i w:val="0"/>
@@ -11399,6 +11861,7 @@
     </w:tblStylePr>
     <w:tblStylePr w:type="lastRow">
       <w:rPr>
+        <w:rFonts w:eastAsia="黑体"/>
         <w:b/>
         <w:bCs/>
         <w:i w:val="0"/>
@@ -11420,6 +11883,7 @@
     </w:tblStylePr>
     <w:tblStylePr w:type="firstCol">
       <w:rPr>
+        <w:rFonts w:eastAsia="黑体"/>
         <w:b/>
         <w:bCs/>
         <w:i w:val="0"/>
@@ -11439,6 +11903,7 @@
     </w:tblStylePr>
     <w:tblStylePr w:type="lastCol">
       <w:rPr>
+        <w:rFonts w:eastAsia="黑体"/>
         <w:b/>
         <w:bCs/>
         <w:i w:val="0"/>
@@ -11519,6 +11984,7 @@
     </w:tcPr>
     <w:tblStylePr w:type="firstRow">
       <w:rPr>
+        <w:rFonts w:eastAsia="黑体"/>
         <w:b/>
         <w:bCs/>
         <w:i w:val="0"/>
@@ -11540,6 +12006,7 @@
     </w:tblStylePr>
     <w:tblStylePr w:type="lastRow">
       <w:rPr>
+        <w:rFonts w:eastAsia="黑体"/>
         <w:b/>
         <w:bCs/>
         <w:i w:val="0"/>
@@ -11561,6 +12028,7 @@
     </w:tblStylePr>
     <w:tblStylePr w:type="firstCol">
       <w:rPr>
+        <w:rFonts w:eastAsia="黑体"/>
         <w:b/>
         <w:bCs/>
         <w:i w:val="0"/>
@@ -11580,6 +12048,7 @@
     </w:tblStylePr>
     <w:tblStylePr w:type="lastCol">
       <w:rPr>
+        <w:rFonts w:eastAsia="黑体"/>
         <w:b/>
         <w:bCs/>
         <w:i w:val="0"/>
@@ -11660,6 +12129,7 @@
     </w:tcPr>
     <w:tblStylePr w:type="firstRow">
       <w:rPr>
+        <w:rFonts w:eastAsia="黑体"/>
         <w:b/>
         <w:bCs/>
         <w:i w:val="0"/>
@@ -11681,6 +12151,7 @@
     </w:tblStylePr>
     <w:tblStylePr w:type="lastRow">
       <w:rPr>
+        <w:rFonts w:eastAsia="黑体"/>
         <w:b/>
         <w:bCs/>
         <w:i w:val="0"/>
@@ -11702,6 +12173,7 @@
     </w:tblStylePr>
     <w:tblStylePr w:type="firstCol">
       <w:rPr>
+        <w:rFonts w:eastAsia="黑体"/>
         <w:b/>
         <w:bCs/>
         <w:i w:val="0"/>
@@ -11721,6 +12193,7 @@
     </w:tblStylePr>
     <w:tblStylePr w:type="lastCol">
       <w:rPr>
+        <w:rFonts w:eastAsia="黑体"/>
         <w:b/>
         <w:bCs/>
         <w:i w:val="0"/>
@@ -11801,6 +12274,7 @@
     </w:tcPr>
     <w:tblStylePr w:type="firstRow">
       <w:rPr>
+        <w:rFonts w:eastAsia="黑体"/>
         <w:b/>
         <w:bCs/>
         <w:i w:val="0"/>
@@ -11822,6 +12296,7 @@
     </w:tblStylePr>
     <w:tblStylePr w:type="lastRow">
       <w:rPr>
+        <w:rFonts w:eastAsia="黑体"/>
         <w:b/>
         <w:bCs/>
         <w:i w:val="0"/>
@@ -11843,6 +12318,7 @@
     </w:tblStylePr>
     <w:tblStylePr w:type="firstCol">
       <w:rPr>
+        <w:rFonts w:eastAsia="黑体"/>
         <w:b/>
         <w:bCs/>
         <w:i w:val="0"/>
@@ -11862,6 +12338,7 @@
     </w:tblStylePr>
     <w:tblStylePr w:type="lastCol">
       <w:rPr>
+        <w:rFonts w:eastAsia="黑体"/>
         <w:b/>
         <w:bCs/>
         <w:i w:val="0"/>
@@ -11919,6 +12396,7 @@
       <w:spacing w:after="0" w:line="240" w:lineRule="auto"/>
     </w:pPr>
     <w:rPr>
+      <w:rFonts w:eastAsia="黑体"/>
       <w:color w:themeColor="background1" w:val="FFFFFF"/>
     </w:rPr>
     <w:tblPr>
@@ -11937,6 +12415,7 @@
     </w:tcPr>
     <w:tblStylePr w:type="firstRow">
       <w:rPr>
+        <w:rFonts w:eastAsia="黑体"/>
         <w:b/>
         <w:bCs/>
       </w:rPr>
@@ -12033,6 +12512,7 @@
       <w:spacing w:after="0" w:line="240" w:lineRule="auto"/>
     </w:pPr>
     <w:rPr>
+      <w:rFonts w:eastAsia="黑体"/>
       <w:color w:themeColor="background1" w:val="FFFFFF"/>
     </w:rPr>
     <w:tblPr>
@@ -12051,6 +12531,7 @@
     </w:tcPr>
     <w:tblStylePr w:type="firstRow">
       <w:rPr>
+        <w:rFonts w:eastAsia="黑体"/>
         <w:b/>
         <w:bCs/>
       </w:rPr>
@@ -12147,6 +12628,7 @@
       <w:spacing w:after="0" w:line="240" w:lineRule="auto"/>
     </w:pPr>
     <w:rPr>
+      <w:rFonts w:eastAsia="黑体"/>
       <w:color w:themeColor="background1" w:val="FFFFFF"/>
     </w:rPr>
     <w:tblPr>
@@ -12165,6 +12647,7 @@
     </w:tcPr>
     <w:tblStylePr w:type="firstRow">
       <w:rPr>
+        <w:rFonts w:eastAsia="黑体"/>
         <w:b/>
         <w:bCs/>
       </w:rPr>
@@ -12261,6 +12744,7 @@
       <w:spacing w:after="0" w:line="240" w:lineRule="auto"/>
     </w:pPr>
     <w:rPr>
+      <w:rFonts w:eastAsia="黑体"/>
       <w:color w:themeColor="background1" w:val="FFFFFF"/>
     </w:rPr>
     <w:tblPr>
@@ -12279,6 +12763,7 @@
     </w:tcPr>
     <w:tblStylePr w:type="firstRow">
       <w:rPr>
+        <w:rFonts w:eastAsia="黑体"/>
         <w:b/>
         <w:bCs/>
       </w:rPr>
@@ -12375,6 +12860,7 @@
       <w:spacing w:after="0" w:line="240" w:lineRule="auto"/>
     </w:pPr>
     <w:rPr>
+      <w:rFonts w:eastAsia="黑体"/>
       <w:color w:themeColor="background1" w:val="FFFFFF"/>
     </w:rPr>
     <w:tblPr>
@@ -12393,6 +12879,7 @@
     </w:tcPr>
     <w:tblStylePr w:type="firstRow">
       <w:rPr>
+        <w:rFonts w:eastAsia="黑体"/>
         <w:b/>
         <w:bCs/>
       </w:rPr>
@@ -12489,6 +12976,7 @@
       <w:spacing w:after="0" w:line="240" w:lineRule="auto"/>
     </w:pPr>
     <w:rPr>
+      <w:rFonts w:eastAsia="黑体"/>
       <w:color w:themeColor="background1" w:val="FFFFFF"/>
     </w:rPr>
     <w:tblPr>
@@ -12507,6 +12995,7 @@
     </w:tcPr>
     <w:tblStylePr w:type="firstRow">
       <w:rPr>
+        <w:rFonts w:eastAsia="黑体"/>
         <w:b/>
         <w:bCs/>
       </w:rPr>
@@ -12603,6 +13092,7 @@
       <w:spacing w:after="0" w:line="240" w:lineRule="auto"/>
     </w:pPr>
     <w:rPr>
+      <w:rFonts w:eastAsia="黑体"/>
       <w:color w:themeColor="background1" w:val="FFFFFF"/>
     </w:rPr>
     <w:tblPr>
@@ -12621,6 +13111,7 @@
     </w:tcPr>
     <w:tblStylePr w:type="firstRow">
       <w:rPr>
+        <w:rFonts w:eastAsia="黑体"/>
         <w:b/>
         <w:bCs/>
       </w:rPr>
@@ -12717,6 +13208,7 @@
       <w:spacing w:after="0" w:line="240" w:lineRule="auto"/>
     </w:pPr>
     <w:rPr>
+      <w:rFonts w:eastAsia="黑体"/>
       <w:color w:themeColor="text1" w:val="000000"/>
     </w:rPr>
     <w:tblPr>
@@ -12743,6 +13235,7 @@
     </w:tcPr>
     <w:tblStylePr w:type="firstRow">
       <w:rPr>
+        <w:rFonts w:eastAsia="黑体"/>
         <w:b/>
         <w:bCs/>
       </w:rPr>
@@ -12761,6 +13254,7 @@
     </w:tblStylePr>
     <w:tblStylePr w:type="lastRow">
       <w:rPr>
+        <w:rFonts w:eastAsia="黑体"/>
         <w:b/>
         <w:bCs/>
         <w:color w:themeColor="background1" w:val="FFFFFF"/>
@@ -12775,6 +13269,7 @@
     </w:tblStylePr>
     <w:tblStylePr w:type="firstCol">
       <w:rPr>
+        <w:rFonts w:eastAsia="黑体"/>
         <w:color w:themeColor="background1" w:val="FFFFFF"/>
       </w:rPr>
       <w:tblPr/>
@@ -12792,6 +13287,7 @@
     </w:tblStylePr>
     <w:tblStylePr w:type="lastCol">
       <w:rPr>
+        <w:rFonts w:eastAsia="黑体"/>
         <w:color w:themeColor="background1" w:val="FFFFFF"/>
       </w:rPr>
       <w:tblPr/>
@@ -12821,11 +13317,13 @@
     </w:tblStylePr>
     <w:tblStylePr w:type="neCell">
       <w:rPr>
+        <w:rFonts w:eastAsia="黑体"/>
         <w:color w:themeColor="text1" w:val="000000"/>
       </w:rPr>
     </w:tblStylePr>
     <w:tblStylePr w:type="nwCell">
       <w:rPr>
+        <w:rFonts w:eastAsia="黑体"/>
         <w:color w:themeColor="text1" w:val="000000"/>
       </w:rPr>
     </w:tblStylePr>
@@ -12839,6 +13337,7 @@
       <w:spacing w:after="0" w:line="240" w:lineRule="auto"/>
     </w:pPr>
     <w:rPr>
+      <w:rFonts w:eastAsia="黑体"/>
       <w:color w:themeColor="text1" w:val="000000"/>
     </w:rPr>
     <w:tblPr>
@@ -12865,6 +13364,7 @@
     </w:tcPr>
     <w:tblStylePr w:type="firstRow">
       <w:rPr>
+        <w:rFonts w:eastAsia="黑体"/>
         <w:b/>
         <w:bCs/>
       </w:rPr>
@@ -12883,6 +13383,7 @@
     </w:tblStylePr>
     <w:tblStylePr w:type="lastRow">
       <w:rPr>
+        <w:rFonts w:eastAsia="黑体"/>
         <w:b/>
         <w:bCs/>
         <w:color w:themeColor="background1" w:val="FFFFFF"/>
@@ -12897,6 +13398,7 @@
     </w:tblStylePr>
     <w:tblStylePr w:type="firstCol">
       <w:rPr>
+        <w:rFonts w:eastAsia="黑体"/>
         <w:color w:themeColor="background1" w:val="FFFFFF"/>
       </w:rPr>
       <w:tblPr/>
@@ -12914,6 +13416,7 @@
     </w:tblStylePr>
     <w:tblStylePr w:type="lastCol">
       <w:rPr>
+        <w:rFonts w:eastAsia="黑体"/>
         <w:color w:themeColor="background1" w:val="FFFFFF"/>
       </w:rPr>
       <w:tblPr/>
@@ -12943,11 +13446,13 @@
     </w:tblStylePr>
     <w:tblStylePr w:type="neCell">
       <w:rPr>
+        <w:rFonts w:eastAsia="黑体"/>
         <w:color w:themeColor="text1" w:val="000000"/>
       </w:rPr>
     </w:tblStylePr>
     <w:tblStylePr w:type="nwCell">
       <w:rPr>
+        <w:rFonts w:eastAsia="黑体"/>
         <w:color w:themeColor="text1" w:val="000000"/>
       </w:rPr>
     </w:tblStylePr>
@@ -12961,6 +13466,7 @@
       <w:spacing w:after="0" w:line="240" w:lineRule="auto"/>
     </w:pPr>
     <w:rPr>
+      <w:rFonts w:eastAsia="黑体"/>
       <w:color w:themeColor="text1" w:val="000000"/>
     </w:rPr>
     <w:tblPr>
@@ -12987,6 +13493,7 @@
     </w:tcPr>
     <w:tblStylePr w:type="firstRow">
       <w:rPr>
+        <w:rFonts w:eastAsia="黑体"/>
         <w:b/>
         <w:bCs/>
       </w:rPr>
@@ -13005,6 +13512,7 @@
     </w:tblStylePr>
     <w:tblStylePr w:type="lastRow">
       <w:rPr>
+        <w:rFonts w:eastAsia="黑体"/>
         <w:b/>
         <w:bCs/>
         <w:color w:themeColor="background1" w:val="FFFFFF"/>
@@ -13019,6 +13527,7 @@
     </w:tblStylePr>
     <w:tblStylePr w:type="firstCol">
       <w:rPr>
+        <w:rFonts w:eastAsia="黑体"/>
         <w:color w:themeColor="background1" w:val="FFFFFF"/>
       </w:rPr>
       <w:tblPr/>
@@ -13036,6 +13545,7 @@
     </w:tblStylePr>
     <w:tblStylePr w:type="lastCol">
       <w:rPr>
+        <w:rFonts w:eastAsia="黑体"/>
         <w:color w:themeColor="background1" w:val="FFFFFF"/>
       </w:rPr>
       <w:tblPr/>
@@ -13065,11 +13575,13 @@
     </w:tblStylePr>
     <w:tblStylePr w:type="neCell">
       <w:rPr>
+        <w:rFonts w:eastAsia="黑体"/>
         <w:color w:themeColor="text1" w:val="000000"/>
       </w:rPr>
     </w:tblStylePr>
     <w:tblStylePr w:type="nwCell">
       <w:rPr>
+        <w:rFonts w:eastAsia="黑体"/>
         <w:color w:themeColor="text1" w:val="000000"/>
       </w:rPr>
     </w:tblStylePr>
@@ -13083,6 +13595,7 @@
       <w:spacing w:after="0" w:line="240" w:lineRule="auto"/>
     </w:pPr>
     <w:rPr>
+      <w:rFonts w:eastAsia="黑体"/>
       <w:color w:themeColor="text1" w:val="000000"/>
     </w:rPr>
     <w:tblPr>
@@ -13109,6 +13622,7 @@
     </w:tcPr>
     <w:tblStylePr w:type="firstRow">
       <w:rPr>
+        <w:rFonts w:eastAsia="黑体"/>
         <w:b/>
         <w:bCs/>
       </w:rPr>
@@ -13127,6 +13641,7 @@
     </w:tblStylePr>
     <w:tblStylePr w:type="lastRow">
       <w:rPr>
+        <w:rFonts w:eastAsia="黑体"/>
         <w:b/>
         <w:bCs/>
         <w:color w:themeColor="background1" w:val="FFFFFF"/>
@@ -13141,6 +13656,7 @@
     </w:tblStylePr>
     <w:tblStylePr w:type="firstCol">
       <w:rPr>
+        <w:rFonts w:eastAsia="黑体"/>
         <w:color w:themeColor="background1" w:val="FFFFFF"/>
       </w:rPr>
       <w:tblPr/>
@@ -13158,6 +13674,7 @@
     </w:tblStylePr>
     <w:tblStylePr w:type="lastCol">
       <w:rPr>
+        <w:rFonts w:eastAsia="黑体"/>
         <w:color w:themeColor="background1" w:val="FFFFFF"/>
       </w:rPr>
       <w:tblPr/>
@@ -13195,6 +13712,7 @@
       <w:spacing w:after="0" w:line="240" w:lineRule="auto"/>
     </w:pPr>
     <w:rPr>
+      <w:rFonts w:eastAsia="黑体"/>
       <w:color w:themeColor="text1" w:val="000000"/>
     </w:rPr>
     <w:tblPr>
@@ -13221,6 +13739,7 @@
     </w:tcPr>
     <w:tblStylePr w:type="firstRow">
       <w:rPr>
+        <w:rFonts w:eastAsia="黑体"/>
         <w:b/>
         <w:bCs/>
       </w:rPr>
@@ -13239,6 +13758,7 @@
     </w:tblStylePr>
     <w:tblStylePr w:type="lastRow">
       <w:rPr>
+        <w:rFonts w:eastAsia="黑体"/>
         <w:b/>
         <w:bCs/>
         <w:color w:themeColor="background1" w:val="FFFFFF"/>
@@ -13253,6 +13773,7 @@
     </w:tblStylePr>
     <w:tblStylePr w:type="firstCol">
       <w:rPr>
+        <w:rFonts w:eastAsia="黑体"/>
         <w:color w:themeColor="background1" w:val="FFFFFF"/>
       </w:rPr>
       <w:tblPr/>
@@ -13270,6 +13791,7 @@
     </w:tblStylePr>
     <w:tblStylePr w:type="lastCol">
       <w:rPr>
+        <w:rFonts w:eastAsia="黑体"/>
         <w:color w:themeColor="background1" w:val="FFFFFF"/>
       </w:rPr>
       <w:tblPr/>
@@ -13299,11 +13821,13 @@
     </w:tblStylePr>
     <w:tblStylePr w:type="neCell">
       <w:rPr>
+        <w:rFonts w:eastAsia="黑体"/>
         <w:color w:themeColor="text1" w:val="000000"/>
       </w:rPr>
     </w:tblStylePr>
     <w:tblStylePr w:type="nwCell">
       <w:rPr>
+        <w:rFonts w:eastAsia="黑体"/>
         <w:color w:themeColor="text1" w:val="000000"/>
       </w:rPr>
     </w:tblStylePr>
@@ -13317,6 +13841,7 @@
       <w:spacing w:after="0" w:line="240" w:lineRule="auto"/>
     </w:pPr>
     <w:rPr>
+      <w:rFonts w:eastAsia="黑体"/>
       <w:color w:themeColor="text1" w:val="000000"/>
     </w:rPr>
     <w:tblPr>
@@ -13343,6 +13868,7 @@
     </w:tcPr>
     <w:tblStylePr w:type="firstRow">
       <w:rPr>
+        <w:rFonts w:eastAsia="黑体"/>
         <w:b/>
         <w:bCs/>
       </w:rPr>
@@ -13361,6 +13887,7 @@
     </w:tblStylePr>
     <w:tblStylePr w:type="lastRow">
       <w:rPr>
+        <w:rFonts w:eastAsia="黑体"/>
         <w:b/>
         <w:bCs/>
         <w:color w:themeColor="background1" w:val="FFFFFF"/>
@@ -13375,6 +13902,7 @@
     </w:tblStylePr>
     <w:tblStylePr w:type="firstCol">
       <w:rPr>
+        <w:rFonts w:eastAsia="黑体"/>
         <w:color w:themeColor="background1" w:val="FFFFFF"/>
       </w:rPr>
       <w:tblPr/>
@@ -13392,6 +13920,7 @@
     </w:tblStylePr>
     <w:tblStylePr w:type="lastCol">
       <w:rPr>
+        <w:rFonts w:eastAsia="黑体"/>
         <w:color w:themeColor="background1" w:val="FFFFFF"/>
       </w:rPr>
       <w:tblPr/>
@@ -13421,11 +13950,13 @@
     </w:tblStylePr>
     <w:tblStylePr w:type="neCell">
       <w:rPr>
+        <w:rFonts w:eastAsia="黑体"/>
         <w:color w:themeColor="text1" w:val="000000"/>
       </w:rPr>
     </w:tblStylePr>
     <w:tblStylePr w:type="nwCell">
       <w:rPr>
+        <w:rFonts w:eastAsia="黑体"/>
         <w:color w:themeColor="text1" w:val="000000"/>
       </w:rPr>
     </w:tblStylePr>
@@ -13439,6 +13970,7 @@
       <w:spacing w:after="0" w:line="240" w:lineRule="auto"/>
     </w:pPr>
     <w:rPr>
+      <w:rFonts w:eastAsia="黑体"/>
       <w:color w:themeColor="text1" w:val="000000"/>
     </w:rPr>
     <w:tblPr>
@@ -13465,6 +13997,7 @@
     </w:tcPr>
     <w:tblStylePr w:type="firstRow">
       <w:rPr>
+        <w:rFonts w:eastAsia="黑体"/>
         <w:b/>
         <w:bCs/>
       </w:rPr>
@@ -13483,6 +14016,7 @@
     </w:tblStylePr>
     <w:tblStylePr w:type="lastRow">
       <w:rPr>
+        <w:rFonts w:eastAsia="黑体"/>
         <w:b/>
         <w:bCs/>
         <w:color w:themeColor="background1" w:val="FFFFFF"/>
@@ -13497,6 +14031,7 @@
     </w:tblStylePr>
     <w:tblStylePr w:type="firstCol">
       <w:rPr>
+        <w:rFonts w:eastAsia="黑体"/>
         <w:color w:themeColor="background1" w:val="FFFFFF"/>
       </w:rPr>
       <w:tblPr/>
@@ -13514,6 +14049,7 @@
     </w:tblStylePr>
     <w:tblStylePr w:type="lastCol">
       <w:rPr>
+        <w:rFonts w:eastAsia="黑体"/>
         <w:color w:themeColor="background1" w:val="FFFFFF"/>
       </w:rPr>
       <w:tblPr/>
@@ -13543,11 +14079,13 @@
     </w:tblStylePr>
     <w:tblStylePr w:type="neCell">
       <w:rPr>
+        <w:rFonts w:eastAsia="黑体"/>
         <w:color w:themeColor="text1" w:val="000000"/>
       </w:rPr>
     </w:tblStylePr>
     <w:tblStylePr w:type="nwCell">
       <w:rPr>
+        <w:rFonts w:eastAsia="黑体"/>
         <w:color w:themeColor="text1" w:val="000000"/>
       </w:rPr>
     </w:tblStylePr>
@@ -13561,6 +14099,7 @@
       <w:spacing w:after="0" w:line="240" w:lineRule="auto"/>
     </w:pPr>
     <w:rPr>
+      <w:rFonts w:eastAsia="黑体"/>
       <w:color w:themeColor="text1" w:val="000000"/>
     </w:rPr>
     <w:tblPr>
@@ -13579,6 +14118,7 @@
     </w:tcPr>
     <w:tblStylePr w:type="firstRow">
       <w:rPr>
+        <w:rFonts w:eastAsia="黑体"/>
         <w:b/>
         <w:bCs/>
         <w:color w:themeColor="background1" w:val="FFFFFF"/>
@@ -13593,6 +14133,7 @@
     </w:tblStylePr>
     <w:tblStylePr w:type="lastRow">
       <w:rPr>
+        <w:rFonts w:eastAsia="黑体"/>
         <w:b/>
         <w:bCs/>
         <w:color w:themeColor="accent2" w:themeShade="CC" w:val="9E3A38"/>
@@ -13607,12 +14148,14 @@
     </w:tblStylePr>
     <w:tblStylePr w:type="firstCol">
       <w:rPr>
+        <w:rFonts w:eastAsia="黑体"/>
         <w:b/>
         <w:bCs/>
       </w:rPr>
     </w:tblStylePr>
     <w:tblStylePr w:type="lastCol">
       <w:rPr>
+        <w:rFonts w:eastAsia="黑体"/>
         <w:b/>
         <w:bCs/>
       </w:rPr>
@@ -13647,6 +14190,7 @@
       <w:spacing w:after="0" w:line="240" w:lineRule="auto"/>
     </w:pPr>
     <w:rPr>
+      <w:rFonts w:eastAsia="黑体"/>
       <w:color w:themeColor="text1" w:val="000000"/>
     </w:rPr>
     <w:tblPr>
@@ -13665,6 +14209,7 @@
     </w:tcPr>
     <w:tblStylePr w:type="firstRow">
       <w:rPr>
+        <w:rFonts w:eastAsia="黑体"/>
         <w:b/>
         <w:bCs/>
         <w:color w:themeColor="background1" w:val="FFFFFF"/>
@@ -13679,6 +14224,7 @@
     </w:tblStylePr>
     <w:tblStylePr w:type="lastRow">
       <w:rPr>
+        <w:rFonts w:eastAsia="黑体"/>
         <w:b/>
         <w:bCs/>
         <w:color w:themeColor="accent2" w:themeShade="CC" w:val="9E3A38"/>
@@ -13693,12 +14239,14 @@
     </w:tblStylePr>
     <w:tblStylePr w:type="firstCol">
       <w:rPr>
+        <w:rFonts w:eastAsia="黑体"/>
         <w:b/>
         <w:bCs/>
       </w:rPr>
     </w:tblStylePr>
     <w:tblStylePr w:type="lastCol">
       <w:rPr>
+        <w:rFonts w:eastAsia="黑体"/>
         <w:b/>
         <w:bCs/>
       </w:rPr>
@@ -13733,6 +14281,7 @@
       <w:spacing w:after="0" w:line="240" w:lineRule="auto"/>
     </w:pPr>
     <w:rPr>
+      <w:rFonts w:eastAsia="黑体"/>
       <w:color w:themeColor="text1" w:val="000000"/>
     </w:rPr>
     <w:tblPr>
@@ -13751,6 +14300,7 @@
     </w:tcPr>
     <w:tblStylePr w:type="firstRow">
       <w:rPr>
+        <w:rFonts w:eastAsia="黑体"/>
         <w:b/>
         <w:bCs/>
         <w:color w:themeColor="background1" w:val="FFFFFF"/>
@@ -13765,6 +14315,7 @@
     </w:tblStylePr>
     <w:tblStylePr w:type="lastRow">
       <w:rPr>
+        <w:rFonts w:eastAsia="黑体"/>
         <w:b/>
         <w:bCs/>
         <w:color w:themeColor="accent2" w:themeShade="CC" w:val="9E3A38"/>
@@ -13779,12 +14330,14 @@
     </w:tblStylePr>
     <w:tblStylePr w:type="firstCol">
       <w:rPr>
+        <w:rFonts w:eastAsia="黑体"/>
         <w:b/>
         <w:bCs/>
       </w:rPr>
     </w:tblStylePr>
     <w:tblStylePr w:type="lastCol">
       <w:rPr>
+        <w:rFonts w:eastAsia="黑体"/>
         <w:b/>
         <w:bCs/>
       </w:rPr>
@@ -13819,6 +14372,7 @@
       <w:spacing w:after="0" w:line="240" w:lineRule="auto"/>
     </w:pPr>
     <w:rPr>
+      <w:rFonts w:eastAsia="黑体"/>
       <w:color w:themeColor="text1" w:val="000000"/>
     </w:rPr>
     <w:tblPr>
@@ -13837,6 +14391,7 @@
     </w:tcPr>
     <w:tblStylePr w:type="firstRow">
       <w:rPr>
+        <w:rFonts w:eastAsia="黑体"/>
         <w:b/>
         <w:bCs/>
         <w:color w:themeColor="background1" w:val="FFFFFF"/>
@@ -13851,6 +14406,7 @@
     </w:tblStylePr>
     <w:tblStylePr w:type="lastRow">
       <w:rPr>
+        <w:rFonts w:eastAsia="黑体"/>
         <w:b/>
         <w:bCs/>
         <w:color w:themeColor="accent4" w:themeShade="CC" w:val="664E82"/>
@@ -13865,12 +14421,14 @@
     </w:tblStylePr>
     <w:tblStylePr w:type="firstCol">
       <w:rPr>
+        <w:rFonts w:eastAsia="黑体"/>
         <w:b/>
         <w:bCs/>
       </w:rPr>
     </w:tblStylePr>
     <w:tblStylePr w:type="lastCol">
       <w:rPr>
+        <w:rFonts w:eastAsia="黑体"/>
         <w:b/>
         <w:bCs/>
       </w:rPr>
@@ -13905,6 +14463,7 @@
       <w:spacing w:after="0" w:line="240" w:lineRule="auto"/>
     </w:pPr>
     <w:rPr>
+      <w:rFonts w:eastAsia="黑体"/>
       <w:color w:themeColor="text1" w:val="000000"/>
     </w:rPr>
     <w:tblPr>
@@ -13923,6 +14482,7 @@
     </w:tcPr>
     <w:tblStylePr w:type="firstRow">
       <w:rPr>
+        <w:rFonts w:eastAsia="黑体"/>
         <w:b/>
         <w:bCs/>
         <w:color w:themeColor="background1" w:val="FFFFFF"/>
@@ -13937,6 +14497,7 @@
     </w:tblStylePr>
     <w:tblStylePr w:type="lastRow">
       <w:rPr>
+        <w:rFonts w:eastAsia="黑体"/>
         <w:b/>
         <w:bCs/>
         <w:color w:themeColor="accent3" w:themeShade="CC" w:val="7E9C40"/>
@@ -13951,12 +14512,14 @@
     </w:tblStylePr>
     <w:tblStylePr w:type="firstCol">
       <w:rPr>
+        <w:rFonts w:eastAsia="黑体"/>
         <w:b/>
         <w:bCs/>
       </w:rPr>
     </w:tblStylePr>
     <w:tblStylePr w:type="lastCol">
       <w:rPr>
+        <w:rFonts w:eastAsia="黑体"/>
         <w:b/>
         <w:bCs/>
       </w:rPr>
@@ -13991,6 +14554,7 @@
       <w:spacing w:after="0" w:line="240" w:lineRule="auto"/>
     </w:pPr>
     <w:rPr>
+      <w:rFonts w:eastAsia="黑体"/>
       <w:color w:themeColor="text1" w:val="000000"/>
     </w:rPr>
     <w:tblPr>
@@ -14009,6 +14573,7 @@
     </w:tcPr>
     <w:tblStylePr w:type="firstRow">
       <w:rPr>
+        <w:rFonts w:eastAsia="黑体"/>
         <w:b/>
         <w:bCs/>
         <w:color w:themeColor="background1" w:val="FFFFFF"/>
@@ -14023,6 +14588,7 @@
     </w:tblStylePr>
     <w:tblStylePr w:type="lastRow">
       <w:rPr>
+        <w:rFonts w:eastAsia="黑体"/>
         <w:b/>
         <w:bCs/>
         <w:color w:themeColor="accent6" w:themeShade="CC" w:val="F2730A"/>
@@ -14037,12 +14603,14 @@
     </w:tblStylePr>
     <w:tblStylePr w:type="firstCol">
       <w:rPr>
+        <w:rFonts w:eastAsia="黑体"/>
         <w:b/>
         <w:bCs/>
       </w:rPr>
     </w:tblStylePr>
     <w:tblStylePr w:type="lastCol">
       <w:rPr>
+        <w:rFonts w:eastAsia="黑体"/>
         <w:b/>
         <w:bCs/>
       </w:rPr>
@@ -14077,6 +14645,7 @@
       <w:spacing w:after="0" w:line="240" w:lineRule="auto"/>
     </w:pPr>
     <w:rPr>
+      <w:rFonts w:eastAsia="黑体"/>
       <w:color w:themeColor="text1" w:val="000000"/>
     </w:rPr>
     <w:tblPr>
@@ -14095,6 +14664,7 @@
     </w:tcPr>
     <w:tblStylePr w:type="firstRow">
       <w:rPr>
+        <w:rFonts w:eastAsia="黑体"/>
         <w:b/>
         <w:bCs/>
         <w:color w:themeColor="background1" w:val="FFFFFF"/>
@@ -14109,6 +14679,7 @@
     </w:tblStylePr>
     <w:tblStylePr w:type="lastRow">
       <w:rPr>
+        <w:rFonts w:eastAsia="黑体"/>
         <w:b/>
         <w:bCs/>
         <w:color w:themeColor="accent5" w:themeShade="CC" w:val="348DA5"/>
@@ -14123,12 +14694,14 @@
     </w:tblStylePr>
     <w:tblStylePr w:type="firstCol">
       <w:rPr>
+        <w:rFonts w:eastAsia="黑体"/>
         <w:b/>
         <w:bCs/>
       </w:rPr>
     </w:tblStylePr>
     <w:tblStylePr w:type="lastCol">
       <w:rPr>
+        <w:rFonts w:eastAsia="黑体"/>
         <w:b/>
         <w:bCs/>
       </w:rPr>
@@ -14163,6 +14736,7 @@
       <w:spacing w:after="0" w:line="240" w:lineRule="auto"/>
     </w:pPr>
     <w:rPr>
+      <w:rFonts w:eastAsia="黑体"/>
       <w:color w:themeColor="text1" w:val="000000"/>
     </w:rPr>
     <w:tblPr>
@@ -14184,6 +14758,7 @@
     </w:tcPr>
     <w:tblStylePr w:type="firstRow">
       <w:rPr>
+        <w:rFonts w:eastAsia="黑体"/>
         <w:b/>
         <w:bCs/>
       </w:rPr>
@@ -14194,6 +14769,7 @@
     </w:tblStylePr>
     <w:tblStylePr w:type="lastRow">
       <w:rPr>
+        <w:rFonts w:eastAsia="黑体"/>
         <w:b/>
         <w:bCs/>
         <w:color w:themeColor="text1" w:val="000000"/>
@@ -14205,6 +14781,7 @@
     </w:tblStylePr>
     <w:tblStylePr w:type="firstCol">
       <w:rPr>
+        <w:rFonts w:eastAsia="黑体"/>
         <w:color w:themeColor="background1" w:val="FFFFFF"/>
       </w:rPr>
       <w:tblPr/>
@@ -14214,6 +14791,7 @@
     </w:tblStylePr>
     <w:tblStylePr w:type="lastCol">
       <w:rPr>
+        <w:rFonts w:eastAsia="黑体"/>
         <w:color w:themeColor="background1" w:val="FFFFFF"/>
       </w:rPr>
       <w:tblPr/>
@@ -14243,6 +14821,7 @@
       <w:spacing w:after="0" w:line="240" w:lineRule="auto"/>
     </w:pPr>
     <w:rPr>
+      <w:rFonts w:eastAsia="黑体"/>
       <w:color w:themeColor="text1" w:val="000000"/>
     </w:rPr>
     <w:tblPr>
@@ -14264,6 +14843,7 @@
     </w:tcPr>
     <w:tblStylePr w:type="firstRow">
       <w:rPr>
+        <w:rFonts w:eastAsia="黑体"/>
         <w:b/>
         <w:bCs/>
       </w:rPr>
@@ -14274,6 +14854,7 @@
     </w:tblStylePr>
     <w:tblStylePr w:type="lastRow">
       <w:rPr>
+        <w:rFonts w:eastAsia="黑体"/>
         <w:b/>
         <w:bCs/>
         <w:color w:themeColor="text1" w:val="000000"/>
@@ -14285,6 +14866,7 @@
     </w:tblStylePr>
     <w:tblStylePr w:type="firstCol">
       <w:rPr>
+        <w:rFonts w:eastAsia="黑体"/>
         <w:color w:themeColor="background1" w:val="FFFFFF"/>
       </w:rPr>
       <w:tblPr/>
@@ -14294,6 +14876,7 @@
     </w:tblStylePr>
     <w:tblStylePr w:type="lastCol">
       <w:rPr>
+        <w:rFonts w:eastAsia="黑体"/>
         <w:color w:themeColor="background1" w:val="FFFFFF"/>
       </w:rPr>
       <w:tblPr/>
@@ -14323,6 +14906,7 @@
       <w:spacing w:after="0" w:line="240" w:lineRule="auto"/>
     </w:pPr>
     <w:rPr>
+      <w:rFonts w:eastAsia="黑体"/>
       <w:color w:themeColor="text1" w:val="000000"/>
     </w:rPr>
     <w:tblPr>
@@ -14344,6 +14928,7 @@
     </w:tcPr>
     <w:tblStylePr w:type="firstRow">
       <w:rPr>
+        <w:rFonts w:eastAsia="黑体"/>
         <w:b/>
         <w:bCs/>
       </w:rPr>
@@ -14354,6 +14939,7 @@
     </w:tblStylePr>
     <w:tblStylePr w:type="lastRow">
       <w:rPr>
+        <w:rFonts w:eastAsia="黑体"/>
         <w:b/>
         <w:bCs/>
         <w:color w:themeColor="text1" w:val="000000"/>
@@ -14365,6 +14951,7 @@
     </w:tblStylePr>
     <w:tblStylePr w:type="firstCol">
       <w:rPr>
+        <w:rFonts w:eastAsia="黑体"/>
         <w:color w:themeColor="background1" w:val="FFFFFF"/>
       </w:rPr>
       <w:tblPr/>
@@ -14374,6 +14961,7 @@
     </w:tblStylePr>
     <w:tblStylePr w:type="lastCol">
       <w:rPr>
+        <w:rFonts w:eastAsia="黑体"/>
         <w:color w:themeColor="background1" w:val="FFFFFF"/>
       </w:rPr>
       <w:tblPr/>
@@ -14403,6 +14991,7 @@
       <w:spacing w:after="0" w:line="240" w:lineRule="auto"/>
     </w:pPr>
     <w:rPr>
+      <w:rFonts w:eastAsia="黑体"/>
       <w:color w:themeColor="text1" w:val="000000"/>
     </w:rPr>
     <w:tblPr>
@@ -14424,6 +15013,7 @@
     </w:tcPr>
     <w:tblStylePr w:type="firstRow">
       <w:rPr>
+        <w:rFonts w:eastAsia="黑体"/>
         <w:b/>
         <w:bCs/>
       </w:rPr>
@@ -14434,6 +15024,7 @@
     </w:tblStylePr>
     <w:tblStylePr w:type="lastRow">
       <w:rPr>
+        <w:rFonts w:eastAsia="黑体"/>
         <w:b/>
         <w:bCs/>
         <w:color w:themeColor="text1" w:val="000000"/>
@@ -14445,6 +15036,7 @@
     </w:tblStylePr>
     <w:tblStylePr w:type="firstCol">
       <w:rPr>
+        <w:rFonts w:eastAsia="黑体"/>
         <w:color w:themeColor="background1" w:val="FFFFFF"/>
       </w:rPr>
       <w:tblPr/>
@@ -14454,6 +15046,7 @@
     </w:tblStylePr>
     <w:tblStylePr w:type="lastCol">
       <w:rPr>
+        <w:rFonts w:eastAsia="黑体"/>
         <w:color w:themeColor="background1" w:val="FFFFFF"/>
       </w:rPr>
       <w:tblPr/>
@@ -14483,6 +15076,7 @@
       <w:spacing w:after="0" w:line="240" w:lineRule="auto"/>
     </w:pPr>
     <w:rPr>
+      <w:rFonts w:eastAsia="黑体"/>
       <w:color w:themeColor="text1" w:val="000000"/>
     </w:rPr>
     <w:tblPr>
@@ -14504,6 +15098,7 @@
     </w:tcPr>
     <w:tblStylePr w:type="firstRow">
       <w:rPr>
+        <w:rFonts w:eastAsia="黑体"/>
         <w:b/>
         <w:bCs/>
       </w:rPr>
@@ -14514,6 +15109,7 @@
     </w:tblStylePr>
     <w:tblStylePr w:type="lastRow">
       <w:rPr>
+        <w:rFonts w:eastAsia="黑体"/>
         <w:b/>
         <w:bCs/>
         <w:color w:themeColor="text1" w:val="000000"/>
@@ -14525,6 +15121,7 @@
     </w:tblStylePr>
     <w:tblStylePr w:type="firstCol">
       <w:rPr>
+        <w:rFonts w:eastAsia="黑体"/>
         <w:color w:themeColor="background1" w:val="FFFFFF"/>
       </w:rPr>
       <w:tblPr/>
@@ -14534,6 +15131,7 @@
     </w:tblStylePr>
     <w:tblStylePr w:type="lastCol">
       <w:rPr>
+        <w:rFonts w:eastAsia="黑体"/>
         <w:color w:themeColor="background1" w:val="FFFFFF"/>
       </w:rPr>
       <w:tblPr/>
@@ -14563,6 +15161,7 @@
       <w:spacing w:after="0" w:line="240" w:lineRule="auto"/>
     </w:pPr>
     <w:rPr>
+      <w:rFonts w:eastAsia="黑体"/>
       <w:color w:themeColor="text1" w:val="000000"/>
     </w:rPr>
     <w:tblPr>
@@ -14584,6 +15183,7 @@
     </w:tcPr>
     <w:tblStylePr w:type="firstRow">
       <w:rPr>
+        <w:rFonts w:eastAsia="黑体"/>
         <w:b/>
         <w:bCs/>
       </w:rPr>
@@ -14594,6 +15194,7 @@
     </w:tblStylePr>
     <w:tblStylePr w:type="lastRow">
       <w:rPr>
+        <w:rFonts w:eastAsia="黑体"/>
         <w:b/>
         <w:bCs/>
         <w:color w:themeColor="text1" w:val="000000"/>
@@ -14605,6 +15206,7 @@
     </w:tblStylePr>
     <w:tblStylePr w:type="firstCol">
       <w:rPr>
+        <w:rFonts w:eastAsia="黑体"/>
         <w:color w:themeColor="background1" w:val="FFFFFF"/>
       </w:rPr>
       <w:tblPr/>
@@ -14614,6 +15216,7 @@
     </w:tblStylePr>
     <w:tblStylePr w:type="lastCol">
       <w:rPr>
+        <w:rFonts w:eastAsia="黑体"/>
         <w:color w:themeColor="background1" w:val="FFFFFF"/>
       </w:rPr>
       <w:tblPr/>
@@ -14643,6 +15246,7 @@
       <w:spacing w:after="0" w:line="240" w:lineRule="auto"/>
     </w:pPr>
     <w:rPr>
+      <w:rFonts w:eastAsia="黑体"/>
       <w:color w:themeColor="text1" w:val="000000"/>
     </w:rPr>
     <w:tblPr>
@@ -14664,6 +15268,7 @@
     </w:tcPr>
     <w:tblStylePr w:type="firstRow">
       <w:rPr>
+        <w:rFonts w:eastAsia="黑体"/>
         <w:b/>
         <w:bCs/>
       </w:rPr>
@@ -14674,6 +15279,7 @@
     </w:tblStylePr>
     <w:tblStylePr w:type="lastRow">
       <w:rPr>
+        <w:rFonts w:eastAsia="黑体"/>
         <w:b/>
         <w:bCs/>
         <w:color w:themeColor="text1" w:val="000000"/>
@@ -14685,6 +15291,7 @@
     </w:tblStylePr>
     <w:tblStylePr w:type="firstCol">
       <w:rPr>
+        <w:rFonts w:eastAsia="黑体"/>
         <w:color w:themeColor="background1" w:val="FFFFFF"/>
       </w:rPr>
       <w:tblPr/>
@@ -14694,6 +15301,7 @@
     </w:tblStylePr>
     <w:tblStylePr w:type="lastCol">
       <w:rPr>
+        <w:rFonts w:eastAsia="黑体"/>
         <w:color w:themeColor="background1" w:val="FFFFFF"/>
       </w:rPr>
       <w:tblPr/>
@@ -14726,6 +15334,7 @@
     <w:name w:val="KeywordTok"/>
     <w:basedOn w:val="VerbatimChar"/>
     <w:rPr>
+      <w:rFonts w:eastAsia="黑体"/>
       <w:b/>
       <w:color w:val="007020"/>
     </w:rPr>
@@ -14734,6 +15343,7 @@
     <w:name w:val="DataTypeTok"/>
     <w:basedOn w:val="VerbatimChar"/>
     <w:rPr>
+      <w:rFonts w:eastAsia="黑体"/>
       <w:color w:val="902000"/>
     </w:rPr>
   </w:style>
@@ -14741,6 +15351,7 @@
     <w:name w:val="DecValTok"/>
     <w:basedOn w:val="VerbatimChar"/>
     <w:rPr>
+      <w:rFonts w:eastAsia="黑体"/>
       <w:color w:val="40a070"/>
     </w:rPr>
   </w:style>
@@ -14748,6 +15359,7 @@
     <w:name w:val="BaseNTok"/>
     <w:basedOn w:val="VerbatimChar"/>
     <w:rPr>
+      <w:rFonts w:eastAsia="黑体"/>
       <w:color w:val="40a070"/>
     </w:rPr>
   </w:style>
@@ -14755,6 +15367,7 @@
     <w:name w:val="FloatTok"/>
     <w:basedOn w:val="VerbatimChar"/>
     <w:rPr>
+      <w:rFonts w:eastAsia="黑体"/>
       <w:color w:val="40a070"/>
     </w:rPr>
   </w:style>
@@ -14762,6 +15375,7 @@
     <w:name w:val="ConstantTok"/>
     <w:basedOn w:val="VerbatimChar"/>
     <w:rPr>
+      <w:rFonts w:eastAsia="黑体"/>
       <w:color w:val="880000"/>
     </w:rPr>
   </w:style>
@@ -14769,6 +15383,7 @@
     <w:name w:val="CharTok"/>
     <w:basedOn w:val="VerbatimChar"/>
     <w:rPr>
+      <w:rFonts w:eastAsia="黑体"/>
       <w:color w:val="4070a0"/>
     </w:rPr>
   </w:style>
@@ -14776,6 +15391,7 @@
     <w:name w:val="SpecialCharTok"/>
     <w:basedOn w:val="VerbatimChar"/>
     <w:rPr>
+      <w:rFonts w:eastAsia="黑体"/>
       <w:color w:val="4070a0"/>
     </w:rPr>
   </w:style>
@@ -14783,6 +15399,7 @@
     <w:name w:val="StringTok"/>
     <w:basedOn w:val="VerbatimChar"/>
     <w:rPr>
+      <w:rFonts w:eastAsia="黑体"/>
       <w:color w:val="4070a0"/>
     </w:rPr>
   </w:style>
@@ -14790,6 +15407,7 @@
     <w:name w:val="VerbatimStringTok"/>
     <w:basedOn w:val="VerbatimChar"/>
     <w:rPr>
+      <w:rFonts w:eastAsia="黑体"/>
       <w:color w:val="4070a0"/>
     </w:rPr>
   </w:style>
@@ -14797,6 +15415,7 @@
     <w:name w:val="SpecialStringTok"/>
     <w:basedOn w:val="VerbatimChar"/>
     <w:rPr>
+      <w:rFonts w:eastAsia="黑体"/>
       <w:color w:val="bb6688"/>
     </w:rPr>
   </w:style>
@@ -14804,6 +15423,7 @@
     <w:name w:val="ImportTok"/>
     <w:basedOn w:val="VerbatimChar"/>
     <w:rPr>
+      <w:rFonts w:eastAsia="黑体"/>
       <w:b/>
       <w:color w:val="008000"/>
     </w:rPr>
@@ -14812,6 +15432,7 @@
     <w:name w:val="CommentTok"/>
     <w:basedOn w:val="VerbatimChar"/>
     <w:rPr>
+      <w:rFonts w:eastAsia="黑体"/>
       <w:i/>
       <w:color w:val="60a0b0"/>
     </w:rPr>
@@ -14820,6 +15441,7 @@
     <w:name w:val="DocumentationTok"/>
     <w:basedOn w:val="VerbatimChar"/>
     <w:rPr>
+      <w:rFonts w:eastAsia="黑体"/>
       <w:i/>
       <w:color w:val="ba2121"/>
     </w:rPr>
@@ -14828,6 +15450,7 @@
     <w:name w:val="AnnotationTok"/>
     <w:basedOn w:val="VerbatimChar"/>
     <w:rPr>
+      <w:rFonts w:eastAsia="黑体"/>
       <w:b/>
       <w:i/>
       <w:color w:val="60a0b0"/>
@@ -14837,6 +15460,7 @@
     <w:name w:val="CommentVarTok"/>
     <w:basedOn w:val="VerbatimChar"/>
     <w:rPr>
+      <w:rFonts w:eastAsia="黑体"/>
       <w:b/>
       <w:i/>
       <w:color w:val="60a0b0"/>
@@ -14846,6 +15470,7 @@
     <w:name w:val="OtherTok"/>
     <w:basedOn w:val="VerbatimChar"/>
     <w:rPr>
+      <w:rFonts w:eastAsia="黑体"/>
       <w:color w:val="007020"/>
     </w:rPr>
   </w:style>
@@ -14853,6 +15478,7 @@
     <w:name w:val="FunctionTok"/>
     <w:basedOn w:val="VerbatimChar"/>
     <w:rPr>
+      <w:rFonts w:eastAsia="黑体"/>
       <w:color w:val="06287e"/>
     </w:rPr>
   </w:style>
@@ -14860,6 +15486,7 @@
     <w:name w:val="VariableTok"/>
     <w:basedOn w:val="VerbatimChar"/>
     <w:rPr>
+      <w:rFonts w:eastAsia="黑体"/>
       <w:color w:val="19177c"/>
     </w:rPr>
   </w:style>
@@ -14867,6 +15494,7 @@
     <w:name w:val="ControlFlowTok"/>
     <w:basedOn w:val="VerbatimChar"/>
     <w:rPr>
+      <w:rFonts w:eastAsia="黑体"/>
       <w:b/>
       <w:color w:val="007020"/>
     </w:rPr>
@@ -14875,6 +15503,7 @@
     <w:name w:val="OperatorTok"/>
     <w:basedOn w:val="VerbatimChar"/>
     <w:rPr>
+      <w:rFonts w:eastAsia="黑体"/>
       <w:color w:val="666666"/>
     </w:rPr>
   </w:style>
@@ -14882,18 +15511,22 @@
     <w:name w:val="BuiltInTok"/>
     <w:basedOn w:val="VerbatimChar"/>
     <w:rPr>
+      <w:rFonts w:eastAsia="黑体"/>
       <w:color w:val="008000"/>
     </w:rPr>
   </w:style>
   <w:style w:type="character" w:customStyle="1" w:styleId="ExtensionTok">
     <w:name w:val="ExtensionTok"/>
     <w:basedOn w:val="VerbatimChar"/>
-    <w:rPr/>
+    <w:rPr>
+      <w:rFonts w:eastAsia="黑体"/>
+    </w:rPr>
   </w:style>
   <w:style w:type="character" w:customStyle="1" w:styleId="PreprocessorTok">
     <w:name w:val="PreprocessorTok"/>
     <w:basedOn w:val="VerbatimChar"/>
     <w:rPr>
+      <w:rFonts w:eastAsia="黑体"/>
       <w:color w:val="bc7a00"/>
     </w:rPr>
   </w:style>
@@ -14901,18 +15534,22 @@
     <w:name w:val="AttributeTok"/>
     <w:basedOn w:val="VerbatimChar"/>
     <w:rPr>
+      <w:rFonts w:eastAsia="黑体"/>
       <w:color w:val="7d9029"/>
     </w:rPr>
   </w:style>
   <w:style w:type="character" w:customStyle="1" w:styleId="RegionMarkerTok">
     <w:name w:val="RegionMarkerTok"/>
     <w:basedOn w:val="VerbatimChar"/>
-    <w:rPr/>
+    <w:rPr>
+      <w:rFonts w:eastAsia="黑体"/>
+    </w:rPr>
   </w:style>
   <w:style w:type="character" w:customStyle="1" w:styleId="InformationTok">
     <w:name w:val="InformationTok"/>
     <w:basedOn w:val="VerbatimChar"/>
     <w:rPr>
+      <w:rFonts w:eastAsia="黑体"/>
       <w:b/>
       <w:i/>
       <w:color w:val="60a0b0"/>
@@ -14922,6 +15559,7 @@
     <w:name w:val="WarningTok"/>
     <w:basedOn w:val="VerbatimChar"/>
     <w:rPr>
+      <w:rFonts w:eastAsia="黑体"/>
       <w:b/>
       <w:i/>
       <w:color w:val="60a0b0"/>
@@ -14931,6 +15569,7 @@
     <w:name w:val="AlertTok"/>
     <w:basedOn w:val="VerbatimChar"/>
     <w:rPr>
+      <w:rFonts w:eastAsia="黑体"/>
       <w:b/>
       <w:color w:val="ff0000"/>
     </w:rPr>
@@ -14939,6 +15578,7 @@
     <w:name w:val="ErrorTok"/>
     <w:basedOn w:val="VerbatimChar"/>
     <w:rPr>
+      <w:rFonts w:eastAsia="黑体"/>
       <w:b/>
       <w:color w:val="ff0000"/>
     </w:rPr>
@@ -14946,7 +15586,9 @@
   <w:style w:type="character" w:customStyle="1" w:styleId="NormalTok">
     <w:name w:val="NormalTok"/>
     <w:basedOn w:val="VerbatimChar"/>
-    <w:rPr/>
+    <w:rPr>
+      <w:rFonts w:eastAsia="黑体"/>
+    </w:rPr>
   </w:style>
 </w:styles>
 </file>
@@ -14995,12 +15637,12 @@
     <a:fontScheme name="Office">
       <a:majorFont>
         <a:latin typeface="Calibri"/>
-        <a:ea typeface=""/>
+        <a:ea typeface="黑体"/>
         <a:cs typeface=""/>
         <a:font script="Jpan" typeface="ＭＳ ゴシック"/>
         <a:font script="Hang" typeface="맑은 고딕"/>
-        <a:font script="Hans" typeface="宋体"/>
-        <a:font script="Hant" typeface="新細明體"/>
+        <a:font script="Hans" typeface="黑体"/>
+        <a:font script="Hant" typeface="黑体"/>
         <a:font script="Arab" typeface="Times New Roman"/>
         <a:font script="Hebr" typeface="Times New Roman"/>
         <a:font script="Thai" typeface="Angsana New"/>
@@ -15030,12 +15672,12 @@
       </a:majorFont>
       <a:minorFont>
         <a:latin typeface="Cambria"/>
-        <a:ea typeface=""/>
+        <a:ea typeface="黑体"/>
         <a:cs typeface=""/>
         <a:font script="Jpan" typeface="ＭＳ 明朝"/>
         <a:font script="Hang" typeface="맑은 고딕"/>
-        <a:font script="Hans" typeface="宋体"/>
-        <a:font script="Hant" typeface="新細明體"/>
+        <a:font script="Hans" typeface="黑体"/>
+        <a:font script="Hant" typeface="黑体"/>
         <a:font script="Arab" typeface="Arial"/>
         <a:font script="Hebr" typeface="Arial"/>
         <a:font script="Thai" typeface="Cordia New"/>

--- a/09-通信电路/05-其他通信电路/混频器电路/混频器电路.docx
+++ b/09-通信电路/05-其他通信电路/混频器电路/混频器电路.docx
@@ -2566,7 +2566,7 @@
           <w:color w:val="555555"/>
           <w:sz w:val="21"/>
         </w:rPr>
-        <w:t>材料收集者：杜文杰，WX手机：19519196569，QQ:3478827729</w:t>
+        <w:t>材料收集者：杜文杰，微信/手机：19519196569，QQ:3478827729</w:t>
       </w:r>
     </w:p>
     <w:sectPr>
